--- a/documentation/Week 11 Assignment — Deployment/CSE4204-8A-T05 Deployment.docx
+++ b/documentation/Week 11 Assignment — Deployment/CSE4204-8A-T05 Deployment.docx
@@ -5,7 +5,7 @@
     <w:p>
       <w:pPr>
         <w:pStyle w:val="Normal"/>
-        <w:spacing w:before="0" w:after="40"/>
+        <w:spacing w:lineRule="exact" w:line="276" w:before="600" w:after="40"/>
         <w:jc w:val="center"/>
         <w:rPr/>
       </w:pPr>
@@ -13,7 +13,7 @@
         <w:rPr>
           <w:b/>
           <w:bCs/>
-          <w:color w:val="101828"/>
+          <w:color w:val="7030A0"/>
           <w:sz w:val="30"/>
           <w:szCs w:val="30"/>
         </w:rPr>
@@ -23,13 +23,13 @@
     <w:p>
       <w:pPr>
         <w:pStyle w:val="Normal"/>
-        <w:spacing w:before="0" w:after="360"/>
+        <w:spacing w:lineRule="exact" w:line="276" w:before="0" w:after="1400"/>
         <w:jc w:val="center"/>
         <w:rPr/>
       </w:pPr>
       <w:r>
         <w:rPr>
-          <w:color w:val="475467"/>
+          <w:color w:val="00B050"/>
           <w:sz w:val="24"/>
           <w:szCs w:val="24"/>
         </w:rPr>
@@ -39,55 +39,7 @@
     <w:p>
       <w:pPr>
         <w:pStyle w:val="Normal"/>
-        <w:spacing w:before="0" w:after="160"/>
-        <w:jc w:val="center"/>
-        <w:rPr/>
-      </w:pPr>
-      <w:r>
-        <w:rPr/>
-        <w:drawing>
-          <wp:inline distT="0" distB="0" distL="0" distR="0">
-            <wp:extent cx="800100" cy="800100"/>
-            <wp:effectExtent l="0" t="0" r="0" b="0"/>
-            <wp:docPr id="1" name="logo" descr="logo&#10;RESUMIND logo"/>
-            <wp:cNvGraphicFramePr>
-              <a:graphicFrameLocks xmlns:a="http://schemas.openxmlformats.org/drawingml/2006/main" noChangeAspect="1"/>
-            </wp:cNvGraphicFramePr>
-            <a:graphic xmlns:a="http://schemas.openxmlformats.org/drawingml/2006/main">
-              <a:graphicData uri="http://schemas.openxmlformats.org/drawingml/2006/picture">
-                <pic:pic xmlns:pic="http://schemas.openxmlformats.org/drawingml/2006/picture">
-                  <pic:nvPicPr>
-                    <pic:cNvPr id="1" name="logo" descr="logo&#10;RESUMIND logo"/>
-                    <pic:cNvPicPr>
-                      <a:picLocks noChangeAspect="1" noChangeArrowheads="1"/>
-                    </pic:cNvPicPr>
-                  </pic:nvPicPr>
-                  <pic:blipFill>
-                    <a:blip r:embed="rId2"/>
-                    <a:stretch>
-                      <a:fillRect/>
-                    </a:stretch>
-                  </pic:blipFill>
-                  <pic:spPr bwMode="auto">
-                    <a:xfrm>
-                      <a:off x="0" y="0"/>
-                      <a:ext cx="800100" cy="800100"/>
-                    </a:xfrm>
-                    <a:prstGeom prst="rect">
-                      <a:avLst/>
-                    </a:prstGeom>
-                  </pic:spPr>
-                </pic:pic>
-              </a:graphicData>
-            </a:graphic>
-          </wp:inline>
-        </w:drawing>
-      </w:r>
-    </w:p>
-    <w:p>
-      <w:pPr>
-        <w:pStyle w:val="Normal"/>
-        <w:spacing w:before="0" w:after="40"/>
+        <w:spacing w:lineRule="exact" w:line="276" w:before="0" w:after="800"/>
         <w:jc w:val="center"/>
         <w:rPr/>
       </w:pPr>
@@ -95,12 +47,166 @@
         <w:rPr>
           <w:b/>
           <w:bCs/>
-          <w:color w:val="606BEB"/>
-          <w:spacing w:val="60"/>
-          <w:sz w:val="30"/>
-          <w:szCs w:val="30"/>
+          <w:color w:val="FF0000"/>
+          <w:sz w:val="36"/>
+          <w:szCs w:val="36"/>
         </w:rPr>
-        <w:t>RESUMIND</w:t>
+        <w:t>WEEK 11: DEPLOYMENT REPORT</w:t>
+      </w:r>
+    </w:p>
+    <w:p>
+      <w:pPr>
+        <w:pStyle w:val="Normal"/>
+        <w:spacing w:lineRule="exact" w:line="276" w:before="0" w:after="240"/>
+        <w:jc w:val="center"/>
+        <w:rPr/>
+      </w:pPr>
+      <w:r>
+        <w:rPr>
+          <w:b/>
+          <w:bCs/>
+        </w:rPr>
+        <w:t xml:space="preserve">Project Title: </w:t>
+      </w:r>
+      <w:r>
+        <w:rPr/>
+        <w:t>AI-Powered Resume Analyzer and Career Copilot (RESUMIND)</w:t>
+      </w:r>
+    </w:p>
+    <w:p>
+      <w:pPr>
+        <w:pStyle w:val="Normal"/>
+        <w:spacing w:lineRule="exact" w:line="276" w:before="0" w:after="240"/>
+        <w:jc w:val="center"/>
+        <w:rPr/>
+      </w:pPr>
+      <w:r>
+        <w:rPr>
+          <w:b/>
+          <w:bCs/>
+        </w:rPr>
+        <w:t xml:space="preserve">Course Title: </w:t>
+      </w:r>
+      <w:r>
+        <w:rPr/>
+        <w:t>Mobile Computing Lab</w:t>
+      </w:r>
+    </w:p>
+    <w:p>
+      <w:pPr>
+        <w:pStyle w:val="Normal"/>
+        <w:spacing w:lineRule="exact" w:line="276" w:before="0" w:after="2600"/>
+        <w:jc w:val="center"/>
+        <w:rPr/>
+      </w:pPr>
+      <w:r>
+        <w:rPr>
+          <w:b/>
+          <w:bCs/>
+        </w:rPr>
+        <w:t xml:space="preserve">Course Code: </w:t>
+      </w:r>
+      <w:r>
+        <w:rPr/>
+        <w:t>CSE4204</w:t>
+      </w:r>
+    </w:p>
+    <w:p>
+      <w:pPr>
+        <w:pStyle w:val="Normal"/>
+        <w:spacing w:lineRule="exact" w:line="276" w:before="0" w:after="20"/>
+        <w:jc w:val="center"/>
+        <w:rPr/>
+      </w:pPr>
+      <w:r>
+        <w:rPr>
+          <w:b/>
+          <w:bCs/>
+        </w:rPr>
+        <w:t>Submitted to:</w:t>
+      </w:r>
+    </w:p>
+    <w:p>
+      <w:pPr>
+        <w:pStyle w:val="Normal"/>
+        <w:spacing w:lineRule="exact" w:line="276" w:before="0" w:after="20"/>
+        <w:jc w:val="center"/>
+        <w:rPr/>
+      </w:pPr>
+      <w:r>
+        <w:rPr>
+          <w:b/>
+          <w:bCs/>
+          <w:color w:val="0070C0"/>
+        </w:rPr>
+        <w:t>Md. Riaz Mahmud</w:t>
+      </w:r>
+    </w:p>
+    <w:p>
+      <w:pPr>
+        <w:pStyle w:val="Normal"/>
+        <w:spacing w:lineRule="exact" w:line="276" w:before="0" w:after="20"/>
+        <w:jc w:val="center"/>
+        <w:rPr/>
+      </w:pPr>
+      <w:r>
+        <w:rPr/>
+        <w:t>Assistant Professor</w:t>
+      </w:r>
+    </w:p>
+    <w:p>
+      <w:pPr>
+        <w:pStyle w:val="Normal"/>
+        <w:spacing w:lineRule="exact" w:line="276" w:before="0" w:after="20"/>
+        <w:jc w:val="center"/>
+        <w:rPr/>
+      </w:pPr>
+      <w:r>
+        <w:rPr/>
+        <w:t>Department of Computer Science and Engineering</w:t>
+      </w:r>
+    </w:p>
+    <w:p>
+      <w:pPr>
+        <w:pStyle w:val="Normal"/>
+        <w:spacing w:lineRule="exact" w:line="276" w:before="0" w:after="240"/>
+        <w:jc w:val="center"/>
+        <w:rPr/>
+      </w:pPr>
+      <w:r>
+        <w:rPr/>
+        <w:t>Northern University of Business and Technology, Khulna</w:t>
+      </w:r>
+    </w:p>
+    <w:p>
+      <w:pPr>
+        <w:pStyle w:val="Normal"/>
+        <w:spacing w:lineRule="exact" w:line="276" w:before="0" w:after="0"/>
+        <w:jc w:val="center"/>
+        <w:rPr/>
+      </w:pPr>
+      <w:r>
+        <w:rPr>
+          <w:b/>
+          <w:bCs/>
+        </w:rPr>
+        <w:t xml:space="preserve">Submission Date: </w:t>
+      </w:r>
+      <w:r>
+        <w:rPr/>
+        <w:t>22 October 2026</w:t>
+      </w:r>
+    </w:p>
+    <w:p>
+      <w:pPr>
+        <w:pStyle w:val="Normal"/>
+        <w:rPr/>
+      </w:pPr>
+      <w:r>
+        <w:rPr/>
+      </w:r>
+      <w:r>
+        <w:br w:type="page"/>
       </w:r>
     </w:p>
     <w:p>
@@ -112,62 +218,12 @@
       </w:pPr>
       <w:r>
         <w:rPr>
-          <w:color w:val="475467"/>
-          <w:sz w:val="24"/>
-          <w:szCs w:val="24"/>
-        </w:rPr>
-        <w:t>AI-Powered Resume Analyzer and Career Copilot</w:t>
-      </w:r>
-    </w:p>
-    <w:p>
-      <w:pPr>
-        <w:pStyle w:val="Normal"/>
-        <w:spacing w:before="0" w:after="60"/>
-        <w:jc w:val="center"/>
-        <w:rPr/>
-      </w:pPr>
-      <w:r>
-        <w:rPr>
           <w:b/>
           <w:bCs/>
-          <w:color w:val="101828"/>
-          <w:sz w:val="52"/>
-          <w:szCs w:val="52"/>
+          <w:sz w:val="28"/>
+          <w:szCs w:val="28"/>
         </w:rPr>
-        <w:t>Deployment</w:t>
-      </w:r>
-    </w:p>
-    <w:p>
-      <w:pPr>
-        <w:pStyle w:val="Normal"/>
-        <w:spacing w:before="0" w:after="80"/>
-        <w:jc w:val="center"/>
-        <w:rPr/>
-      </w:pPr>
-      <w:r>
-        <w:rPr>
-          <w:i/>
-          <w:iCs/>
-          <w:color w:val="475467"/>
-          <w:sz w:val="24"/>
-          <w:szCs w:val="24"/>
-        </w:rPr>
-        <w:t>Live deployment links, hosting setup and secret management</w:t>
-      </w:r>
-    </w:p>
-    <w:p>
-      <w:pPr>
-        <w:pStyle w:val="Normal"/>
-        <w:pBdr>
-          <w:bottom w:val="single" w:sz="12" w:space="1" w:color="606BEB"/>
-        </w:pBdr>
-        <w:spacing w:before="0" w:after="360"/>
-        <w:ind w:left="3600" w:right="3600"/>
-        <w:jc w:val="center"/>
-        <w:rPr/>
-      </w:pPr>
-      <w:r>
-        <w:rPr/>
+        <w:t>TEAM INFORMATION SHEET</w:t>
       </w:r>
     </w:p>
     <w:tbl>
@@ -177,77 +233,75 @@
         <w:tblInd w:w="0" w:type="dxa"/>
         <w:tblLayout w:type="fixed"/>
         <w:tblCellMar>
-          <w:top w:w="70" w:type="dxa"/>
-          <w:left w:w="110" w:type="dxa"/>
-          <w:bottom w:w="70" w:type="dxa"/>
-          <w:right w:w="110" w:type="dxa"/>
+          <w:top w:w="60" w:type="dxa"/>
+          <w:left w:w="100" w:type="dxa"/>
+          <w:bottom w:w="60" w:type="dxa"/>
+          <w:right w:w="100" w:type="dxa"/>
         </w:tblCellMar>
       </w:tblPr>
       <w:tblGrid>
-        <w:gridCol w:w="2299"/>
-        <w:gridCol w:w="6726"/>
+        <w:gridCol w:w="2600"/>
+        <w:gridCol w:w="6425"/>
       </w:tblGrid>
       <w:tr>
         <w:trPr>
-          <w:cantSplit w:val="true"/>
+          <w:tblHeader w:val="true"/>
         </w:trPr>
         <w:tc>
           <w:tcPr>
-            <w:tcW w:w="2299" w:type="dxa"/>
-            <w:tcBorders>
-              <w:top w:val="single" w:sz="4" w:space="0" w:color="D0D5DD"/>
-              <w:left w:val="single" w:sz="4" w:space="0" w:color="D0D5DD"/>
-              <w:bottom w:val="single" w:sz="4" w:space="0" w:color="D0D5DD"/>
-              <w:right w:val="single" w:sz="4" w:space="0" w:color="D0D5DD"/>
-            </w:tcBorders>
-            <w:shd w:color="auto" w:fill="FFFFFF" w:val="clear"/>
-            <w:vAlign w:val="center"/>
-          </w:tcPr>
-          <w:p>
-            <w:pPr>
-              <w:pStyle w:val="Normal"/>
-              <w:spacing w:lineRule="exact" w:line="252" w:before="0" w:after="20"/>
+            <w:tcW w:w="2600" w:type="dxa"/>
+            <w:tcBorders>
+              <w:top w:val="single" w:sz="4" w:space="0" w:color="000000"/>
+              <w:left w:val="single" w:sz="4" w:space="0" w:color="000000"/>
+              <w:bottom w:val="single" w:sz="4" w:space="0" w:color="000000"/>
+              <w:right w:val="single" w:sz="4" w:space="0" w:color="000000"/>
+            </w:tcBorders>
+            <w:shd w:color="auto" w:fill="D9D9D9" w:val="clear"/>
+            <w:vAlign w:val="center"/>
+          </w:tcPr>
+          <w:p>
+            <w:pPr>
+              <w:pStyle w:val="Normal"/>
+              <w:spacing w:lineRule="exact" w:line="264" w:before="0" w:after="20"/>
               <w:rPr/>
             </w:pPr>
             <w:r>
               <w:rPr>
                 <w:b/>
                 <w:bCs/>
-                <w:color w:val="101828"/>
-                <w:sz w:val="19"/>
-                <w:szCs w:val="19"/>
-              </w:rPr>
-              <w:t>Course</w:t>
-            </w:r>
-          </w:p>
-        </w:tc>
-        <w:tc>
-          <w:tcPr>
-            <w:tcW w:w="6726" w:type="dxa"/>
-            <w:tcBorders>
-              <w:top w:val="single" w:sz="4" w:space="0" w:color="D0D5DD"/>
-              <w:left w:val="single" w:sz="4" w:space="0" w:color="D0D5DD"/>
-              <w:bottom w:val="single" w:sz="4" w:space="0" w:color="D0D5DD"/>
-              <w:right w:val="single" w:sz="4" w:space="0" w:color="D0D5DD"/>
-            </w:tcBorders>
-            <w:shd w:color="auto" w:fill="FFFFFF" w:val="clear"/>
-            <w:vAlign w:val="center"/>
-          </w:tcPr>
-          <w:p>
-            <w:pPr>
-              <w:pStyle w:val="Normal"/>
-              <w:spacing w:lineRule="exact" w:line="252" w:before="0" w:after="20"/>
-              <w:rPr/>
-            </w:pPr>
-            <w:r>
-              <w:rPr>
-                <w:b w:val="false"/>
-                <w:bCs w:val="false"/>
-                <w:color w:val="101828"/>
-                <w:sz w:val="19"/>
-                <w:szCs w:val="19"/>
-              </w:rPr>
-              <w:t>CSE4204 — Mobile Computing Lab</w:t>
+                <w:sz w:val="22"/>
+                <w:szCs w:val="22"/>
+              </w:rPr>
+              <w:t>Field</w:t>
+            </w:r>
+          </w:p>
+        </w:tc>
+        <w:tc>
+          <w:tcPr>
+            <w:tcW w:w="6425" w:type="dxa"/>
+            <w:tcBorders>
+              <w:top w:val="single" w:sz="4" w:space="0" w:color="000000"/>
+              <w:left w:val="single" w:sz="4" w:space="0" w:color="000000"/>
+              <w:bottom w:val="single" w:sz="4" w:space="0" w:color="000000"/>
+              <w:right w:val="single" w:sz="4" w:space="0" w:color="000000"/>
+            </w:tcBorders>
+            <w:shd w:color="auto" w:fill="D9D9D9" w:val="clear"/>
+            <w:vAlign w:val="center"/>
+          </w:tcPr>
+          <w:p>
+            <w:pPr>
+              <w:pStyle w:val="Normal"/>
+              <w:spacing w:lineRule="exact" w:line="264" w:before="0" w:after="20"/>
+              <w:rPr/>
+            </w:pPr>
+            <w:r>
+              <w:rPr>
+                <w:b/>
+                <w:bCs/>
+                <w:sz w:val="22"/>
+                <w:szCs w:val="22"/>
+              </w:rPr>
+              <w:t>Details</w:t>
             </w:r>
           </w:p>
         </w:tc>
@@ -258,61 +312,57 @@
         </w:trPr>
         <w:tc>
           <w:tcPr>
-            <w:tcW w:w="2299" w:type="dxa"/>
-            <w:tcBorders>
-              <w:top w:val="single" w:sz="4" w:space="0" w:color="D0D5DD"/>
-              <w:left w:val="single" w:sz="4" w:space="0" w:color="D0D5DD"/>
-              <w:bottom w:val="single" w:sz="4" w:space="0" w:color="D0D5DD"/>
-              <w:right w:val="single" w:sz="4" w:space="0" w:color="D0D5DD"/>
-            </w:tcBorders>
-            <w:shd w:color="auto" w:fill="F8F9FC" w:val="clear"/>
-            <w:vAlign w:val="center"/>
-          </w:tcPr>
-          <w:p>
-            <w:pPr>
-              <w:pStyle w:val="Normal"/>
-              <w:spacing w:lineRule="exact" w:line="252" w:before="0" w:after="20"/>
+            <w:tcW w:w="2600" w:type="dxa"/>
+            <w:tcBorders>
+              <w:top w:val="single" w:sz="4" w:space="0" w:color="000000"/>
+              <w:left w:val="single" w:sz="4" w:space="0" w:color="000000"/>
+              <w:bottom w:val="single" w:sz="4" w:space="0" w:color="000000"/>
+              <w:right w:val="single" w:sz="4" w:space="0" w:color="000000"/>
+            </w:tcBorders>
+            <w:vAlign w:val="center"/>
+          </w:tcPr>
+          <w:p>
+            <w:pPr>
+              <w:pStyle w:val="Normal"/>
+              <w:spacing w:lineRule="exact" w:line="264" w:before="0" w:after="20"/>
               <w:rPr/>
             </w:pPr>
             <w:r>
               <w:rPr>
                 <w:b/>
                 <w:bCs/>
-                <w:color w:val="101828"/>
-                <w:sz w:val="19"/>
-                <w:szCs w:val="19"/>
-              </w:rPr>
-              <w:t>Team</w:t>
-            </w:r>
-          </w:p>
-        </w:tc>
-        <w:tc>
-          <w:tcPr>
-            <w:tcW w:w="6726" w:type="dxa"/>
-            <w:tcBorders>
-              <w:top w:val="single" w:sz="4" w:space="0" w:color="D0D5DD"/>
-              <w:left w:val="single" w:sz="4" w:space="0" w:color="D0D5DD"/>
-              <w:bottom w:val="single" w:sz="4" w:space="0" w:color="D0D5DD"/>
-              <w:right w:val="single" w:sz="4" w:space="0" w:color="D0D5DD"/>
-            </w:tcBorders>
-            <w:shd w:color="auto" w:fill="F8F9FC" w:val="clear"/>
-            <w:vAlign w:val="center"/>
-          </w:tcPr>
-          <w:p>
-            <w:pPr>
-              <w:pStyle w:val="Normal"/>
-              <w:spacing w:lineRule="exact" w:line="252" w:before="0" w:after="20"/>
-              <w:rPr/>
-            </w:pPr>
-            <w:r>
-              <w:rPr>
-                <w:b w:val="false"/>
-                <w:bCs w:val="false"/>
-                <w:color w:val="101828"/>
-                <w:sz w:val="19"/>
-                <w:szCs w:val="19"/>
-              </w:rPr>
-              <w:t>CSE4204-8A-T05 (Section 8A)</w:t>
+                <w:sz w:val="22"/>
+                <w:szCs w:val="22"/>
+              </w:rPr>
+              <w:t>Official Team Name</w:t>
+            </w:r>
+          </w:p>
+        </w:tc>
+        <w:tc>
+          <w:tcPr>
+            <w:tcW w:w="6425" w:type="dxa"/>
+            <w:tcBorders>
+              <w:top w:val="single" w:sz="4" w:space="0" w:color="000000"/>
+              <w:left w:val="single" w:sz="4" w:space="0" w:color="000000"/>
+              <w:bottom w:val="single" w:sz="4" w:space="0" w:color="000000"/>
+              <w:right w:val="single" w:sz="4" w:space="0" w:color="000000"/>
+            </w:tcBorders>
+            <w:vAlign w:val="center"/>
+          </w:tcPr>
+          <w:p>
+            <w:pPr>
+              <w:pStyle w:val="Normal"/>
+              <w:spacing w:lineRule="exact" w:line="264" w:before="0" w:after="20"/>
+              <w:rPr/>
+            </w:pPr>
+            <w:r>
+              <w:rPr>
+                <w:b w:val="false"/>
+                <w:bCs w:val="false"/>
+                <w:sz w:val="22"/>
+                <w:szCs w:val="22"/>
+              </w:rPr>
+              <w:t>CSE4204-8A-T05</w:t>
             </w:r>
           </w:p>
         </w:tc>
@@ -323,61 +373,57 @@
         </w:trPr>
         <w:tc>
           <w:tcPr>
-            <w:tcW w:w="2299" w:type="dxa"/>
-            <w:tcBorders>
-              <w:top w:val="single" w:sz="4" w:space="0" w:color="D0D5DD"/>
-              <w:left w:val="single" w:sz="4" w:space="0" w:color="D0D5DD"/>
-              <w:bottom w:val="single" w:sz="4" w:space="0" w:color="D0D5DD"/>
-              <w:right w:val="single" w:sz="4" w:space="0" w:color="D0D5DD"/>
-            </w:tcBorders>
-            <w:shd w:color="auto" w:fill="FFFFFF" w:val="clear"/>
-            <w:vAlign w:val="center"/>
-          </w:tcPr>
-          <w:p>
-            <w:pPr>
-              <w:pStyle w:val="Normal"/>
-              <w:spacing w:lineRule="exact" w:line="252" w:before="0" w:after="20"/>
+            <w:tcW w:w="2600" w:type="dxa"/>
+            <w:tcBorders>
+              <w:top w:val="single" w:sz="4" w:space="0" w:color="000000"/>
+              <w:left w:val="single" w:sz="4" w:space="0" w:color="000000"/>
+              <w:bottom w:val="single" w:sz="4" w:space="0" w:color="000000"/>
+              <w:right w:val="single" w:sz="4" w:space="0" w:color="000000"/>
+            </w:tcBorders>
+            <w:vAlign w:val="center"/>
+          </w:tcPr>
+          <w:p>
+            <w:pPr>
+              <w:pStyle w:val="Normal"/>
+              <w:spacing w:lineRule="exact" w:line="264" w:before="0" w:after="20"/>
               <w:rPr/>
             </w:pPr>
             <w:r>
               <w:rPr>
                 <w:b/>
                 <w:bCs/>
-                <w:color w:val="101828"/>
-                <w:sz w:val="19"/>
-                <w:szCs w:val="19"/>
-              </w:rPr>
-              <w:t>Submission</w:t>
-            </w:r>
-          </w:p>
-        </w:tc>
-        <w:tc>
-          <w:tcPr>
-            <w:tcW w:w="6726" w:type="dxa"/>
-            <w:tcBorders>
-              <w:top w:val="single" w:sz="4" w:space="0" w:color="D0D5DD"/>
-              <w:left w:val="single" w:sz="4" w:space="0" w:color="D0D5DD"/>
-              <w:bottom w:val="single" w:sz="4" w:space="0" w:color="D0D5DD"/>
-              <w:right w:val="single" w:sz="4" w:space="0" w:color="D0D5DD"/>
-            </w:tcBorders>
-            <w:shd w:color="auto" w:fill="FFFFFF" w:val="clear"/>
-            <w:vAlign w:val="center"/>
-          </w:tcPr>
-          <w:p>
-            <w:pPr>
-              <w:pStyle w:val="Normal"/>
-              <w:spacing w:lineRule="exact" w:line="252" w:before="0" w:after="20"/>
-              <w:rPr/>
-            </w:pPr>
-            <w:r>
-              <w:rPr>
-                <w:b w:val="false"/>
-                <w:bCs w:val="false"/>
-                <w:color w:val="101828"/>
-                <w:sz w:val="19"/>
-                <w:szCs w:val="19"/>
-              </w:rPr>
-              <w:t>Week 11 · Deployment</w:t>
+                <w:sz w:val="22"/>
+                <w:szCs w:val="22"/>
+              </w:rPr>
+              <w:t>Section</w:t>
+            </w:r>
+          </w:p>
+        </w:tc>
+        <w:tc>
+          <w:tcPr>
+            <w:tcW w:w="6425" w:type="dxa"/>
+            <w:tcBorders>
+              <w:top w:val="single" w:sz="4" w:space="0" w:color="000000"/>
+              <w:left w:val="single" w:sz="4" w:space="0" w:color="000000"/>
+              <w:bottom w:val="single" w:sz="4" w:space="0" w:color="000000"/>
+              <w:right w:val="single" w:sz="4" w:space="0" w:color="000000"/>
+            </w:tcBorders>
+            <w:vAlign w:val="center"/>
+          </w:tcPr>
+          <w:p>
+            <w:pPr>
+              <w:pStyle w:val="Normal"/>
+              <w:spacing w:lineRule="exact" w:line="264" w:before="0" w:after="20"/>
+              <w:rPr/>
+            </w:pPr>
+            <w:r>
+              <w:rPr>
+                <w:b w:val="false"/>
+                <w:bCs w:val="false"/>
+                <w:sz w:val="22"/>
+                <w:szCs w:val="22"/>
+              </w:rPr>
+              <w:t>8A</w:t>
             </w:r>
           </w:p>
         </w:tc>
@@ -388,112 +434,57 @@
         </w:trPr>
         <w:tc>
           <w:tcPr>
-            <w:tcW w:w="2299" w:type="dxa"/>
-            <w:tcBorders>
-              <w:top w:val="single" w:sz="4" w:space="0" w:color="D0D5DD"/>
-              <w:left w:val="single" w:sz="4" w:space="0" w:color="D0D5DD"/>
-              <w:bottom w:val="single" w:sz="4" w:space="0" w:color="D0D5DD"/>
-              <w:right w:val="single" w:sz="4" w:space="0" w:color="D0D5DD"/>
-            </w:tcBorders>
-            <w:shd w:color="auto" w:fill="F8F9FC" w:val="clear"/>
-            <w:vAlign w:val="center"/>
-          </w:tcPr>
-          <w:p>
-            <w:pPr>
-              <w:pStyle w:val="Normal"/>
-              <w:spacing w:lineRule="exact" w:line="252" w:before="0" w:after="20"/>
+            <w:tcW w:w="2600" w:type="dxa"/>
+            <w:tcBorders>
+              <w:top w:val="single" w:sz="4" w:space="0" w:color="000000"/>
+              <w:left w:val="single" w:sz="4" w:space="0" w:color="000000"/>
+              <w:bottom w:val="single" w:sz="4" w:space="0" w:color="000000"/>
+              <w:right w:val="single" w:sz="4" w:space="0" w:color="000000"/>
+            </w:tcBorders>
+            <w:vAlign w:val="center"/>
+          </w:tcPr>
+          <w:p>
+            <w:pPr>
+              <w:pStyle w:val="Normal"/>
+              <w:spacing w:lineRule="exact" w:line="264" w:before="0" w:after="20"/>
               <w:rPr/>
             </w:pPr>
             <w:r>
               <w:rPr>
                 <w:b/>
                 <w:bCs/>
-                <w:color w:val="101828"/>
-                <w:sz w:val="19"/>
-                <w:szCs w:val="19"/>
-              </w:rPr>
-              <w:t>Members</w:t>
-            </w:r>
-          </w:p>
-        </w:tc>
-        <w:tc>
-          <w:tcPr>
-            <w:tcW w:w="6726" w:type="dxa"/>
-            <w:tcBorders>
-              <w:top w:val="single" w:sz="4" w:space="0" w:color="D0D5DD"/>
-              <w:left w:val="single" w:sz="4" w:space="0" w:color="D0D5DD"/>
-              <w:bottom w:val="single" w:sz="4" w:space="0" w:color="D0D5DD"/>
-              <w:right w:val="single" w:sz="4" w:space="0" w:color="D0D5DD"/>
-            </w:tcBorders>
-            <w:shd w:color="auto" w:fill="F8F9FC" w:val="clear"/>
-            <w:vAlign w:val="center"/>
-          </w:tcPr>
-          <w:p>
-            <w:pPr>
-              <w:pStyle w:val="Normal"/>
-              <w:spacing w:lineRule="exact" w:line="252" w:before="0" w:after="20"/>
-              <w:rPr/>
-            </w:pPr>
-            <w:r>
-              <w:rPr>
-                <w:b w:val="false"/>
-                <w:bCs w:val="false"/>
-                <w:color w:val="101828"/>
-                <w:sz w:val="19"/>
-                <w:szCs w:val="19"/>
-              </w:rPr>
-              <w:t>Mahammad Hasan (11220320828)</w:t>
-            </w:r>
-          </w:p>
-          <w:p>
-            <w:pPr>
-              <w:pStyle w:val="Normal"/>
-              <w:spacing w:lineRule="exact" w:line="252" w:before="0" w:after="20"/>
-              <w:rPr/>
-            </w:pPr>
-            <w:r>
-              <w:rPr>
-                <w:b w:val="false"/>
-                <w:bCs w:val="false"/>
-                <w:color w:val="101828"/>
-                <w:sz w:val="19"/>
-                <w:szCs w:val="19"/>
-              </w:rPr>
-              <w:t>Shanawaz Sakib (11220320916)</w:t>
-            </w:r>
-          </w:p>
-          <w:p>
-            <w:pPr>
-              <w:pStyle w:val="Normal"/>
-              <w:spacing w:lineRule="exact" w:line="252" w:before="0" w:after="20"/>
-              <w:rPr/>
-            </w:pPr>
-            <w:r>
-              <w:rPr>
-                <w:b w:val="false"/>
-                <w:bCs w:val="false"/>
-                <w:color w:val="101828"/>
-                <w:sz w:val="19"/>
-                <w:szCs w:val="19"/>
-              </w:rPr>
-              <w:t>Ashikur Rahman Himel (11220320833)</w:t>
-            </w:r>
-          </w:p>
-          <w:p>
-            <w:pPr>
-              <w:pStyle w:val="Normal"/>
-              <w:spacing w:lineRule="exact" w:line="252" w:before="0" w:after="20"/>
-              <w:rPr/>
-            </w:pPr>
-            <w:r>
-              <w:rPr>
-                <w:b w:val="false"/>
-                <w:bCs w:val="false"/>
-                <w:color w:val="101828"/>
-                <w:sz w:val="19"/>
-                <w:szCs w:val="19"/>
-              </w:rPr>
-              <w:t>Rasel Ratul (11220320827)</w:t>
+                <w:sz w:val="22"/>
+                <w:szCs w:val="22"/>
+              </w:rPr>
+              <w:t>Project Title</w:t>
+            </w:r>
+          </w:p>
+        </w:tc>
+        <w:tc>
+          <w:tcPr>
+            <w:tcW w:w="6425" w:type="dxa"/>
+            <w:tcBorders>
+              <w:top w:val="single" w:sz="4" w:space="0" w:color="000000"/>
+              <w:left w:val="single" w:sz="4" w:space="0" w:color="000000"/>
+              <w:bottom w:val="single" w:sz="4" w:space="0" w:color="000000"/>
+              <w:right w:val="single" w:sz="4" w:space="0" w:color="000000"/>
+            </w:tcBorders>
+            <w:vAlign w:val="center"/>
+          </w:tcPr>
+          <w:p>
+            <w:pPr>
+              <w:pStyle w:val="Normal"/>
+              <w:spacing w:lineRule="exact" w:line="264" w:before="0" w:after="20"/>
+              <w:rPr/>
+            </w:pPr>
+            <w:r>
+              <w:rPr>
+                <w:b w:val="false"/>
+                <w:bCs w:val="false"/>
+                <w:sz w:val="22"/>
+                <w:szCs w:val="22"/>
+              </w:rPr>
+              <w:t>AI-Powered Resume Analyzer and Career Copilot (RESUMIND)</w:t>
             </w:r>
           </w:p>
         </w:tc>
@@ -504,61 +495,105 @@
         </w:trPr>
         <w:tc>
           <w:tcPr>
-            <w:tcW w:w="2299" w:type="dxa"/>
-            <w:tcBorders>
-              <w:top w:val="single" w:sz="4" w:space="0" w:color="D0D5DD"/>
-              <w:left w:val="single" w:sz="4" w:space="0" w:color="D0D5DD"/>
-              <w:bottom w:val="single" w:sz="4" w:space="0" w:color="D0D5DD"/>
-              <w:right w:val="single" w:sz="4" w:space="0" w:color="D0D5DD"/>
-            </w:tcBorders>
-            <w:shd w:color="auto" w:fill="FFFFFF" w:val="clear"/>
-            <w:vAlign w:val="center"/>
-          </w:tcPr>
-          <w:p>
-            <w:pPr>
-              <w:pStyle w:val="Normal"/>
-              <w:spacing w:lineRule="exact" w:line="252" w:before="0" w:after="20"/>
+            <w:tcW w:w="2600" w:type="dxa"/>
+            <w:tcBorders>
+              <w:top w:val="single" w:sz="4" w:space="0" w:color="000000"/>
+              <w:left w:val="single" w:sz="4" w:space="0" w:color="000000"/>
+              <w:bottom w:val="single" w:sz="4" w:space="0" w:color="000000"/>
+              <w:right w:val="single" w:sz="4" w:space="0" w:color="000000"/>
+            </w:tcBorders>
+            <w:vAlign w:val="center"/>
+          </w:tcPr>
+          <w:p>
+            <w:pPr>
+              <w:pStyle w:val="Normal"/>
+              <w:spacing w:lineRule="exact" w:line="264" w:before="0" w:after="20"/>
               <w:rPr/>
             </w:pPr>
             <w:r>
               <w:rPr>
                 <w:b/>
                 <w:bCs/>
-                <w:color w:val="101828"/>
-                <w:sz w:val="19"/>
-                <w:szCs w:val="19"/>
-              </w:rPr>
-              <w:t>Live app</w:t>
-            </w:r>
-          </w:p>
-        </w:tc>
-        <w:tc>
-          <w:tcPr>
-            <w:tcW w:w="6726" w:type="dxa"/>
-            <w:tcBorders>
-              <w:top w:val="single" w:sz="4" w:space="0" w:color="D0D5DD"/>
-              <w:left w:val="single" w:sz="4" w:space="0" w:color="D0D5DD"/>
-              <w:bottom w:val="single" w:sz="4" w:space="0" w:color="D0D5DD"/>
-              <w:right w:val="single" w:sz="4" w:space="0" w:color="D0D5DD"/>
-            </w:tcBorders>
-            <w:shd w:color="auto" w:fill="FFFFFF" w:val="clear"/>
-            <w:vAlign w:val="center"/>
-          </w:tcPr>
-          <w:p>
-            <w:pPr>
-              <w:pStyle w:val="Normal"/>
-              <w:spacing w:lineRule="exact" w:line="252" w:before="0" w:after="20"/>
-              <w:rPr/>
-            </w:pPr>
-            <w:r>
-              <w:rPr>
-                <w:b w:val="false"/>
-                <w:bCs w:val="false"/>
-                <w:color w:val="101828"/>
-                <w:sz w:val="19"/>
-                <w:szCs w:val="19"/>
-              </w:rPr>
-              <w:t>https://ai-resume-analyzer-psi-lime.vercel.app</w:t>
+                <w:sz w:val="22"/>
+                <w:szCs w:val="22"/>
+              </w:rPr>
+              <w:t>Team Member List with IDs</w:t>
+            </w:r>
+          </w:p>
+        </w:tc>
+        <w:tc>
+          <w:tcPr>
+            <w:tcW w:w="6425" w:type="dxa"/>
+            <w:tcBorders>
+              <w:top w:val="single" w:sz="4" w:space="0" w:color="000000"/>
+              <w:left w:val="single" w:sz="4" w:space="0" w:color="000000"/>
+              <w:bottom w:val="single" w:sz="4" w:space="0" w:color="000000"/>
+              <w:right w:val="single" w:sz="4" w:space="0" w:color="000000"/>
+            </w:tcBorders>
+            <w:vAlign w:val="center"/>
+          </w:tcPr>
+          <w:p>
+            <w:pPr>
+              <w:pStyle w:val="Normal"/>
+              <w:spacing w:lineRule="exact" w:line="264" w:before="0" w:after="20"/>
+              <w:rPr/>
+            </w:pPr>
+            <w:r>
+              <w:rPr>
+                <w:b w:val="false"/>
+                <w:bCs w:val="false"/>
+                <w:sz w:val="22"/>
+                <w:szCs w:val="22"/>
+              </w:rPr>
+              <w:t>1. Mahammad Hasan (ID: 11220320828) - Team Leader / Frontend Developer + UI/UX Designer</w:t>
+            </w:r>
+          </w:p>
+          <w:p>
+            <w:pPr>
+              <w:pStyle w:val="Normal"/>
+              <w:spacing w:lineRule="exact" w:line="264" w:before="0" w:after="20"/>
+              <w:rPr/>
+            </w:pPr>
+            <w:r>
+              <w:rPr>
+                <w:b w:val="false"/>
+                <w:bCs w:val="false"/>
+                <w:sz w:val="22"/>
+                <w:szCs w:val="22"/>
+              </w:rPr>
+              <w:t>2. Shanawaz Sakib (ID: 11220320916) - Core System Integration Engineer</w:t>
+            </w:r>
+          </w:p>
+          <w:p>
+            <w:pPr>
+              <w:pStyle w:val="Normal"/>
+              <w:spacing w:lineRule="exact" w:line="264" w:before="0" w:after="20"/>
+              <w:rPr/>
+            </w:pPr>
+            <w:r>
+              <w:rPr>
+                <w:b w:val="false"/>
+                <w:bCs w:val="false"/>
+                <w:sz w:val="22"/>
+                <w:szCs w:val="22"/>
+              </w:rPr>
+              <w:t>3. Ashikur Rahman Himel (ID: 11220320833) - Database Storage &amp; Quality Controller</w:t>
+            </w:r>
+          </w:p>
+          <w:p>
+            <w:pPr>
+              <w:pStyle w:val="Normal"/>
+              <w:spacing w:lineRule="exact" w:line="264" w:before="0" w:after="20"/>
+              <w:rPr/>
+            </w:pPr>
+            <w:r>
+              <w:rPr>
+                <w:b w:val="false"/>
+                <w:bCs w:val="false"/>
+                <w:sz w:val="22"/>
+                <w:szCs w:val="22"/>
+              </w:rPr>
+              <w:t>4. Rasel Ratul (ID: 11220320827) - Backend Developer</w:t>
             </w:r>
           </w:p>
         </w:tc>
@@ -569,62 +604,195 @@
         </w:trPr>
         <w:tc>
           <w:tcPr>
-            <w:tcW w:w="2299" w:type="dxa"/>
-            <w:tcBorders>
-              <w:top w:val="single" w:sz="4" w:space="0" w:color="D0D5DD"/>
-              <w:left w:val="single" w:sz="4" w:space="0" w:color="D0D5DD"/>
-              <w:bottom w:val="single" w:sz="4" w:space="0" w:color="D0D5DD"/>
-              <w:right w:val="single" w:sz="4" w:space="0" w:color="D0D5DD"/>
-            </w:tcBorders>
-            <w:shd w:color="auto" w:fill="F8F9FC" w:val="clear"/>
-            <w:vAlign w:val="center"/>
-          </w:tcPr>
-          <w:p>
-            <w:pPr>
-              <w:pStyle w:val="Normal"/>
-              <w:spacing w:lineRule="exact" w:line="252" w:before="0" w:after="20"/>
+            <w:tcW w:w="2600" w:type="dxa"/>
+            <w:tcBorders>
+              <w:top w:val="single" w:sz="4" w:space="0" w:color="000000"/>
+              <w:left w:val="single" w:sz="4" w:space="0" w:color="000000"/>
+              <w:bottom w:val="single" w:sz="4" w:space="0" w:color="000000"/>
+              <w:right w:val="single" w:sz="4" w:space="0" w:color="000000"/>
+            </w:tcBorders>
+            <w:vAlign w:val="center"/>
+          </w:tcPr>
+          <w:p>
+            <w:pPr>
+              <w:pStyle w:val="Normal"/>
+              <w:spacing w:lineRule="exact" w:line="264" w:before="0" w:after="20"/>
               <w:rPr/>
             </w:pPr>
             <w:r>
               <w:rPr>
                 <w:b/>
                 <w:bCs/>
-                <w:color w:val="101828"/>
-                <w:sz w:val="19"/>
-                <w:szCs w:val="19"/>
-              </w:rPr>
-              <w:t>Repository</w:t>
-            </w:r>
-          </w:p>
-        </w:tc>
-        <w:tc>
-          <w:tcPr>
-            <w:tcW w:w="6726" w:type="dxa"/>
-            <w:tcBorders>
-              <w:top w:val="single" w:sz="4" w:space="0" w:color="D0D5DD"/>
-              <w:left w:val="single" w:sz="4" w:space="0" w:color="D0D5DD"/>
-              <w:bottom w:val="single" w:sz="4" w:space="0" w:color="D0D5DD"/>
-              <w:right w:val="single" w:sz="4" w:space="0" w:color="D0D5DD"/>
-            </w:tcBorders>
-            <w:shd w:color="auto" w:fill="F8F9FC" w:val="clear"/>
-            <w:vAlign w:val="center"/>
-          </w:tcPr>
-          <w:p>
-            <w:pPr>
-              <w:pStyle w:val="Normal"/>
-              <w:spacing w:lineRule="exact" w:line="252" w:before="0" w:after="20"/>
-              <w:rPr/>
-            </w:pPr>
-            <w:r>
-              <w:rPr>
-                <w:b w:val="false"/>
-                <w:bCs w:val="false"/>
-                <w:color w:val="101828"/>
-                <w:sz w:val="19"/>
-                <w:szCs w:val="19"/>
-              </w:rPr>
-              <w:t>https://github.com/mahamud894/AI_Resume_Analyzer</w:t>
-            </w:r>
+                <w:sz w:val="22"/>
+                <w:szCs w:val="22"/>
+              </w:rPr>
+              <w:t>Live Application Link</w:t>
+            </w:r>
+          </w:p>
+        </w:tc>
+        <w:tc>
+          <w:tcPr>
+            <w:tcW w:w="6425" w:type="dxa"/>
+            <w:tcBorders>
+              <w:top w:val="single" w:sz="4" w:space="0" w:color="000000"/>
+              <w:left w:val="single" w:sz="4" w:space="0" w:color="000000"/>
+              <w:bottom w:val="single" w:sz="4" w:space="0" w:color="000000"/>
+              <w:right w:val="single" w:sz="4" w:space="0" w:color="000000"/>
+            </w:tcBorders>
+            <w:vAlign w:val="center"/>
+          </w:tcPr>
+          <w:p>
+            <w:pPr>
+              <w:pStyle w:val="Normal"/>
+              <w:spacing w:lineRule="exact" w:line="264" w:before="0" w:after="20"/>
+              <w:rPr/>
+            </w:pPr>
+            <w:hyperlink r:id="rId2">
+              <w:r>
+                <w:rPr>
+                  <w:rStyle w:val="ListLabel13"/>
+                  <w:b w:val="false"/>
+                  <w:bCs w:val="false"/>
+                  <w:color w:val="0563C1"/>
+                  <w:sz w:val="22"/>
+                  <w:szCs w:val="22"/>
+                  <w:u w:val="single"/>
+                </w:rPr>
+                <w:t>https://ai-resume-analyzer-psi-lime.vercel.app</w:t>
+              </w:r>
+            </w:hyperlink>
+          </w:p>
+        </w:tc>
+      </w:tr>
+      <w:tr>
+        <w:trPr>
+          <w:cantSplit w:val="true"/>
+        </w:trPr>
+        <w:tc>
+          <w:tcPr>
+            <w:tcW w:w="2600" w:type="dxa"/>
+            <w:tcBorders>
+              <w:top w:val="single" w:sz="4" w:space="0" w:color="000000"/>
+              <w:left w:val="single" w:sz="4" w:space="0" w:color="000000"/>
+              <w:bottom w:val="single" w:sz="4" w:space="0" w:color="000000"/>
+              <w:right w:val="single" w:sz="4" w:space="0" w:color="000000"/>
+            </w:tcBorders>
+            <w:vAlign w:val="center"/>
+          </w:tcPr>
+          <w:p>
+            <w:pPr>
+              <w:pStyle w:val="Normal"/>
+              <w:spacing w:lineRule="exact" w:line="264" w:before="0" w:after="20"/>
+              <w:rPr/>
+            </w:pPr>
+            <w:r>
+              <w:rPr>
+                <w:b/>
+                <w:bCs/>
+                <w:sz w:val="22"/>
+                <w:szCs w:val="22"/>
+              </w:rPr>
+              <w:t>GitHub Repository Link</w:t>
+            </w:r>
+          </w:p>
+        </w:tc>
+        <w:tc>
+          <w:tcPr>
+            <w:tcW w:w="6425" w:type="dxa"/>
+            <w:tcBorders>
+              <w:top w:val="single" w:sz="4" w:space="0" w:color="000000"/>
+              <w:left w:val="single" w:sz="4" w:space="0" w:color="000000"/>
+              <w:bottom w:val="single" w:sz="4" w:space="0" w:color="000000"/>
+              <w:right w:val="single" w:sz="4" w:space="0" w:color="000000"/>
+            </w:tcBorders>
+            <w:vAlign w:val="center"/>
+          </w:tcPr>
+          <w:p>
+            <w:pPr>
+              <w:pStyle w:val="Normal"/>
+              <w:spacing w:lineRule="exact" w:line="264" w:before="0" w:after="20"/>
+              <w:rPr/>
+            </w:pPr>
+            <w:hyperlink r:id="rId3">
+              <w:r>
+                <w:rPr>
+                  <w:rStyle w:val="ListLabel13"/>
+                  <w:b w:val="false"/>
+                  <w:bCs w:val="false"/>
+                  <w:color w:val="0563C1"/>
+                  <w:sz w:val="22"/>
+                  <w:szCs w:val="22"/>
+                  <w:u w:val="single"/>
+                </w:rPr>
+                <w:t>https://github.com/mahamud894/AI_Resume_Analyzer</w:t>
+              </w:r>
+            </w:hyperlink>
+          </w:p>
+        </w:tc>
+      </w:tr>
+      <w:tr>
+        <w:trPr>
+          <w:cantSplit w:val="true"/>
+        </w:trPr>
+        <w:tc>
+          <w:tcPr>
+            <w:tcW w:w="2600" w:type="dxa"/>
+            <w:tcBorders>
+              <w:top w:val="single" w:sz="4" w:space="0" w:color="000000"/>
+              <w:left w:val="single" w:sz="4" w:space="0" w:color="000000"/>
+              <w:bottom w:val="single" w:sz="4" w:space="0" w:color="000000"/>
+              <w:right w:val="single" w:sz="4" w:space="0" w:color="000000"/>
+            </w:tcBorders>
+            <w:vAlign w:val="center"/>
+          </w:tcPr>
+          <w:p>
+            <w:pPr>
+              <w:pStyle w:val="Normal"/>
+              <w:spacing w:lineRule="exact" w:line="264" w:before="0" w:after="20"/>
+              <w:rPr/>
+            </w:pPr>
+            <w:r>
+              <w:rPr>
+                <w:b/>
+                <w:bCs/>
+                <w:sz w:val="22"/>
+                <w:szCs w:val="22"/>
+              </w:rPr>
+              <w:t>Figma Link</w:t>
+            </w:r>
+          </w:p>
+        </w:tc>
+        <w:tc>
+          <w:tcPr>
+            <w:tcW w:w="6425" w:type="dxa"/>
+            <w:tcBorders>
+              <w:top w:val="single" w:sz="4" w:space="0" w:color="000000"/>
+              <w:left w:val="single" w:sz="4" w:space="0" w:color="000000"/>
+              <w:bottom w:val="single" w:sz="4" w:space="0" w:color="000000"/>
+              <w:right w:val="single" w:sz="4" w:space="0" w:color="000000"/>
+            </w:tcBorders>
+            <w:vAlign w:val="center"/>
+          </w:tcPr>
+          <w:p>
+            <w:pPr>
+              <w:pStyle w:val="Normal"/>
+              <w:spacing w:lineRule="exact" w:line="264" w:before="0" w:after="20"/>
+              <w:rPr/>
+            </w:pPr>
+            <w:hyperlink r:id="rId4">
+              <w:r>
+                <w:rPr>
+                  <w:rStyle w:val="ListLabel13"/>
+                  <w:b w:val="false"/>
+                  <w:bCs w:val="false"/>
+                  <w:color w:val="0563C1"/>
+                  <w:sz w:val="22"/>
+                  <w:szCs w:val="22"/>
+                  <w:u w:val="single"/>
+                </w:rPr>
+                <w:t>https://www.figma.com/design/Ls0B3DIjxRKrP2RIzYQxPG/AI-Resume-Analyzer?node-id=2-2&amp;t=lFEVQCoUHt0JSumI-1</w:t>
+              </w:r>
+            </w:hyperlink>
           </w:p>
         </w:tc>
       </w:tr>
@@ -642,82 +810,20 @@
     <w:p>
       <w:pPr>
         <w:pStyle w:val="Normal"/>
-        <w:spacing w:before="240" w:after="40"/>
-        <w:jc w:val="center"/>
-        <w:rPr/>
-      </w:pPr>
-      <w:r>
-        <w:rPr>
-          <w:color w:val="475467"/>
-          <w:sz w:val="20"/>
-          <w:szCs w:val="20"/>
-        </w:rPr>
-        <w:t>Submitted to</w:t>
-      </w:r>
-    </w:p>
-    <w:p>
-      <w:pPr>
-        <w:pStyle w:val="Normal"/>
-        <w:spacing w:before="0" w:after="20"/>
-        <w:jc w:val="center"/>
-        <w:rPr/>
-      </w:pPr>
-      <w:r>
-        <w:rPr>
-          <w:b/>
-          <w:bCs/>
-          <w:sz w:val="24"/>
-          <w:szCs w:val="24"/>
-        </w:rPr>
-        <w:t>Md. Riaz Mahmud</w:t>
-      </w:r>
-    </w:p>
-    <w:p>
-      <w:pPr>
-        <w:pStyle w:val="Normal"/>
-        <w:spacing w:before="0" w:after="120"/>
-        <w:jc w:val="center"/>
-        <w:rPr/>
-      </w:pPr>
-      <w:r>
-        <w:rPr>
-          <w:color w:val="475467"/>
-          <w:sz w:val="20"/>
-          <w:szCs w:val="20"/>
-        </w:rPr>
-        <w:t>Assistant Professor, Department of CSE, NUBTK</w:t>
-      </w:r>
-    </w:p>
-    <w:p>
-      <w:pPr>
-        <w:sectPr>
-          <w:type w:val="nextPage"/>
-          <w:pgSz w:w="11906" w:h="16838"/>
-          <w:pgMar w:left="1440" w:right="1440" w:gutter="0" w:header="0" w:top="1300" w:footer="0" w:bottom="1300"/>
-          <w:pgNumType w:fmt="decimal"/>
-          <w:formProt w:val="false"/>
-          <w:textDirection w:val="lrTb"/>
-          <w:docGrid w:type="default" w:linePitch="360" w:charSpace="6143"/>
-        </w:sectPr>
-        <w:pStyle w:val="Normal"/>
-        <w:spacing w:before="0" w:after="0"/>
-        <w:jc w:val="center"/>
-        <w:rPr/>
-      </w:pPr>
-      <w:r>
-        <w:rPr>
-          <w:color w:val="475467"/>
-          <w:sz w:val="20"/>
-          <w:szCs w:val="20"/>
-        </w:rPr>
-        <w:t>Submission date: 22 October 2026</w:t>
+        <w:rPr/>
+      </w:pPr>
+      <w:r>
+        <w:rPr/>
+      </w:r>
+      <w:r>
+        <w:br w:type="page"/>
       </w:r>
     </w:p>
     <w:p>
       <w:pPr>
         <w:pStyle w:val="Heading1"/>
         <w:keepNext w:val="true"/>
-        <w:spacing w:before="360" w:after="200"/>
+        <w:spacing w:before="0" w:after="120"/>
         <w:rPr/>
       </w:pPr>
       <w:r>
@@ -728,7 +834,8 @@
     <w:p>
       <w:pPr>
         <w:pStyle w:val="Normal"/>
-        <w:spacing w:lineRule="exact" w:line="288" w:before="0" w:after="120"/>
+        <w:spacing w:lineRule="auto" w:line="360" w:before="0" w:after="120"/>
+        <w:jc w:val="both"/>
         <w:rPr/>
       </w:pPr>
       <w:r>
@@ -761,11 +868,11 @@
             <w:tcBorders>
               <w:right w:val="single" w:sz="24" w:space="0" w:color="FFFFFF"/>
             </w:tcBorders>
-            <w:shd w:color="auto" w:fill="F5F6FF" w:val="clear"/>
-          </w:tcPr>
-          <w:p>
-            <w:pPr>
-              <w:pStyle w:val="Normal"/>
+          </w:tcPr>
+          <w:p>
+            <w:pPr>
+              <w:pStyle w:val="Normal"/>
+              <w:spacing w:lineRule="auto" w:line="240"/>
               <w:jc w:val="center"/>
               <w:rPr/>
             </w:pPr>
@@ -775,7 +882,7 @@
                 <wp:inline distT="0" distB="0" distL="0" distR="0">
                   <wp:extent cx="1619250" cy="1619250"/>
                   <wp:effectExtent l="0" t="0" r="0" b="0"/>
-                  <wp:docPr id="2" name="qr-app.png" descr="Live application&#10;https://ai-resume-analyzer-psi-lime.vercel.app"/>
+                  <wp:docPr id="1" name="qr-app.png" descr="Live application&#10;https://ai-resume-analyzer-psi-lime.vercel.app"/>
                   <wp:cNvGraphicFramePr>
                     <a:graphicFrameLocks xmlns:a="http://schemas.openxmlformats.org/drawingml/2006/main" noChangeAspect="1"/>
                   </wp:cNvGraphicFramePr>
@@ -783,13 +890,13 @@
                     <a:graphicData uri="http://schemas.openxmlformats.org/drawingml/2006/picture">
                       <pic:pic xmlns:pic="http://schemas.openxmlformats.org/drawingml/2006/picture">
                         <pic:nvPicPr>
-                          <pic:cNvPr id="2" name="qr-app.png" descr="Live application&#10;https://ai-resume-analyzer-psi-lime.vercel.app"/>
+                          <pic:cNvPr id="1" name="qr-app.png" descr="Live application&#10;https://ai-resume-analyzer-psi-lime.vercel.app"/>
                           <pic:cNvPicPr>
                             <a:picLocks noChangeAspect="1" noChangeArrowheads="1"/>
                           </pic:cNvPicPr>
                         </pic:nvPicPr>
                         <pic:blipFill>
-                          <a:blip r:embed="rId3"/>
+                          <a:blip r:embed="rId5"/>
                           <a:stretch>
                             <a:fillRect/>
                           </a:stretch>
@@ -813,7 +920,7 @@
           <w:p>
             <w:pPr>
               <w:pStyle w:val="Normal"/>
-              <w:spacing w:before="80" w:after="0"/>
+              <w:spacing w:before="80" w:after="120"/>
               <w:jc w:val="center"/>
               <w:rPr/>
             </w:pPr>
@@ -821,7 +928,6 @@
               <w:rPr>
                 <w:b/>
                 <w:bCs/>
-                <w:color w:val="606BEB"/>
                 <w:sz w:val="24"/>
                 <w:szCs w:val="24"/>
               </w:rPr>
@@ -831,14 +937,14 @@
           <w:p>
             <w:pPr>
               <w:pStyle w:val="Normal"/>
+              <w:spacing w:before="0" w:after="120"/>
               <w:jc w:val="center"/>
               <w:rPr/>
             </w:pPr>
             <w:r>
               <w:rPr>
-                <w:color w:val="475467"/>
-                <w:sz w:val="17"/>
-                <w:szCs w:val="17"/>
+                <w:sz w:val="20"/>
+                <w:szCs w:val="20"/>
               </w:rPr>
               <w:t>https://ai-resume-analyzer-psi-lime.vercel.app</w:t>
             </w:r>
@@ -850,11 +956,11 @@
             <w:tcBorders>
               <w:left w:val="single" w:sz="24" w:space="0" w:color="FFFFFF"/>
             </w:tcBorders>
-            <w:shd w:color="auto" w:fill="F5F6FF" w:val="clear"/>
-          </w:tcPr>
-          <w:p>
-            <w:pPr>
-              <w:pStyle w:val="Normal"/>
+          </w:tcPr>
+          <w:p>
+            <w:pPr>
+              <w:pStyle w:val="Normal"/>
+              <w:spacing w:lineRule="auto" w:line="240"/>
               <w:jc w:val="center"/>
               <w:rPr/>
             </w:pPr>
@@ -864,7 +970,7 @@
                 <wp:inline distT="0" distB="0" distL="0" distR="0">
                   <wp:extent cx="1619250" cy="1619250"/>
                   <wp:effectExtent l="0" t="0" r="0" b="0"/>
-                  <wp:docPr id="3" name="qr-repo.png" descr="Source code (GitHub)&#10;https://github.com/mahamud894/AI_Resume_Analyzer"/>
+                  <wp:docPr id="2" name="qr-repo.png" descr="Source code (GitHub)&#10;https://github.com/mahamud894/AI_Resume_Analyzer"/>
                   <wp:cNvGraphicFramePr>
                     <a:graphicFrameLocks xmlns:a="http://schemas.openxmlformats.org/drawingml/2006/main" noChangeAspect="1"/>
                   </wp:cNvGraphicFramePr>
@@ -872,13 +978,13 @@
                     <a:graphicData uri="http://schemas.openxmlformats.org/drawingml/2006/picture">
                       <pic:pic xmlns:pic="http://schemas.openxmlformats.org/drawingml/2006/picture">
                         <pic:nvPicPr>
-                          <pic:cNvPr id="3" name="qr-repo.png" descr="Source code (GitHub)&#10;https://github.com/mahamud894/AI_Resume_Analyzer"/>
+                          <pic:cNvPr id="2" name="qr-repo.png" descr="Source code (GitHub)&#10;https://github.com/mahamud894/AI_Resume_Analyzer"/>
                           <pic:cNvPicPr>
                             <a:picLocks noChangeAspect="1" noChangeArrowheads="1"/>
                           </pic:cNvPicPr>
                         </pic:nvPicPr>
                         <pic:blipFill>
-                          <a:blip r:embed="rId4"/>
+                          <a:blip r:embed="rId6"/>
                           <a:stretch>
                             <a:fillRect/>
                           </a:stretch>
@@ -902,7 +1008,7 @@
           <w:p>
             <w:pPr>
               <w:pStyle w:val="Normal"/>
-              <w:spacing w:before="80" w:after="0"/>
+              <w:spacing w:before="80" w:after="120"/>
               <w:jc w:val="center"/>
               <w:rPr/>
             </w:pPr>
@@ -910,7 +1016,6 @@
               <w:rPr>
                 <w:b/>
                 <w:bCs/>
-                <w:color w:val="606BEB"/>
                 <w:sz w:val="24"/>
                 <w:szCs w:val="24"/>
               </w:rPr>
@@ -920,14 +1025,14 @@
           <w:p>
             <w:pPr>
               <w:pStyle w:val="Normal"/>
+              <w:spacing w:before="0" w:after="120"/>
               <w:jc w:val="center"/>
               <w:rPr/>
             </w:pPr>
             <w:r>
               <w:rPr>
-                <w:color w:val="475467"/>
-                <w:sz w:val="17"/>
-                <w:szCs w:val="17"/>
+                <w:sz w:val="20"/>
+                <w:szCs w:val="20"/>
               </w:rPr>
               <w:t>https://github.com/mahamud894/AI_Resume_Analyzer</w:t>
             </w:r>
@@ -950,25 +1055,22 @@
         <w:pStyle w:val="Normal"/>
         <w:keepNext w:val="true"/>
         <w:spacing w:before="120" w:after="80"/>
+        <w:jc w:val="center"/>
         <w:rPr/>
       </w:pPr>
       <w:r>
         <w:rPr>
           <w:b/>
           <w:bCs/>
-          <w:color w:val="475467"/>
-          <w:sz w:val="18"/>
-          <w:szCs w:val="18"/>
+          <w:sz w:val="22"/>
+          <w:szCs w:val="22"/>
         </w:rPr>
-        <w:t xml:space="preserve">Table 1. </w:t>
+        <w:t xml:space="preserve">Table 1: </w:t>
       </w:r>
       <w:r>
         <w:rPr>
-          <w:i/>
-          <w:iCs/>
-          <w:color w:val="475467"/>
-          <w:sz w:val="18"/>
-          <w:szCs w:val="18"/>
+          <w:sz w:val="22"/>
+          <w:szCs w:val="22"/>
         </w:rPr>
         <w:t>Submitted links</w:t>
       </w:r>
@@ -980,10 +1082,10 @@
         <w:tblInd w:w="0" w:type="dxa"/>
         <w:tblLayout w:type="fixed"/>
         <w:tblCellMar>
-          <w:top w:w="70" w:type="dxa"/>
-          <w:left w:w="110" w:type="dxa"/>
-          <w:bottom w:w="70" w:type="dxa"/>
-          <w:right w:w="110" w:type="dxa"/>
+          <w:top w:w="60" w:type="dxa"/>
+          <w:left w:w="100" w:type="dxa"/>
+          <w:bottom w:w="60" w:type="dxa"/>
+          <w:right w:w="100" w:type="dxa"/>
         </w:tblCellMar>
       </w:tblPr>
       <w:tblGrid>
@@ -998,27 +1100,26 @@
           <w:tcPr>
             <w:tcW w:w="3000" w:type="dxa"/>
             <w:tcBorders>
-              <w:top w:val="single" w:sz="4" w:space="0" w:color="D0D5DD"/>
-              <w:left w:val="single" w:sz="4" w:space="0" w:color="D0D5DD"/>
-              <w:bottom w:val="single" w:sz="4" w:space="0" w:color="D0D5DD"/>
-              <w:right w:val="single" w:sz="4" w:space="0" w:color="D0D5DD"/>
-            </w:tcBorders>
-            <w:shd w:color="auto" w:fill="606BEB" w:val="clear"/>
-            <w:vAlign w:val="center"/>
-          </w:tcPr>
-          <w:p>
-            <w:pPr>
-              <w:pStyle w:val="Normal"/>
-              <w:spacing w:lineRule="exact" w:line="252" w:before="0" w:after="20"/>
+              <w:top w:val="single" w:sz="4" w:space="0" w:color="000000"/>
+              <w:left w:val="single" w:sz="4" w:space="0" w:color="000000"/>
+              <w:bottom w:val="single" w:sz="4" w:space="0" w:color="000000"/>
+              <w:right w:val="single" w:sz="4" w:space="0" w:color="000000"/>
+            </w:tcBorders>
+            <w:shd w:color="auto" w:fill="D9D9D9" w:val="clear"/>
+            <w:vAlign w:val="center"/>
+          </w:tcPr>
+          <w:p>
+            <w:pPr>
+              <w:pStyle w:val="Normal"/>
+              <w:spacing w:lineRule="exact" w:line="264" w:before="0" w:after="20"/>
               <w:rPr/>
             </w:pPr>
             <w:r>
               <w:rPr>
                 <w:b/>
                 <w:bCs/>
-                <w:color w:val="FFFFFF"/>
-                <w:sz w:val="19"/>
-                <w:szCs w:val="19"/>
+                <w:sz w:val="22"/>
+                <w:szCs w:val="22"/>
               </w:rPr>
               <w:t>Item</w:t>
             </w:r>
@@ -1028,27 +1129,26 @@
           <w:tcPr>
             <w:tcW w:w="6025" w:type="dxa"/>
             <w:tcBorders>
-              <w:top w:val="single" w:sz="4" w:space="0" w:color="D0D5DD"/>
-              <w:left w:val="single" w:sz="4" w:space="0" w:color="D0D5DD"/>
-              <w:bottom w:val="single" w:sz="4" w:space="0" w:color="D0D5DD"/>
-              <w:right w:val="single" w:sz="4" w:space="0" w:color="D0D5DD"/>
-            </w:tcBorders>
-            <w:shd w:color="auto" w:fill="606BEB" w:val="clear"/>
-            <w:vAlign w:val="center"/>
-          </w:tcPr>
-          <w:p>
-            <w:pPr>
-              <w:pStyle w:val="Normal"/>
-              <w:spacing w:lineRule="exact" w:line="252" w:before="0" w:after="20"/>
+              <w:top w:val="single" w:sz="4" w:space="0" w:color="000000"/>
+              <w:left w:val="single" w:sz="4" w:space="0" w:color="000000"/>
+              <w:bottom w:val="single" w:sz="4" w:space="0" w:color="000000"/>
+              <w:right w:val="single" w:sz="4" w:space="0" w:color="000000"/>
+            </w:tcBorders>
+            <w:shd w:color="auto" w:fill="D9D9D9" w:val="clear"/>
+            <w:vAlign w:val="center"/>
+          </w:tcPr>
+          <w:p>
+            <w:pPr>
+              <w:pStyle w:val="Normal"/>
+              <w:spacing w:lineRule="exact" w:line="264" w:before="0" w:after="20"/>
               <w:rPr/>
             </w:pPr>
             <w:r>
               <w:rPr>
                 <w:b/>
                 <w:bCs/>
-                <w:color w:val="FFFFFF"/>
-                <w:sz w:val="19"/>
-                <w:szCs w:val="19"/>
+                <w:sz w:val="22"/>
+                <w:szCs w:val="22"/>
               </w:rPr>
               <w:t>URL</w:t>
             </w:r>
@@ -1063,27 +1163,25 @@
           <w:tcPr>
             <w:tcW w:w="3000" w:type="dxa"/>
             <w:tcBorders>
-              <w:top w:val="single" w:sz="4" w:space="0" w:color="D0D5DD"/>
-              <w:left w:val="single" w:sz="4" w:space="0" w:color="D0D5DD"/>
-              <w:bottom w:val="single" w:sz="4" w:space="0" w:color="D0D5DD"/>
-              <w:right w:val="single" w:sz="4" w:space="0" w:color="D0D5DD"/>
-            </w:tcBorders>
-            <w:shd w:color="auto" w:fill="FFFFFF" w:val="clear"/>
-            <w:vAlign w:val="center"/>
-          </w:tcPr>
-          <w:p>
-            <w:pPr>
-              <w:pStyle w:val="Normal"/>
-              <w:spacing w:lineRule="exact" w:line="252" w:before="0" w:after="20"/>
+              <w:top w:val="single" w:sz="4" w:space="0" w:color="000000"/>
+              <w:left w:val="single" w:sz="4" w:space="0" w:color="000000"/>
+              <w:bottom w:val="single" w:sz="4" w:space="0" w:color="000000"/>
+              <w:right w:val="single" w:sz="4" w:space="0" w:color="000000"/>
+            </w:tcBorders>
+            <w:vAlign w:val="center"/>
+          </w:tcPr>
+          <w:p>
+            <w:pPr>
+              <w:pStyle w:val="Normal"/>
+              <w:spacing w:lineRule="exact" w:line="264" w:before="0" w:after="20"/>
               <w:rPr/>
             </w:pPr>
             <w:r>
               <w:rPr>
                 <w:b/>
                 <w:bCs/>
-                <w:color w:val="101828"/>
-                <w:sz w:val="19"/>
-                <w:szCs w:val="19"/>
+                <w:sz w:val="22"/>
+                <w:szCs w:val="22"/>
               </w:rPr>
               <w:t>Live application (frontend)</w:t>
             </w:r>
@@ -1093,27 +1191,25 @@
           <w:tcPr>
             <w:tcW w:w="6025" w:type="dxa"/>
             <w:tcBorders>
-              <w:top w:val="single" w:sz="4" w:space="0" w:color="D0D5DD"/>
-              <w:left w:val="single" w:sz="4" w:space="0" w:color="D0D5DD"/>
-              <w:bottom w:val="single" w:sz="4" w:space="0" w:color="D0D5DD"/>
-              <w:right w:val="single" w:sz="4" w:space="0" w:color="D0D5DD"/>
-            </w:tcBorders>
-            <w:shd w:color="auto" w:fill="FFFFFF" w:val="clear"/>
-            <w:vAlign w:val="center"/>
-          </w:tcPr>
-          <w:p>
-            <w:pPr>
-              <w:pStyle w:val="Normal"/>
-              <w:spacing w:lineRule="exact" w:line="252" w:before="0" w:after="20"/>
-              <w:rPr/>
-            </w:pPr>
-            <w:r>
-              <w:rPr>
-                <w:b w:val="false"/>
-                <w:bCs w:val="false"/>
-                <w:color w:val="101828"/>
-                <w:sz w:val="19"/>
-                <w:szCs w:val="19"/>
+              <w:top w:val="single" w:sz="4" w:space="0" w:color="000000"/>
+              <w:left w:val="single" w:sz="4" w:space="0" w:color="000000"/>
+              <w:bottom w:val="single" w:sz="4" w:space="0" w:color="000000"/>
+              <w:right w:val="single" w:sz="4" w:space="0" w:color="000000"/>
+            </w:tcBorders>
+            <w:vAlign w:val="center"/>
+          </w:tcPr>
+          <w:p>
+            <w:pPr>
+              <w:pStyle w:val="Normal"/>
+              <w:spacing w:lineRule="exact" w:line="264" w:before="0" w:after="20"/>
+              <w:rPr/>
+            </w:pPr>
+            <w:r>
+              <w:rPr>
+                <w:b w:val="false"/>
+                <w:bCs w:val="false"/>
+                <w:sz w:val="22"/>
+                <w:szCs w:val="22"/>
               </w:rPr>
               <w:t>https://ai-resume-analyzer-psi-lime.vercel.app</w:t>
             </w:r>
@@ -1128,27 +1224,25 @@
           <w:tcPr>
             <w:tcW w:w="3000" w:type="dxa"/>
             <w:tcBorders>
-              <w:top w:val="single" w:sz="4" w:space="0" w:color="D0D5DD"/>
-              <w:left w:val="single" w:sz="4" w:space="0" w:color="D0D5DD"/>
-              <w:bottom w:val="single" w:sz="4" w:space="0" w:color="D0D5DD"/>
-              <w:right w:val="single" w:sz="4" w:space="0" w:color="D0D5DD"/>
-            </w:tcBorders>
-            <w:shd w:color="auto" w:fill="F8F9FC" w:val="clear"/>
-            <w:vAlign w:val="center"/>
-          </w:tcPr>
-          <w:p>
-            <w:pPr>
-              <w:pStyle w:val="Normal"/>
-              <w:spacing w:lineRule="exact" w:line="252" w:before="0" w:after="20"/>
+              <w:top w:val="single" w:sz="4" w:space="0" w:color="000000"/>
+              <w:left w:val="single" w:sz="4" w:space="0" w:color="000000"/>
+              <w:bottom w:val="single" w:sz="4" w:space="0" w:color="000000"/>
+              <w:right w:val="single" w:sz="4" w:space="0" w:color="000000"/>
+            </w:tcBorders>
+            <w:vAlign w:val="center"/>
+          </w:tcPr>
+          <w:p>
+            <w:pPr>
+              <w:pStyle w:val="Normal"/>
+              <w:spacing w:lineRule="exact" w:line="264" w:before="0" w:after="20"/>
               <w:rPr/>
             </w:pPr>
             <w:r>
               <w:rPr>
                 <w:b/>
                 <w:bCs/>
-                <w:color w:val="101828"/>
-                <w:sz w:val="19"/>
-                <w:szCs w:val="19"/>
+                <w:sz w:val="22"/>
+                <w:szCs w:val="22"/>
               </w:rPr>
               <w:t>Backend API</w:t>
             </w:r>
@@ -1158,27 +1252,25 @@
           <w:tcPr>
             <w:tcW w:w="6025" w:type="dxa"/>
             <w:tcBorders>
-              <w:top w:val="single" w:sz="4" w:space="0" w:color="D0D5DD"/>
-              <w:left w:val="single" w:sz="4" w:space="0" w:color="D0D5DD"/>
-              <w:bottom w:val="single" w:sz="4" w:space="0" w:color="D0D5DD"/>
-              <w:right w:val="single" w:sz="4" w:space="0" w:color="D0D5DD"/>
-            </w:tcBorders>
-            <w:shd w:color="auto" w:fill="F8F9FC" w:val="clear"/>
-            <w:vAlign w:val="center"/>
-          </w:tcPr>
-          <w:p>
-            <w:pPr>
-              <w:pStyle w:val="Normal"/>
-              <w:spacing w:lineRule="exact" w:line="252" w:before="0" w:after="20"/>
-              <w:rPr/>
-            </w:pPr>
-            <w:r>
-              <w:rPr>
-                <w:b w:val="false"/>
-                <w:bCs w:val="false"/>
-                <w:color w:val="101828"/>
-                <w:sz w:val="19"/>
-                <w:szCs w:val="19"/>
+              <w:top w:val="single" w:sz="4" w:space="0" w:color="000000"/>
+              <w:left w:val="single" w:sz="4" w:space="0" w:color="000000"/>
+              <w:bottom w:val="single" w:sz="4" w:space="0" w:color="000000"/>
+              <w:right w:val="single" w:sz="4" w:space="0" w:color="000000"/>
+            </w:tcBorders>
+            <w:vAlign w:val="center"/>
+          </w:tcPr>
+          <w:p>
+            <w:pPr>
+              <w:pStyle w:val="Normal"/>
+              <w:spacing w:lineRule="exact" w:line="264" w:before="0" w:after="20"/>
+              <w:rPr/>
+            </w:pPr>
+            <w:r>
+              <w:rPr>
+                <w:b w:val="false"/>
+                <w:bCs w:val="false"/>
+                <w:sz w:val="22"/>
+                <w:szCs w:val="22"/>
               </w:rPr>
               <w:t>https://resumind-api-3kpd.onrender.com/api</w:t>
             </w:r>
@@ -1193,27 +1285,25 @@
           <w:tcPr>
             <w:tcW w:w="3000" w:type="dxa"/>
             <w:tcBorders>
-              <w:top w:val="single" w:sz="4" w:space="0" w:color="D0D5DD"/>
-              <w:left w:val="single" w:sz="4" w:space="0" w:color="D0D5DD"/>
-              <w:bottom w:val="single" w:sz="4" w:space="0" w:color="D0D5DD"/>
-              <w:right w:val="single" w:sz="4" w:space="0" w:color="D0D5DD"/>
-            </w:tcBorders>
-            <w:shd w:color="auto" w:fill="FFFFFF" w:val="clear"/>
-            <w:vAlign w:val="center"/>
-          </w:tcPr>
-          <w:p>
-            <w:pPr>
-              <w:pStyle w:val="Normal"/>
-              <w:spacing w:lineRule="exact" w:line="252" w:before="0" w:after="20"/>
+              <w:top w:val="single" w:sz="4" w:space="0" w:color="000000"/>
+              <w:left w:val="single" w:sz="4" w:space="0" w:color="000000"/>
+              <w:bottom w:val="single" w:sz="4" w:space="0" w:color="000000"/>
+              <w:right w:val="single" w:sz="4" w:space="0" w:color="000000"/>
+            </w:tcBorders>
+            <w:vAlign w:val="center"/>
+          </w:tcPr>
+          <w:p>
+            <w:pPr>
+              <w:pStyle w:val="Normal"/>
+              <w:spacing w:lineRule="exact" w:line="264" w:before="0" w:after="20"/>
               <w:rPr/>
             </w:pPr>
             <w:r>
               <w:rPr>
                 <w:b/>
                 <w:bCs/>
-                <w:color w:val="101828"/>
-                <w:sz w:val="19"/>
-                <w:szCs w:val="19"/>
+                <w:sz w:val="22"/>
+                <w:szCs w:val="22"/>
               </w:rPr>
               <w:t>API health check</w:t>
             </w:r>
@@ -1223,27 +1313,25 @@
           <w:tcPr>
             <w:tcW w:w="6025" w:type="dxa"/>
             <w:tcBorders>
-              <w:top w:val="single" w:sz="4" w:space="0" w:color="D0D5DD"/>
-              <w:left w:val="single" w:sz="4" w:space="0" w:color="D0D5DD"/>
-              <w:bottom w:val="single" w:sz="4" w:space="0" w:color="D0D5DD"/>
-              <w:right w:val="single" w:sz="4" w:space="0" w:color="D0D5DD"/>
-            </w:tcBorders>
-            <w:shd w:color="auto" w:fill="FFFFFF" w:val="clear"/>
-            <w:vAlign w:val="center"/>
-          </w:tcPr>
-          <w:p>
-            <w:pPr>
-              <w:pStyle w:val="Normal"/>
-              <w:spacing w:lineRule="exact" w:line="252" w:before="0" w:after="20"/>
-              <w:rPr/>
-            </w:pPr>
-            <w:r>
-              <w:rPr>
-                <w:b w:val="false"/>
-                <w:bCs w:val="false"/>
-                <w:color w:val="101828"/>
-                <w:sz w:val="19"/>
-                <w:szCs w:val="19"/>
+              <w:top w:val="single" w:sz="4" w:space="0" w:color="000000"/>
+              <w:left w:val="single" w:sz="4" w:space="0" w:color="000000"/>
+              <w:bottom w:val="single" w:sz="4" w:space="0" w:color="000000"/>
+              <w:right w:val="single" w:sz="4" w:space="0" w:color="000000"/>
+            </w:tcBorders>
+            <w:vAlign w:val="center"/>
+          </w:tcPr>
+          <w:p>
+            <w:pPr>
+              <w:pStyle w:val="Normal"/>
+              <w:spacing w:lineRule="exact" w:line="264" w:before="0" w:after="20"/>
+              <w:rPr/>
+            </w:pPr>
+            <w:r>
+              <w:rPr>
+                <w:b w:val="false"/>
+                <w:bCs w:val="false"/>
+                <w:sz w:val="22"/>
+                <w:szCs w:val="22"/>
               </w:rPr>
               <w:t>https://resumind-api-3kpd.onrender.com/api/health</w:t>
             </w:r>
@@ -1258,27 +1346,25 @@
           <w:tcPr>
             <w:tcW w:w="3000" w:type="dxa"/>
             <w:tcBorders>
-              <w:top w:val="single" w:sz="4" w:space="0" w:color="D0D5DD"/>
-              <w:left w:val="single" w:sz="4" w:space="0" w:color="D0D5DD"/>
-              <w:bottom w:val="single" w:sz="4" w:space="0" w:color="D0D5DD"/>
-              <w:right w:val="single" w:sz="4" w:space="0" w:color="D0D5DD"/>
-            </w:tcBorders>
-            <w:shd w:color="auto" w:fill="F8F9FC" w:val="clear"/>
-            <w:vAlign w:val="center"/>
-          </w:tcPr>
-          <w:p>
-            <w:pPr>
-              <w:pStyle w:val="Normal"/>
-              <w:spacing w:lineRule="exact" w:line="252" w:before="0" w:after="20"/>
+              <w:top w:val="single" w:sz="4" w:space="0" w:color="000000"/>
+              <w:left w:val="single" w:sz="4" w:space="0" w:color="000000"/>
+              <w:bottom w:val="single" w:sz="4" w:space="0" w:color="000000"/>
+              <w:right w:val="single" w:sz="4" w:space="0" w:color="000000"/>
+            </w:tcBorders>
+            <w:vAlign w:val="center"/>
+          </w:tcPr>
+          <w:p>
+            <w:pPr>
+              <w:pStyle w:val="Normal"/>
+              <w:spacing w:lineRule="exact" w:line="264" w:before="0" w:after="20"/>
               <w:rPr/>
             </w:pPr>
             <w:r>
               <w:rPr>
                 <w:b/>
                 <w:bCs/>
-                <w:color w:val="101828"/>
-                <w:sz w:val="19"/>
-                <w:szCs w:val="19"/>
+                <w:sz w:val="22"/>
+                <w:szCs w:val="22"/>
               </w:rPr>
               <w:t>GitHub repository</w:t>
             </w:r>
@@ -1288,27 +1374,25 @@
           <w:tcPr>
             <w:tcW w:w="6025" w:type="dxa"/>
             <w:tcBorders>
-              <w:top w:val="single" w:sz="4" w:space="0" w:color="D0D5DD"/>
-              <w:left w:val="single" w:sz="4" w:space="0" w:color="D0D5DD"/>
-              <w:bottom w:val="single" w:sz="4" w:space="0" w:color="D0D5DD"/>
-              <w:right w:val="single" w:sz="4" w:space="0" w:color="D0D5DD"/>
-            </w:tcBorders>
-            <w:shd w:color="auto" w:fill="F8F9FC" w:val="clear"/>
-            <w:vAlign w:val="center"/>
-          </w:tcPr>
-          <w:p>
-            <w:pPr>
-              <w:pStyle w:val="Normal"/>
-              <w:spacing w:lineRule="exact" w:line="252" w:before="0" w:after="20"/>
-              <w:rPr/>
-            </w:pPr>
-            <w:r>
-              <w:rPr>
-                <w:b w:val="false"/>
-                <w:bCs w:val="false"/>
-                <w:color w:val="101828"/>
-                <w:sz w:val="19"/>
-                <w:szCs w:val="19"/>
+              <w:top w:val="single" w:sz="4" w:space="0" w:color="000000"/>
+              <w:left w:val="single" w:sz="4" w:space="0" w:color="000000"/>
+              <w:bottom w:val="single" w:sz="4" w:space="0" w:color="000000"/>
+              <w:right w:val="single" w:sz="4" w:space="0" w:color="000000"/>
+            </w:tcBorders>
+            <w:vAlign w:val="center"/>
+          </w:tcPr>
+          <w:p>
+            <w:pPr>
+              <w:pStyle w:val="Normal"/>
+              <w:spacing w:lineRule="exact" w:line="264" w:before="0" w:after="20"/>
+              <w:rPr/>
+            </w:pPr>
+            <w:r>
+              <w:rPr>
+                <w:b w:val="false"/>
+                <w:bCs w:val="false"/>
+                <w:sz w:val="22"/>
+                <w:szCs w:val="22"/>
               </w:rPr>
               <w:t>https://github.com/mahamud894/AI_Resume_Analyzer</w:t>
             </w:r>
@@ -1323,27 +1407,25 @@
           <w:tcPr>
             <w:tcW w:w="3000" w:type="dxa"/>
             <w:tcBorders>
-              <w:top w:val="single" w:sz="4" w:space="0" w:color="D0D5DD"/>
-              <w:left w:val="single" w:sz="4" w:space="0" w:color="D0D5DD"/>
-              <w:bottom w:val="single" w:sz="4" w:space="0" w:color="D0D5DD"/>
-              <w:right w:val="single" w:sz="4" w:space="0" w:color="D0D5DD"/>
-            </w:tcBorders>
-            <w:shd w:color="auto" w:fill="FFFFFF" w:val="clear"/>
-            <w:vAlign w:val="center"/>
-          </w:tcPr>
-          <w:p>
-            <w:pPr>
-              <w:pStyle w:val="Normal"/>
-              <w:spacing w:lineRule="exact" w:line="252" w:before="0" w:after="20"/>
+              <w:top w:val="single" w:sz="4" w:space="0" w:color="000000"/>
+              <w:left w:val="single" w:sz="4" w:space="0" w:color="000000"/>
+              <w:bottom w:val="single" w:sz="4" w:space="0" w:color="000000"/>
+              <w:right w:val="single" w:sz="4" w:space="0" w:color="000000"/>
+            </w:tcBorders>
+            <w:vAlign w:val="center"/>
+          </w:tcPr>
+          <w:p>
+            <w:pPr>
+              <w:pStyle w:val="Normal"/>
+              <w:spacing w:lineRule="exact" w:line="264" w:before="0" w:after="20"/>
               <w:rPr/>
             </w:pPr>
             <w:r>
               <w:rPr>
                 <w:b/>
                 <w:bCs/>
-                <w:color w:val="101828"/>
-                <w:sz w:val="19"/>
-                <w:szCs w:val="19"/>
+                <w:sz w:val="22"/>
+                <w:szCs w:val="22"/>
               </w:rPr>
               <w:t>CI status (GitHub Actions)</w:t>
             </w:r>
@@ -1353,27 +1435,25 @@
           <w:tcPr>
             <w:tcW w:w="6025" w:type="dxa"/>
             <w:tcBorders>
-              <w:top w:val="single" w:sz="4" w:space="0" w:color="D0D5DD"/>
-              <w:left w:val="single" w:sz="4" w:space="0" w:color="D0D5DD"/>
-              <w:bottom w:val="single" w:sz="4" w:space="0" w:color="D0D5DD"/>
-              <w:right w:val="single" w:sz="4" w:space="0" w:color="D0D5DD"/>
-            </w:tcBorders>
-            <w:shd w:color="auto" w:fill="FFFFFF" w:val="clear"/>
-            <w:vAlign w:val="center"/>
-          </w:tcPr>
-          <w:p>
-            <w:pPr>
-              <w:pStyle w:val="Normal"/>
-              <w:spacing w:lineRule="exact" w:line="252" w:before="0" w:after="20"/>
-              <w:rPr/>
-            </w:pPr>
-            <w:r>
-              <w:rPr>
-                <w:b w:val="false"/>
-                <w:bCs w:val="false"/>
-                <w:color w:val="101828"/>
-                <w:sz w:val="19"/>
-                <w:szCs w:val="19"/>
+              <w:top w:val="single" w:sz="4" w:space="0" w:color="000000"/>
+              <w:left w:val="single" w:sz="4" w:space="0" w:color="000000"/>
+              <w:bottom w:val="single" w:sz="4" w:space="0" w:color="000000"/>
+              <w:right w:val="single" w:sz="4" w:space="0" w:color="000000"/>
+            </w:tcBorders>
+            <w:vAlign w:val="center"/>
+          </w:tcPr>
+          <w:p>
+            <w:pPr>
+              <w:pStyle w:val="Normal"/>
+              <w:spacing w:lineRule="exact" w:line="264" w:before="0" w:after="20"/>
+              <w:rPr/>
+            </w:pPr>
+            <w:r>
+              <w:rPr>
+                <w:b w:val="false"/>
+                <w:bCs w:val="false"/>
+                <w:sz w:val="22"/>
+                <w:szCs w:val="22"/>
               </w:rPr>
               <w:t>https://github.com/mahamud894/AI_Resume_Analyzer/actions</w:t>
             </w:r>
@@ -1391,64 +1471,23 @@
         <w:rPr/>
       </w:r>
     </w:p>
-    <w:tbl>
-      <w:tblPr>
-        <w:tblW w:w="9026" w:type="dxa"/>
-        <w:jc w:val="left"/>
-        <w:tblInd w:w="0" w:type="dxa"/>
-        <w:tblLayout w:type="fixed"/>
-        <w:tblCellMar>
-          <w:top w:w="100" w:type="dxa"/>
-          <w:left w:w="180" w:type="dxa"/>
-          <w:bottom w:w="100" w:type="dxa"/>
-          <w:right w:w="140" w:type="dxa"/>
-        </w:tblCellMar>
-      </w:tblPr>
-      <w:tblGrid>
-        <w:gridCol w:w="9026"/>
-      </w:tblGrid>
-      <w:tr>
-        <w:trPr>
-          <w:cantSplit w:val="true"/>
-        </w:trPr>
-        <w:tc>
-          <w:tcPr>
-            <w:tcW w:w="9026" w:type="dxa"/>
-            <w:tcBorders>
-              <w:left w:val="single" w:sz="24" w:space="0" w:color="D97706"/>
-            </w:tcBorders>
-            <w:shd w:color="auto" w:fill="FFF6E5" w:val="clear"/>
-          </w:tcPr>
-          <w:p>
-            <w:pPr>
-              <w:pStyle w:val="Normal"/>
-              <w:spacing w:lineRule="exact" w:line="276" w:before="0" w:after="0"/>
-              <w:rPr/>
-            </w:pPr>
-            <w:r>
-              <w:rPr>
-                <w:b/>
-                <w:bCs/>
-                <w:color w:val="D97706"/>
-              </w:rPr>
-              <w:t xml:space="preserve">Please note: </w:t>
-            </w:r>
-            <w:r>
-              <w:rPr/>
-              <w:t>The backend runs on Render's free plan and sleeps after 15 minutes without traffic. The first request after that takes about 50 seconds; afterwards it responds normally. Open the health-check link once before testing.</w:t>
-            </w:r>
-          </w:p>
-        </w:tc>
-      </w:tr>
-    </w:tbl>
     <w:p>
       <w:pPr>
         <w:pStyle w:val="Normal"/>
-        <w:spacing w:before="0" w:after="120"/>
-        <w:rPr/>
-      </w:pPr>
-      <w:r>
-        <w:rPr/>
+        <w:spacing w:lineRule="auto" w:line="360" w:before="0" w:after="120"/>
+        <w:jc w:val="both"/>
+        <w:rPr/>
+      </w:pPr>
+      <w:r>
+        <w:rPr>
+          <w:b/>
+          <w:bCs/>
+        </w:rPr>
+        <w:t xml:space="preserve">Please note: </w:t>
+      </w:r>
+      <w:r>
+        <w:rPr/>
+        <w:t>The backend runs on Render's free plan and sleeps after 15 minutes without traffic. The first request after that takes about 50 seconds; afterwards it responds normally. Open the health-check link once before testing.</w:t>
       </w:r>
     </w:p>
     <w:p>
@@ -1465,20 +1504,19 @@
     <w:p>
       <w:pPr>
         <w:pStyle w:val="Normal"/>
-        <w:spacing w:lineRule="exact" w:line="288" w:before="0" w:after="120"/>
+        <w:spacing w:lineRule="auto" w:line="360" w:before="0" w:after="120"/>
+        <w:jc w:val="both"/>
         <w:rPr/>
       </w:pPr>
       <w:r>
         <w:rPr/>
         <w:t>Examiners can create their own account in a few seconds (Sign Up or Sign in with Google), or use the team's demo account shared during the presentation. No personal data is required.</w:t>
       </w:r>
-      <w:r>
-        <w:br w:type="page"/>
-      </w:r>
     </w:p>
     <w:p>
       <w:pPr>
         <w:pStyle w:val="Heading1"/>
+        <w:keepNext w:val="true"/>
         <w:rPr/>
       </w:pPr>
       <w:r>
@@ -1490,7 +1528,7 @@
       <w:pPr>
         <w:pStyle w:val="Normal"/>
         <w:keepNext w:val="true"/>
-        <w:spacing w:before="80" w:after="60"/>
+        <w:spacing w:lineRule="auto" w:line="240" w:before="80" w:after="60"/>
         <w:jc w:val="center"/>
         <w:rPr/>
       </w:pPr>
@@ -1500,7 +1538,7 @@
           <wp:inline distT="0" distB="0" distL="0" distR="0">
             <wp:extent cx="5667375" cy="2124075"/>
             <wp:effectExtent l="0" t="0" r="0" b="0"/>
-            <wp:docPr id="4" name="architecture.png" descr="Deployment architecture&#10;Deployment architecture"/>
+            <wp:docPr id="3" name="architecture.png" descr="Deployment architecture&#10;Deployment architecture"/>
             <wp:cNvGraphicFramePr>
               <a:graphicFrameLocks xmlns:a="http://schemas.openxmlformats.org/drawingml/2006/main" noChangeAspect="1"/>
             </wp:cNvGraphicFramePr>
@@ -1508,13 +1546,13 @@
               <a:graphicData uri="http://schemas.openxmlformats.org/drawingml/2006/picture">
                 <pic:pic xmlns:pic="http://schemas.openxmlformats.org/drawingml/2006/picture">
                   <pic:nvPicPr>
-                    <pic:cNvPr id="4" name="architecture.png" descr="Deployment architecture&#10;Deployment architecture"/>
+                    <pic:cNvPr id="3" name="architecture.png" descr="Deployment architecture&#10;Deployment architecture"/>
                     <pic:cNvPicPr>
                       <a:picLocks noChangeAspect="1" noChangeArrowheads="1"/>
                     </pic:cNvPicPr>
                   </pic:nvPicPr>
                   <pic:blipFill>
-                    <a:blip r:embed="rId5"/>
+                    <a:blip r:embed="rId7"/>
                     <a:stretch>
                       <a:fillRect/>
                     </a:stretch>
@@ -1546,19 +1584,15 @@
         <w:rPr>
           <w:b/>
           <w:bCs/>
-          <w:color w:val="475467"/>
-          <w:sz w:val="18"/>
-          <w:szCs w:val="18"/>
+          <w:sz w:val="22"/>
+          <w:szCs w:val="22"/>
         </w:rPr>
-        <w:t xml:space="preserve">Figure 1. </w:t>
+        <w:t xml:space="preserve">Figure 1: </w:t>
       </w:r>
       <w:r>
         <w:rPr>
-          <w:i/>
-          <w:iCs/>
-          <w:color w:val="475467"/>
-          <w:sz w:val="18"/>
-          <w:szCs w:val="18"/>
+          <w:sz w:val="22"/>
+          <w:szCs w:val="22"/>
         </w:rPr>
         <w:t>Deployment architecture</w:t>
       </w:r>
@@ -1568,25 +1602,22 @@
         <w:pStyle w:val="Normal"/>
         <w:keepNext w:val="true"/>
         <w:spacing w:before="120" w:after="80"/>
+        <w:jc w:val="center"/>
         <w:rPr/>
       </w:pPr>
       <w:r>
         <w:rPr>
           <w:b/>
           <w:bCs/>
-          <w:color w:val="475467"/>
-          <w:sz w:val="18"/>
-          <w:szCs w:val="18"/>
+          <w:sz w:val="22"/>
+          <w:szCs w:val="22"/>
         </w:rPr>
-        <w:t xml:space="preserve">Table 2. </w:t>
+        <w:t xml:space="preserve">Table 2: </w:t>
       </w:r>
       <w:r>
         <w:rPr>
-          <w:i/>
-          <w:iCs/>
-          <w:color w:val="475467"/>
-          <w:sz w:val="18"/>
-          <w:szCs w:val="18"/>
+          <w:sz w:val="22"/>
+          <w:szCs w:val="22"/>
         </w:rPr>
         <w:t>Deployment requirements from the handbook and how they are met</w:t>
       </w:r>
@@ -1598,10 +1629,10 @@
         <w:tblInd w:w="0" w:type="dxa"/>
         <w:tblLayout w:type="fixed"/>
         <w:tblCellMar>
-          <w:top w:w="70" w:type="dxa"/>
-          <w:left w:w="110" w:type="dxa"/>
-          <w:bottom w:w="70" w:type="dxa"/>
-          <w:right w:w="110" w:type="dxa"/>
+          <w:top w:w="60" w:type="dxa"/>
+          <w:left w:w="100" w:type="dxa"/>
+          <w:bottom w:w="60" w:type="dxa"/>
+          <w:right w:w="100" w:type="dxa"/>
         </w:tblCellMar>
       </w:tblPr>
       <w:tblGrid>
@@ -1616,27 +1647,26 @@
           <w:tcPr>
             <w:tcW w:w="3000" w:type="dxa"/>
             <w:tcBorders>
-              <w:top w:val="single" w:sz="4" w:space="0" w:color="D0D5DD"/>
-              <w:left w:val="single" w:sz="4" w:space="0" w:color="D0D5DD"/>
-              <w:bottom w:val="single" w:sz="4" w:space="0" w:color="D0D5DD"/>
-              <w:right w:val="single" w:sz="4" w:space="0" w:color="D0D5DD"/>
-            </w:tcBorders>
-            <w:shd w:color="auto" w:fill="606BEB" w:val="clear"/>
-            <w:vAlign w:val="center"/>
-          </w:tcPr>
-          <w:p>
-            <w:pPr>
-              <w:pStyle w:val="Normal"/>
-              <w:spacing w:lineRule="exact" w:line="252" w:before="0" w:after="20"/>
+              <w:top w:val="single" w:sz="4" w:space="0" w:color="000000"/>
+              <w:left w:val="single" w:sz="4" w:space="0" w:color="000000"/>
+              <w:bottom w:val="single" w:sz="4" w:space="0" w:color="000000"/>
+              <w:right w:val="single" w:sz="4" w:space="0" w:color="000000"/>
+            </w:tcBorders>
+            <w:shd w:color="auto" w:fill="D9D9D9" w:val="clear"/>
+            <w:vAlign w:val="center"/>
+          </w:tcPr>
+          <w:p>
+            <w:pPr>
+              <w:pStyle w:val="Normal"/>
+              <w:spacing w:lineRule="exact" w:line="264" w:before="0" w:after="20"/>
               <w:rPr/>
             </w:pPr>
             <w:r>
               <w:rPr>
                 <w:b/>
                 <w:bCs/>
-                <w:color w:val="FFFFFF"/>
-                <w:sz w:val="19"/>
-                <w:szCs w:val="19"/>
+                <w:sz w:val="22"/>
+                <w:szCs w:val="22"/>
               </w:rPr>
               <w:t>Requirement</w:t>
             </w:r>
@@ -1646,27 +1676,26 @@
           <w:tcPr>
             <w:tcW w:w="6025" w:type="dxa"/>
             <w:tcBorders>
-              <w:top w:val="single" w:sz="4" w:space="0" w:color="D0D5DD"/>
-              <w:left w:val="single" w:sz="4" w:space="0" w:color="D0D5DD"/>
-              <w:bottom w:val="single" w:sz="4" w:space="0" w:color="D0D5DD"/>
-              <w:right w:val="single" w:sz="4" w:space="0" w:color="D0D5DD"/>
-            </w:tcBorders>
-            <w:shd w:color="auto" w:fill="606BEB" w:val="clear"/>
-            <w:vAlign w:val="center"/>
-          </w:tcPr>
-          <w:p>
-            <w:pPr>
-              <w:pStyle w:val="Normal"/>
-              <w:spacing w:lineRule="exact" w:line="252" w:before="0" w:after="20"/>
+              <w:top w:val="single" w:sz="4" w:space="0" w:color="000000"/>
+              <w:left w:val="single" w:sz="4" w:space="0" w:color="000000"/>
+              <w:bottom w:val="single" w:sz="4" w:space="0" w:color="000000"/>
+              <w:right w:val="single" w:sz="4" w:space="0" w:color="000000"/>
+            </w:tcBorders>
+            <w:shd w:color="auto" w:fill="D9D9D9" w:val="clear"/>
+            <w:vAlign w:val="center"/>
+          </w:tcPr>
+          <w:p>
+            <w:pPr>
+              <w:pStyle w:val="Normal"/>
+              <w:spacing w:lineRule="exact" w:line="264" w:before="0" w:after="20"/>
               <w:rPr/>
             </w:pPr>
             <w:r>
               <w:rPr>
                 <w:b/>
                 <w:bCs/>
-                <w:color w:val="FFFFFF"/>
-                <w:sz w:val="19"/>
-                <w:szCs w:val="19"/>
+                <w:sz w:val="22"/>
+                <w:szCs w:val="22"/>
               </w:rPr>
               <w:t>Our deployment</w:t>
             </w:r>
@@ -1681,27 +1710,25 @@
           <w:tcPr>
             <w:tcW w:w="3000" w:type="dxa"/>
             <w:tcBorders>
-              <w:top w:val="single" w:sz="4" w:space="0" w:color="D0D5DD"/>
-              <w:left w:val="single" w:sz="4" w:space="0" w:color="D0D5DD"/>
-              <w:bottom w:val="single" w:sz="4" w:space="0" w:color="D0D5DD"/>
-              <w:right w:val="single" w:sz="4" w:space="0" w:color="D0D5DD"/>
-            </w:tcBorders>
-            <w:shd w:color="auto" w:fill="FFFFFF" w:val="clear"/>
-            <w:vAlign w:val="center"/>
-          </w:tcPr>
-          <w:p>
-            <w:pPr>
-              <w:pStyle w:val="Normal"/>
-              <w:spacing w:lineRule="exact" w:line="252" w:before="0" w:after="20"/>
+              <w:top w:val="single" w:sz="4" w:space="0" w:color="000000"/>
+              <w:left w:val="single" w:sz="4" w:space="0" w:color="000000"/>
+              <w:bottom w:val="single" w:sz="4" w:space="0" w:color="000000"/>
+              <w:right w:val="single" w:sz="4" w:space="0" w:color="000000"/>
+            </w:tcBorders>
+            <w:vAlign w:val="center"/>
+          </w:tcPr>
+          <w:p>
+            <w:pPr>
+              <w:pStyle w:val="Normal"/>
+              <w:spacing w:lineRule="exact" w:line="264" w:before="0" w:after="20"/>
               <w:rPr/>
             </w:pPr>
             <w:r>
               <w:rPr>
                 <w:b/>
                 <w:bCs/>
-                <w:color w:val="101828"/>
-                <w:sz w:val="19"/>
-                <w:szCs w:val="19"/>
+                <w:sz w:val="22"/>
+                <w:szCs w:val="22"/>
               </w:rPr>
               <w:t>Frontend on Vercel / Netlify</w:t>
             </w:r>
@@ -1711,38 +1738,35 @@
           <w:tcPr>
             <w:tcW w:w="6025" w:type="dxa"/>
             <w:tcBorders>
-              <w:top w:val="single" w:sz="4" w:space="0" w:color="D0D5DD"/>
-              <w:left w:val="single" w:sz="4" w:space="0" w:color="D0D5DD"/>
-              <w:bottom w:val="single" w:sz="4" w:space="0" w:color="D0D5DD"/>
-              <w:right w:val="single" w:sz="4" w:space="0" w:color="D0D5DD"/>
-            </w:tcBorders>
-            <w:shd w:color="auto" w:fill="FFFFFF" w:val="clear"/>
-            <w:vAlign w:val="center"/>
-          </w:tcPr>
-          <w:p>
-            <w:pPr>
-              <w:pStyle w:val="Normal"/>
-              <w:spacing w:lineRule="exact" w:line="252" w:before="0" w:after="20"/>
-              <w:rPr/>
-            </w:pPr>
-            <w:r>
-              <w:rPr>
-                <w:b w:val="false"/>
-                <w:bCs w:val="false"/>
-                <w:color w:val="101828"/>
-                <w:sz w:val="19"/>
-                <w:szCs w:val="19"/>
+              <w:top w:val="single" w:sz="4" w:space="0" w:color="000000"/>
+              <w:left w:val="single" w:sz="4" w:space="0" w:color="000000"/>
+              <w:bottom w:val="single" w:sz="4" w:space="0" w:color="000000"/>
+              <w:right w:val="single" w:sz="4" w:space="0" w:color="000000"/>
+            </w:tcBorders>
+            <w:vAlign w:val="center"/>
+          </w:tcPr>
+          <w:p>
+            <w:pPr>
+              <w:pStyle w:val="Normal"/>
+              <w:spacing w:lineRule="exact" w:line="264" w:before="0" w:after="20"/>
+              <w:rPr/>
+            </w:pPr>
+            <w:r>
+              <w:rPr>
+                <w:b w:val="false"/>
+                <w:bCs w:val="false"/>
+                <w:sz w:val="22"/>
+                <w:szCs w:val="22"/>
               </w:rPr>
               <w:t>Vercel — React Router app built as a static SPA (</w:t>
             </w:r>
             <w:r>
               <w:rPr>
-                <w:rFonts w:eastAsia="Consolas" w:cs="Consolas" w:ascii="Consolas" w:hAnsi="Consolas"/>
-                <w:b w:val="false"/>
-                <w:bCs w:val="false"/>
-                <w:color w:val="101828"/>
-                <w:sz w:val="19"/>
-                <w:szCs w:val="19"/>
+                <w:rFonts w:eastAsia="Courier New" w:cs="Courier New" w:ascii="Courier New" w:hAnsi="Courier New"/>
+                <w:b w:val="false"/>
+                <w:bCs w:val="false"/>
+                <w:sz w:val="20"/>
+                <w:szCs w:val="20"/>
               </w:rPr>
               <w:t>build/client</w:t>
             </w:r>
@@ -1750,20 +1774,18 @@
               <w:rPr>
                 <w:b w:val="false"/>
                 <w:bCs w:val="false"/>
-                <w:color w:val="101828"/>
-                <w:sz w:val="19"/>
-                <w:szCs w:val="19"/>
+                <w:sz w:val="22"/>
+                <w:szCs w:val="22"/>
               </w:rPr>
               <w:t xml:space="preserve">), root directory </w:t>
             </w:r>
             <w:r>
               <w:rPr>
-                <w:rFonts w:eastAsia="Consolas" w:cs="Consolas" w:ascii="Consolas" w:hAnsi="Consolas"/>
-                <w:b w:val="false"/>
-                <w:bCs w:val="false"/>
-                <w:color w:val="101828"/>
-                <w:sz w:val="19"/>
-                <w:szCs w:val="19"/>
+                <w:rFonts w:eastAsia="Courier New" w:cs="Courier New" w:ascii="Courier New" w:hAnsi="Courier New"/>
+                <w:b w:val="false"/>
+                <w:bCs w:val="false"/>
+                <w:sz w:val="20"/>
+                <w:szCs w:val="20"/>
               </w:rPr>
               <w:t>frontend</w:t>
             </w:r>
@@ -1771,20 +1793,18 @@
               <w:rPr>
                 <w:b w:val="false"/>
                 <w:bCs w:val="false"/>
-                <w:color w:val="101828"/>
-                <w:sz w:val="19"/>
-                <w:szCs w:val="19"/>
+                <w:sz w:val="22"/>
+                <w:szCs w:val="22"/>
               </w:rPr>
               <w:t xml:space="preserve">, configured by </w:t>
             </w:r>
             <w:r>
               <w:rPr>
-                <w:rFonts w:eastAsia="Consolas" w:cs="Consolas" w:ascii="Consolas" w:hAnsi="Consolas"/>
-                <w:b w:val="false"/>
-                <w:bCs w:val="false"/>
-                <w:color w:val="101828"/>
-                <w:sz w:val="19"/>
-                <w:szCs w:val="19"/>
+                <w:rFonts w:eastAsia="Courier New" w:cs="Courier New" w:ascii="Courier New" w:hAnsi="Courier New"/>
+                <w:b w:val="false"/>
+                <w:bCs w:val="false"/>
+                <w:sz w:val="20"/>
+                <w:szCs w:val="20"/>
               </w:rPr>
               <w:t>frontend/vercel.json</w:t>
             </w:r>
@@ -1799,27 +1819,25 @@
           <w:tcPr>
             <w:tcW w:w="3000" w:type="dxa"/>
             <w:tcBorders>
-              <w:top w:val="single" w:sz="4" w:space="0" w:color="D0D5DD"/>
-              <w:left w:val="single" w:sz="4" w:space="0" w:color="D0D5DD"/>
-              <w:bottom w:val="single" w:sz="4" w:space="0" w:color="D0D5DD"/>
-              <w:right w:val="single" w:sz="4" w:space="0" w:color="D0D5DD"/>
-            </w:tcBorders>
-            <w:shd w:color="auto" w:fill="F8F9FC" w:val="clear"/>
-            <w:vAlign w:val="center"/>
-          </w:tcPr>
-          <w:p>
-            <w:pPr>
-              <w:pStyle w:val="Normal"/>
-              <w:spacing w:lineRule="exact" w:line="252" w:before="0" w:after="20"/>
+              <w:top w:val="single" w:sz="4" w:space="0" w:color="000000"/>
+              <w:left w:val="single" w:sz="4" w:space="0" w:color="000000"/>
+              <w:bottom w:val="single" w:sz="4" w:space="0" w:color="000000"/>
+              <w:right w:val="single" w:sz="4" w:space="0" w:color="000000"/>
+            </w:tcBorders>
+            <w:vAlign w:val="center"/>
+          </w:tcPr>
+          <w:p>
+            <w:pPr>
+              <w:pStyle w:val="Normal"/>
+              <w:spacing w:lineRule="exact" w:line="264" w:before="0" w:after="20"/>
               <w:rPr/>
             </w:pPr>
             <w:r>
               <w:rPr>
                 <w:b/>
                 <w:bCs/>
-                <w:color w:val="101828"/>
-                <w:sz w:val="19"/>
-                <w:szCs w:val="19"/>
+                <w:sz w:val="22"/>
+                <w:szCs w:val="22"/>
               </w:rPr>
               <w:t>Backend on Render / Railway</w:t>
             </w:r>
@@ -1829,38 +1847,35 @@
           <w:tcPr>
             <w:tcW w:w="6025" w:type="dxa"/>
             <w:tcBorders>
-              <w:top w:val="single" w:sz="4" w:space="0" w:color="D0D5DD"/>
-              <w:left w:val="single" w:sz="4" w:space="0" w:color="D0D5DD"/>
-              <w:bottom w:val="single" w:sz="4" w:space="0" w:color="D0D5DD"/>
-              <w:right w:val="single" w:sz="4" w:space="0" w:color="D0D5DD"/>
-            </w:tcBorders>
-            <w:shd w:color="auto" w:fill="F8F9FC" w:val="clear"/>
-            <w:vAlign w:val="center"/>
-          </w:tcPr>
-          <w:p>
-            <w:pPr>
-              <w:pStyle w:val="Normal"/>
-              <w:spacing w:lineRule="exact" w:line="252" w:before="0" w:after="20"/>
-              <w:rPr/>
-            </w:pPr>
-            <w:r>
-              <w:rPr>
-                <w:b w:val="false"/>
-                <w:bCs w:val="false"/>
-                <w:color w:val="101828"/>
-                <w:sz w:val="19"/>
-                <w:szCs w:val="19"/>
+              <w:top w:val="single" w:sz="4" w:space="0" w:color="000000"/>
+              <w:left w:val="single" w:sz="4" w:space="0" w:color="000000"/>
+              <w:bottom w:val="single" w:sz="4" w:space="0" w:color="000000"/>
+              <w:right w:val="single" w:sz="4" w:space="0" w:color="000000"/>
+            </w:tcBorders>
+            <w:vAlign w:val="center"/>
+          </w:tcPr>
+          <w:p>
+            <w:pPr>
+              <w:pStyle w:val="Normal"/>
+              <w:spacing w:lineRule="exact" w:line="264" w:before="0" w:after="20"/>
+              <w:rPr/>
+            </w:pPr>
+            <w:r>
+              <w:rPr>
+                <w:b w:val="false"/>
+                <w:bCs w:val="false"/>
+                <w:sz w:val="22"/>
+                <w:szCs w:val="22"/>
               </w:rPr>
               <w:t xml:space="preserve">Render web service </w:t>
             </w:r>
             <w:r>
               <w:rPr>
-                <w:rFonts w:eastAsia="Consolas" w:cs="Consolas" w:ascii="Consolas" w:hAnsi="Consolas"/>
-                <w:b w:val="false"/>
-                <w:bCs w:val="false"/>
-                <w:color w:val="101828"/>
-                <w:sz w:val="19"/>
-                <w:szCs w:val="19"/>
+                <w:rFonts w:eastAsia="Courier New" w:cs="Courier New" w:ascii="Courier New" w:hAnsi="Courier New"/>
+                <w:b w:val="false"/>
+                <w:bCs w:val="false"/>
+                <w:sz w:val="20"/>
+                <w:szCs w:val="20"/>
               </w:rPr>
               <w:t>resumind-api</w:t>
             </w:r>
@@ -1868,20 +1883,18 @@
               <w:rPr>
                 <w:b w:val="false"/>
                 <w:bCs w:val="false"/>
-                <w:color w:val="101828"/>
-                <w:sz w:val="19"/>
-                <w:szCs w:val="19"/>
+                <w:sz w:val="22"/>
+                <w:szCs w:val="22"/>
               </w:rPr>
               <w:t xml:space="preserve"> from the Blueprint </w:t>
             </w:r>
             <w:r>
               <w:rPr>
-                <w:rFonts w:eastAsia="Consolas" w:cs="Consolas" w:ascii="Consolas" w:hAnsi="Consolas"/>
-                <w:b w:val="false"/>
-                <w:bCs w:val="false"/>
-                <w:color w:val="101828"/>
-                <w:sz w:val="19"/>
-                <w:szCs w:val="19"/>
+                <w:rFonts w:eastAsia="Courier New" w:cs="Courier New" w:ascii="Courier New" w:hAnsi="Courier New"/>
+                <w:b w:val="false"/>
+                <w:bCs w:val="false"/>
+                <w:sz w:val="20"/>
+                <w:szCs w:val="20"/>
               </w:rPr>
               <w:t>render.yaml</w:t>
             </w:r>
@@ -1889,20 +1902,18 @@
               <w:rPr>
                 <w:b w:val="false"/>
                 <w:bCs w:val="false"/>
-                <w:color w:val="101828"/>
-                <w:sz w:val="19"/>
-                <w:szCs w:val="19"/>
+                <w:sz w:val="22"/>
+                <w:szCs w:val="22"/>
               </w:rPr>
               <w:t xml:space="preserve">: root </w:t>
             </w:r>
             <w:r>
               <w:rPr>
-                <w:rFonts w:eastAsia="Consolas" w:cs="Consolas" w:ascii="Consolas" w:hAnsi="Consolas"/>
-                <w:b w:val="false"/>
-                <w:bCs w:val="false"/>
-                <w:color w:val="101828"/>
-                <w:sz w:val="19"/>
-                <w:szCs w:val="19"/>
+                <w:rFonts w:eastAsia="Courier New" w:cs="Courier New" w:ascii="Courier New" w:hAnsi="Courier New"/>
+                <w:b w:val="false"/>
+                <w:bCs w:val="false"/>
+                <w:sz w:val="20"/>
+                <w:szCs w:val="20"/>
               </w:rPr>
               <w:t>backend</w:t>
             </w:r>
@@ -1910,20 +1921,18 @@
               <w:rPr>
                 <w:b w:val="false"/>
                 <w:bCs w:val="false"/>
-                <w:color w:val="101828"/>
-                <w:sz w:val="19"/>
-                <w:szCs w:val="19"/>
+                <w:sz w:val="22"/>
+                <w:szCs w:val="22"/>
               </w:rPr>
               <w:t xml:space="preserve">, build </w:t>
             </w:r>
             <w:r>
               <w:rPr>
-                <w:rFonts w:eastAsia="Consolas" w:cs="Consolas" w:ascii="Consolas" w:hAnsi="Consolas"/>
-                <w:b w:val="false"/>
-                <w:bCs w:val="false"/>
-                <w:color w:val="101828"/>
-                <w:sz w:val="19"/>
-                <w:szCs w:val="19"/>
+                <w:rFonts w:eastAsia="Courier New" w:cs="Courier New" w:ascii="Courier New" w:hAnsi="Courier New"/>
+                <w:b w:val="false"/>
+                <w:bCs w:val="false"/>
+                <w:sz w:val="20"/>
+                <w:szCs w:val="20"/>
               </w:rPr>
               <w:t>npm ci --omit=dev</w:t>
             </w:r>
@@ -1931,20 +1940,18 @@
               <w:rPr>
                 <w:b w:val="false"/>
                 <w:bCs w:val="false"/>
-                <w:color w:val="101828"/>
-                <w:sz w:val="19"/>
-                <w:szCs w:val="19"/>
+                <w:sz w:val="22"/>
+                <w:szCs w:val="22"/>
               </w:rPr>
               <w:t xml:space="preserve">, start </w:t>
             </w:r>
             <w:r>
               <w:rPr>
-                <w:rFonts w:eastAsia="Consolas" w:cs="Consolas" w:ascii="Consolas" w:hAnsi="Consolas"/>
-                <w:b w:val="false"/>
-                <w:bCs w:val="false"/>
-                <w:color w:val="101828"/>
-                <w:sz w:val="19"/>
-                <w:szCs w:val="19"/>
+                <w:rFonts w:eastAsia="Courier New" w:cs="Courier New" w:ascii="Courier New" w:hAnsi="Courier New"/>
+                <w:b w:val="false"/>
+                <w:bCs w:val="false"/>
+                <w:sz w:val="20"/>
+                <w:szCs w:val="20"/>
               </w:rPr>
               <w:t>npm start</w:t>
             </w:r>
@@ -1952,20 +1959,18 @@
               <w:rPr>
                 <w:b w:val="false"/>
                 <w:bCs w:val="false"/>
-                <w:color w:val="101828"/>
-                <w:sz w:val="19"/>
-                <w:szCs w:val="19"/>
+                <w:sz w:val="22"/>
+                <w:szCs w:val="22"/>
               </w:rPr>
               <w:t xml:space="preserve">, health check </w:t>
             </w:r>
             <w:r>
               <w:rPr>
-                <w:rFonts w:eastAsia="Consolas" w:cs="Consolas" w:ascii="Consolas" w:hAnsi="Consolas"/>
-                <w:b w:val="false"/>
-                <w:bCs w:val="false"/>
-                <w:color w:val="101828"/>
-                <w:sz w:val="19"/>
-                <w:szCs w:val="19"/>
+                <w:rFonts w:eastAsia="Courier New" w:cs="Courier New" w:ascii="Courier New" w:hAnsi="Courier New"/>
+                <w:b w:val="false"/>
+                <w:bCs w:val="false"/>
+                <w:sz w:val="20"/>
+                <w:szCs w:val="20"/>
               </w:rPr>
               <w:t>/api/health</w:t>
             </w:r>
@@ -1973,9 +1978,8 @@
               <w:rPr>
                 <w:b w:val="false"/>
                 <w:bCs w:val="false"/>
-                <w:color w:val="101828"/>
-                <w:sz w:val="19"/>
-                <w:szCs w:val="19"/>
+                <w:sz w:val="22"/>
+                <w:szCs w:val="22"/>
               </w:rPr>
               <w:t>, Node 24</w:t>
             </w:r>
@@ -1990,27 +1994,25 @@
           <w:tcPr>
             <w:tcW w:w="3000" w:type="dxa"/>
             <w:tcBorders>
-              <w:top w:val="single" w:sz="4" w:space="0" w:color="D0D5DD"/>
-              <w:left w:val="single" w:sz="4" w:space="0" w:color="D0D5DD"/>
-              <w:bottom w:val="single" w:sz="4" w:space="0" w:color="D0D5DD"/>
-              <w:right w:val="single" w:sz="4" w:space="0" w:color="D0D5DD"/>
-            </w:tcBorders>
-            <w:shd w:color="auto" w:fill="FFFFFF" w:val="clear"/>
-            <w:vAlign w:val="center"/>
-          </w:tcPr>
-          <w:p>
-            <w:pPr>
-              <w:pStyle w:val="Normal"/>
-              <w:spacing w:lineRule="exact" w:line="252" w:before="0" w:after="20"/>
+              <w:top w:val="single" w:sz="4" w:space="0" w:color="000000"/>
+              <w:left w:val="single" w:sz="4" w:space="0" w:color="000000"/>
+              <w:bottom w:val="single" w:sz="4" w:space="0" w:color="000000"/>
+              <w:right w:val="single" w:sz="4" w:space="0" w:color="000000"/>
+            </w:tcBorders>
+            <w:vAlign w:val="center"/>
+          </w:tcPr>
+          <w:p>
+            <w:pPr>
+              <w:pStyle w:val="Normal"/>
+              <w:spacing w:lineRule="exact" w:line="264" w:before="0" w:after="20"/>
               <w:rPr/>
             </w:pPr>
             <w:r>
               <w:rPr>
                 <w:b/>
                 <w:bCs/>
-                <w:color w:val="101828"/>
-                <w:sz w:val="19"/>
-                <w:szCs w:val="19"/>
+                <w:sz w:val="22"/>
+                <w:szCs w:val="22"/>
               </w:rPr>
               <w:t>Database</w:t>
             </w:r>
@@ -2020,27 +2022,25 @@
           <w:tcPr>
             <w:tcW w:w="6025" w:type="dxa"/>
             <w:tcBorders>
-              <w:top w:val="single" w:sz="4" w:space="0" w:color="D0D5DD"/>
-              <w:left w:val="single" w:sz="4" w:space="0" w:color="D0D5DD"/>
-              <w:bottom w:val="single" w:sz="4" w:space="0" w:color="D0D5DD"/>
-              <w:right w:val="single" w:sz="4" w:space="0" w:color="D0D5DD"/>
-            </w:tcBorders>
-            <w:shd w:color="auto" w:fill="FFFFFF" w:val="clear"/>
-            <w:vAlign w:val="center"/>
-          </w:tcPr>
-          <w:p>
-            <w:pPr>
-              <w:pStyle w:val="Normal"/>
-              <w:spacing w:lineRule="exact" w:line="252" w:before="0" w:after="20"/>
-              <w:rPr/>
-            </w:pPr>
-            <w:r>
-              <w:rPr>
-                <w:b w:val="false"/>
-                <w:bCs w:val="false"/>
-                <w:color w:val="101828"/>
-                <w:sz w:val="19"/>
-                <w:szCs w:val="19"/>
+              <w:top w:val="single" w:sz="4" w:space="0" w:color="000000"/>
+              <w:left w:val="single" w:sz="4" w:space="0" w:color="000000"/>
+              <w:bottom w:val="single" w:sz="4" w:space="0" w:color="000000"/>
+              <w:right w:val="single" w:sz="4" w:space="0" w:color="000000"/>
+            </w:tcBorders>
+            <w:vAlign w:val="center"/>
+          </w:tcPr>
+          <w:p>
+            <w:pPr>
+              <w:pStyle w:val="Normal"/>
+              <w:spacing w:lineRule="exact" w:line="264" w:before="0" w:after="20"/>
+              <w:rPr/>
+            </w:pPr>
+            <w:r>
+              <w:rPr>
+                <w:b w:val="false"/>
+                <w:bCs w:val="false"/>
+                <w:sz w:val="22"/>
+                <w:szCs w:val="22"/>
               </w:rPr>
               <w:t>MongoDB Atlas M0 cluster — collections + GridFS for uploaded files (Render's disk is temporary)</w:t>
             </w:r>
@@ -2055,38 +2055,35 @@
           <w:tcPr>
             <w:tcW w:w="3000" w:type="dxa"/>
             <w:tcBorders>
-              <w:top w:val="single" w:sz="4" w:space="0" w:color="D0D5DD"/>
-              <w:left w:val="single" w:sz="4" w:space="0" w:color="D0D5DD"/>
-              <w:bottom w:val="single" w:sz="4" w:space="0" w:color="D0D5DD"/>
-              <w:right w:val="single" w:sz="4" w:space="0" w:color="D0D5DD"/>
-            </w:tcBorders>
-            <w:shd w:color="auto" w:fill="F8F9FC" w:val="clear"/>
-            <w:vAlign w:val="center"/>
-          </w:tcPr>
-          <w:p>
-            <w:pPr>
-              <w:pStyle w:val="Normal"/>
-              <w:spacing w:lineRule="exact" w:line="252" w:before="0" w:after="20"/>
+              <w:top w:val="single" w:sz="4" w:space="0" w:color="000000"/>
+              <w:left w:val="single" w:sz="4" w:space="0" w:color="000000"/>
+              <w:bottom w:val="single" w:sz="4" w:space="0" w:color="000000"/>
+              <w:right w:val="single" w:sz="4" w:space="0" w:color="000000"/>
+            </w:tcBorders>
+            <w:vAlign w:val="center"/>
+          </w:tcPr>
+          <w:p>
+            <w:pPr>
+              <w:pStyle w:val="Normal"/>
+              <w:spacing w:lineRule="exact" w:line="264" w:before="0" w:after="20"/>
               <w:rPr/>
             </w:pPr>
             <w:r>
               <w:rPr>
                 <w:b/>
                 <w:bCs/>
-                <w:color w:val="101828"/>
-                <w:sz w:val="19"/>
-                <w:szCs w:val="19"/>
+                <w:sz w:val="22"/>
+                <w:szCs w:val="22"/>
               </w:rPr>
               <w:t xml:space="preserve">Environment variables in </w:t>
             </w:r>
             <w:r>
               <w:rPr>
-                <w:rFonts w:eastAsia="Consolas" w:cs="Consolas" w:ascii="Consolas" w:hAnsi="Consolas"/>
-                <w:b w:val="false"/>
-                <w:bCs w:val="false"/>
-                <w:color w:val="101828"/>
-                <w:sz w:val="19"/>
-                <w:szCs w:val="19"/>
+                <w:rFonts w:eastAsia="Courier New" w:cs="Courier New" w:ascii="Courier New" w:hAnsi="Courier New"/>
+                <w:b w:val="false"/>
+                <w:bCs w:val="false"/>
+                <w:sz w:val="20"/>
+                <w:szCs w:val="20"/>
               </w:rPr>
               <w:t>.env</w:t>
             </w:r>
@@ -2096,38 +2093,35 @@
           <w:tcPr>
             <w:tcW w:w="6025" w:type="dxa"/>
             <w:tcBorders>
-              <w:top w:val="single" w:sz="4" w:space="0" w:color="D0D5DD"/>
-              <w:left w:val="single" w:sz="4" w:space="0" w:color="D0D5DD"/>
-              <w:bottom w:val="single" w:sz="4" w:space="0" w:color="D0D5DD"/>
-              <w:right w:val="single" w:sz="4" w:space="0" w:color="D0D5DD"/>
-            </w:tcBorders>
-            <w:shd w:color="auto" w:fill="F8F9FC" w:val="clear"/>
-            <w:vAlign w:val="center"/>
-          </w:tcPr>
-          <w:p>
-            <w:pPr>
-              <w:pStyle w:val="Normal"/>
-              <w:spacing w:lineRule="exact" w:line="252" w:before="0" w:after="20"/>
-              <w:rPr/>
-            </w:pPr>
-            <w:r>
-              <w:rPr>
-                <w:b w:val="false"/>
-                <w:bCs w:val="false"/>
-                <w:color w:val="101828"/>
-                <w:sz w:val="19"/>
-                <w:szCs w:val="19"/>
+              <w:top w:val="single" w:sz="4" w:space="0" w:color="000000"/>
+              <w:left w:val="single" w:sz="4" w:space="0" w:color="000000"/>
+              <w:bottom w:val="single" w:sz="4" w:space="0" w:color="000000"/>
+              <w:right w:val="single" w:sz="4" w:space="0" w:color="000000"/>
+            </w:tcBorders>
+            <w:vAlign w:val="center"/>
+          </w:tcPr>
+          <w:p>
+            <w:pPr>
+              <w:pStyle w:val="Normal"/>
+              <w:spacing w:lineRule="exact" w:line="264" w:before="0" w:after="20"/>
+              <w:rPr/>
+            </w:pPr>
+            <w:r>
+              <w:rPr>
+                <w:b w:val="false"/>
+                <w:bCs w:val="false"/>
+                <w:sz w:val="22"/>
+                <w:szCs w:val="22"/>
               </w:rPr>
               <w:t xml:space="preserve">Local: </w:t>
             </w:r>
             <w:r>
               <w:rPr>
-                <w:rFonts w:eastAsia="Consolas" w:cs="Consolas" w:ascii="Consolas" w:hAnsi="Consolas"/>
-                <w:b w:val="false"/>
-                <w:bCs w:val="false"/>
-                <w:color w:val="101828"/>
-                <w:sz w:val="19"/>
-                <w:szCs w:val="19"/>
+                <w:rFonts w:eastAsia="Courier New" w:cs="Courier New" w:ascii="Courier New" w:hAnsi="Courier New"/>
+                <w:b w:val="false"/>
+                <w:bCs w:val="false"/>
+                <w:sz w:val="20"/>
+                <w:szCs w:val="20"/>
               </w:rPr>
               <w:t>backend/.env</w:t>
             </w:r>
@@ -2135,20 +2129,18 @@
               <w:rPr>
                 <w:b w:val="false"/>
                 <w:bCs w:val="false"/>
-                <w:color w:val="101828"/>
-                <w:sz w:val="19"/>
-                <w:szCs w:val="19"/>
+                <w:sz w:val="22"/>
+                <w:szCs w:val="22"/>
               </w:rPr>
               <w:t xml:space="preserve"> and </w:t>
             </w:r>
             <w:r>
               <w:rPr>
-                <w:rFonts w:eastAsia="Consolas" w:cs="Consolas" w:ascii="Consolas" w:hAnsi="Consolas"/>
-                <w:b w:val="false"/>
-                <w:bCs w:val="false"/>
-                <w:color w:val="101828"/>
-                <w:sz w:val="19"/>
-                <w:szCs w:val="19"/>
+                <w:rFonts w:eastAsia="Courier New" w:cs="Courier New" w:ascii="Courier New" w:hAnsi="Courier New"/>
+                <w:b w:val="false"/>
+                <w:bCs w:val="false"/>
+                <w:sz w:val="20"/>
+                <w:szCs w:val="20"/>
               </w:rPr>
               <w:t>frontend/.env</w:t>
             </w:r>
@@ -2156,20 +2148,18 @@
               <w:rPr>
                 <w:b w:val="false"/>
                 <w:bCs w:val="false"/>
-                <w:color w:val="101828"/>
-                <w:sz w:val="19"/>
-                <w:szCs w:val="19"/>
+                <w:sz w:val="22"/>
+                <w:szCs w:val="22"/>
               </w:rPr>
               <w:t xml:space="preserve"> (git-ignored, templates in </w:t>
             </w:r>
             <w:r>
               <w:rPr>
-                <w:rFonts w:eastAsia="Consolas" w:cs="Consolas" w:ascii="Consolas" w:hAnsi="Consolas"/>
-                <w:b w:val="false"/>
-                <w:bCs w:val="false"/>
-                <w:color w:val="101828"/>
-                <w:sz w:val="19"/>
-                <w:szCs w:val="19"/>
+                <w:rFonts w:eastAsia="Courier New" w:cs="Courier New" w:ascii="Courier New" w:hAnsi="Courier New"/>
+                <w:b w:val="false"/>
+                <w:bCs w:val="false"/>
+                <w:sz w:val="20"/>
+                <w:szCs w:val="20"/>
               </w:rPr>
               <w:t>.env.example</w:t>
             </w:r>
@@ -2177,9 +2167,8 @@
               <w:rPr>
                 <w:b w:val="false"/>
                 <w:bCs w:val="false"/>
-                <w:color w:val="101828"/>
-                <w:sz w:val="19"/>
-                <w:szCs w:val="19"/>
+                <w:sz w:val="22"/>
+                <w:szCs w:val="22"/>
               </w:rPr>
               <w:t>). Production: Vercel and Render dashboards</w:t>
             </w:r>
@@ -2194,27 +2183,25 @@
           <w:tcPr>
             <w:tcW w:w="3000" w:type="dxa"/>
             <w:tcBorders>
-              <w:top w:val="single" w:sz="4" w:space="0" w:color="D0D5DD"/>
-              <w:left w:val="single" w:sz="4" w:space="0" w:color="D0D5DD"/>
-              <w:bottom w:val="single" w:sz="4" w:space="0" w:color="D0D5DD"/>
-              <w:right w:val="single" w:sz="4" w:space="0" w:color="D0D5DD"/>
-            </w:tcBorders>
-            <w:shd w:color="auto" w:fill="FFFFFF" w:val="clear"/>
-            <w:vAlign w:val="center"/>
-          </w:tcPr>
-          <w:p>
-            <w:pPr>
-              <w:pStyle w:val="Normal"/>
-              <w:spacing w:lineRule="exact" w:line="252" w:before="0" w:after="20"/>
+              <w:top w:val="single" w:sz="4" w:space="0" w:color="000000"/>
+              <w:left w:val="single" w:sz="4" w:space="0" w:color="000000"/>
+              <w:bottom w:val="single" w:sz="4" w:space="0" w:color="000000"/>
+              <w:right w:val="single" w:sz="4" w:space="0" w:color="000000"/>
+            </w:tcBorders>
+            <w:vAlign w:val="center"/>
+          </w:tcPr>
+          <w:p>
+            <w:pPr>
+              <w:pStyle w:val="Normal"/>
+              <w:spacing w:lineRule="exact" w:line="264" w:before="0" w:after="20"/>
               <w:rPr/>
             </w:pPr>
             <w:r>
               <w:rPr>
                 <w:b/>
                 <w:bCs/>
-                <w:color w:val="101828"/>
-                <w:sz w:val="19"/>
-                <w:szCs w:val="19"/>
+                <w:sz w:val="22"/>
+                <w:szCs w:val="22"/>
               </w:rPr>
               <w:t>Automatic deployment</w:t>
             </w:r>
@@ -2224,38 +2211,35 @@
           <w:tcPr>
             <w:tcW w:w="6025" w:type="dxa"/>
             <w:tcBorders>
-              <w:top w:val="single" w:sz="4" w:space="0" w:color="D0D5DD"/>
-              <w:left w:val="single" w:sz="4" w:space="0" w:color="D0D5DD"/>
-              <w:bottom w:val="single" w:sz="4" w:space="0" w:color="D0D5DD"/>
-              <w:right w:val="single" w:sz="4" w:space="0" w:color="D0D5DD"/>
-            </w:tcBorders>
-            <w:shd w:color="auto" w:fill="FFFFFF" w:val="clear"/>
-            <w:vAlign w:val="center"/>
-          </w:tcPr>
-          <w:p>
-            <w:pPr>
-              <w:pStyle w:val="Normal"/>
-              <w:spacing w:lineRule="exact" w:line="252" w:before="0" w:after="20"/>
-              <w:rPr/>
-            </w:pPr>
-            <w:r>
-              <w:rPr>
-                <w:b w:val="false"/>
-                <w:bCs w:val="false"/>
-                <w:color w:val="101828"/>
-                <w:sz w:val="19"/>
-                <w:szCs w:val="19"/>
+              <w:top w:val="single" w:sz="4" w:space="0" w:color="000000"/>
+              <w:left w:val="single" w:sz="4" w:space="0" w:color="000000"/>
+              <w:bottom w:val="single" w:sz="4" w:space="0" w:color="000000"/>
+              <w:right w:val="single" w:sz="4" w:space="0" w:color="000000"/>
+            </w:tcBorders>
+            <w:vAlign w:val="center"/>
+          </w:tcPr>
+          <w:p>
+            <w:pPr>
+              <w:pStyle w:val="Normal"/>
+              <w:spacing w:lineRule="exact" w:line="264" w:before="0" w:after="20"/>
+              <w:rPr/>
+            </w:pPr>
+            <w:r>
+              <w:rPr>
+                <w:b w:val="false"/>
+                <w:bCs w:val="false"/>
+                <w:sz w:val="22"/>
+                <w:szCs w:val="22"/>
               </w:rPr>
               <w:t xml:space="preserve">Every push to </w:t>
             </w:r>
             <w:r>
               <w:rPr>
-                <w:rFonts w:eastAsia="Consolas" w:cs="Consolas" w:ascii="Consolas" w:hAnsi="Consolas"/>
-                <w:b w:val="false"/>
-                <w:bCs w:val="false"/>
-                <w:color w:val="101828"/>
-                <w:sz w:val="19"/>
-                <w:szCs w:val="19"/>
+                <w:rFonts w:eastAsia="Courier New" w:cs="Courier New" w:ascii="Courier New" w:hAnsi="Courier New"/>
+                <w:b w:val="false"/>
+                <w:bCs w:val="false"/>
+                <w:sz w:val="20"/>
+                <w:szCs w:val="20"/>
               </w:rPr>
               <w:t>main</w:t>
             </w:r>
@@ -2263,9 +2247,8 @@
               <w:rPr>
                 <w:b w:val="false"/>
                 <w:bCs w:val="false"/>
-                <w:color w:val="101828"/>
-                <w:sz w:val="19"/>
-                <w:szCs w:val="19"/>
+                <w:sz w:val="22"/>
+                <w:szCs w:val="22"/>
               </w:rPr>
               <w:t xml:space="preserve"> → GitHub Actions runs tests → Vercel and Render redeploy the same commit</w:t>
             </w:r>
@@ -2282,13 +2265,11 @@
       <w:r>
         <w:rPr/>
       </w:r>
-      <w:r>
-        <w:br w:type="page"/>
-      </w:r>
     </w:p>
     <w:p>
       <w:pPr>
         <w:pStyle w:val="Heading1"/>
+        <w:keepNext w:val="true"/>
         <w:rPr/>
       </w:pPr>
       <w:r>
@@ -2299,7 +2280,8 @@
     <w:p>
       <w:pPr>
         <w:pStyle w:val="Normal"/>
-        <w:spacing w:lineRule="exact" w:line="288" w:before="0" w:after="120"/>
+        <w:spacing w:lineRule="auto" w:line="360" w:before="0" w:after="120"/>
+        <w:jc w:val="both"/>
         <w:rPr/>
       </w:pPr>
       <w:r>
@@ -2319,12 +2301,11 @@
       </w:r>
       <w:r>
         <w:rPr>
-          <w:rFonts w:eastAsia="Consolas" w:cs="Consolas" w:ascii="Consolas" w:hAnsi="Consolas"/>
+          <w:rFonts w:eastAsia="Courier New" w:cs="Courier New" w:ascii="Courier New" w:hAnsi="Courier New"/>
           <w:b w:val="false"/>
           <w:bCs w:val="false"/>
-          <w:color w:val="3B44B8"/>
-          <w:sz w:val="19"/>
-          <w:szCs w:val="19"/>
+          <w:sz w:val="22"/>
+          <w:szCs w:val="22"/>
         </w:rPr>
         <w:t>.env</w:t>
       </w:r>
@@ -2338,25 +2319,22 @@
         <w:pStyle w:val="Normal"/>
         <w:keepNext w:val="true"/>
         <w:spacing w:before="120" w:after="80"/>
+        <w:jc w:val="center"/>
         <w:rPr/>
       </w:pPr>
       <w:r>
         <w:rPr>
           <w:b/>
           <w:bCs/>
-          <w:color w:val="475467"/>
-          <w:sz w:val="18"/>
-          <w:szCs w:val="18"/>
+          <w:sz w:val="22"/>
+          <w:szCs w:val="22"/>
         </w:rPr>
-        <w:t xml:space="preserve">Table 3. </w:t>
+        <w:t xml:space="preserve">Table 3: </w:t>
       </w:r>
       <w:r>
         <w:rPr>
-          <w:i/>
-          <w:iCs/>
-          <w:color w:val="475467"/>
-          <w:sz w:val="18"/>
-          <w:szCs w:val="18"/>
+          <w:sz w:val="22"/>
+          <w:szCs w:val="22"/>
         </w:rPr>
         <w:t>Backend (Render)</w:t>
       </w:r>
@@ -2368,10 +2346,10 @@
         <w:tblInd w:w="0" w:type="dxa"/>
         <w:tblLayout w:type="fixed"/>
         <w:tblCellMar>
-          <w:top w:w="70" w:type="dxa"/>
-          <w:left w:w="110" w:type="dxa"/>
-          <w:bottom w:w="70" w:type="dxa"/>
-          <w:right w:w="110" w:type="dxa"/>
+          <w:top w:w="60" w:type="dxa"/>
+          <w:left w:w="100" w:type="dxa"/>
+          <w:bottom w:w="60" w:type="dxa"/>
+          <w:right w:w="100" w:type="dxa"/>
         </w:tblCellMar>
       </w:tblPr>
       <w:tblGrid>
@@ -2387,27 +2365,26 @@
           <w:tcPr>
             <w:tcW w:w="2600" w:type="dxa"/>
             <w:tcBorders>
-              <w:top w:val="single" w:sz="4" w:space="0" w:color="D0D5DD"/>
-              <w:left w:val="single" w:sz="4" w:space="0" w:color="D0D5DD"/>
-              <w:bottom w:val="single" w:sz="4" w:space="0" w:color="D0D5DD"/>
-              <w:right w:val="single" w:sz="4" w:space="0" w:color="D0D5DD"/>
-            </w:tcBorders>
-            <w:shd w:color="auto" w:fill="606BEB" w:val="clear"/>
-            <w:vAlign w:val="center"/>
-          </w:tcPr>
-          <w:p>
-            <w:pPr>
-              <w:pStyle w:val="Normal"/>
-              <w:spacing w:lineRule="exact" w:line="252" w:before="0" w:after="20"/>
+              <w:top w:val="single" w:sz="4" w:space="0" w:color="000000"/>
+              <w:left w:val="single" w:sz="4" w:space="0" w:color="000000"/>
+              <w:bottom w:val="single" w:sz="4" w:space="0" w:color="000000"/>
+              <w:right w:val="single" w:sz="4" w:space="0" w:color="000000"/>
+            </w:tcBorders>
+            <w:shd w:color="auto" w:fill="D9D9D9" w:val="clear"/>
+            <w:vAlign w:val="center"/>
+          </w:tcPr>
+          <w:p>
+            <w:pPr>
+              <w:pStyle w:val="Normal"/>
+              <w:spacing w:lineRule="exact" w:line="264" w:before="0" w:after="20"/>
               <w:rPr/>
             </w:pPr>
             <w:r>
               <w:rPr>
                 <w:b/>
                 <w:bCs/>
-                <w:color w:val="FFFFFF"/>
-                <w:sz w:val="19"/>
-                <w:szCs w:val="19"/>
+                <w:sz w:val="22"/>
+                <w:szCs w:val="22"/>
               </w:rPr>
               <w:t>Variable</w:t>
             </w:r>
@@ -2417,27 +2394,26 @@
           <w:tcPr>
             <w:tcW w:w="3599" w:type="dxa"/>
             <w:tcBorders>
-              <w:top w:val="single" w:sz="4" w:space="0" w:color="D0D5DD"/>
-              <w:left w:val="single" w:sz="4" w:space="0" w:color="D0D5DD"/>
-              <w:bottom w:val="single" w:sz="4" w:space="0" w:color="D0D5DD"/>
-              <w:right w:val="single" w:sz="4" w:space="0" w:color="D0D5DD"/>
-            </w:tcBorders>
-            <w:shd w:color="auto" w:fill="606BEB" w:val="clear"/>
-            <w:vAlign w:val="center"/>
-          </w:tcPr>
-          <w:p>
-            <w:pPr>
-              <w:pStyle w:val="Normal"/>
-              <w:spacing w:lineRule="exact" w:line="252" w:before="0" w:after="20"/>
+              <w:top w:val="single" w:sz="4" w:space="0" w:color="000000"/>
+              <w:left w:val="single" w:sz="4" w:space="0" w:color="000000"/>
+              <w:bottom w:val="single" w:sz="4" w:space="0" w:color="000000"/>
+              <w:right w:val="single" w:sz="4" w:space="0" w:color="000000"/>
+            </w:tcBorders>
+            <w:shd w:color="auto" w:fill="D9D9D9" w:val="clear"/>
+            <w:vAlign w:val="center"/>
+          </w:tcPr>
+          <w:p>
+            <w:pPr>
+              <w:pStyle w:val="Normal"/>
+              <w:spacing w:lineRule="exact" w:line="264" w:before="0" w:after="20"/>
               <w:rPr/>
             </w:pPr>
             <w:r>
               <w:rPr>
                 <w:b/>
                 <w:bCs/>
-                <w:color w:val="FFFFFF"/>
-                <w:sz w:val="19"/>
-                <w:szCs w:val="19"/>
+                <w:sz w:val="22"/>
+                <w:szCs w:val="22"/>
               </w:rPr>
               <w:t>Purpose</w:t>
             </w:r>
@@ -2447,27 +2423,26 @@
           <w:tcPr>
             <w:tcW w:w="2827" w:type="dxa"/>
             <w:tcBorders>
-              <w:top w:val="single" w:sz="4" w:space="0" w:color="D0D5DD"/>
-              <w:left w:val="single" w:sz="4" w:space="0" w:color="D0D5DD"/>
-              <w:bottom w:val="single" w:sz="4" w:space="0" w:color="D0D5DD"/>
-              <w:right w:val="single" w:sz="4" w:space="0" w:color="D0D5DD"/>
-            </w:tcBorders>
-            <w:shd w:color="auto" w:fill="606BEB" w:val="clear"/>
-            <w:vAlign w:val="center"/>
-          </w:tcPr>
-          <w:p>
-            <w:pPr>
-              <w:pStyle w:val="Normal"/>
-              <w:spacing w:lineRule="exact" w:line="252" w:before="0" w:after="20"/>
+              <w:top w:val="single" w:sz="4" w:space="0" w:color="000000"/>
+              <w:left w:val="single" w:sz="4" w:space="0" w:color="000000"/>
+              <w:bottom w:val="single" w:sz="4" w:space="0" w:color="000000"/>
+              <w:right w:val="single" w:sz="4" w:space="0" w:color="000000"/>
+            </w:tcBorders>
+            <w:shd w:color="auto" w:fill="D9D9D9" w:val="clear"/>
+            <w:vAlign w:val="center"/>
+          </w:tcPr>
+          <w:p>
+            <w:pPr>
+              <w:pStyle w:val="Normal"/>
+              <w:spacing w:lineRule="exact" w:line="264" w:before="0" w:after="20"/>
               <w:rPr/>
             </w:pPr>
             <w:r>
               <w:rPr>
                 <w:b/>
                 <w:bCs/>
-                <w:color w:val="FFFFFF"/>
-                <w:sz w:val="19"/>
-                <w:szCs w:val="19"/>
+                <w:sz w:val="22"/>
+                <w:szCs w:val="22"/>
               </w:rPr>
               <w:t>Where the value comes from</w:t>
             </w:r>
@@ -2482,59 +2457,55 @@
           <w:tcPr>
             <w:tcW w:w="2600" w:type="dxa"/>
             <w:tcBorders>
-              <w:top w:val="single" w:sz="4" w:space="0" w:color="D0D5DD"/>
-              <w:left w:val="single" w:sz="4" w:space="0" w:color="D0D5DD"/>
-              <w:bottom w:val="single" w:sz="4" w:space="0" w:color="D0D5DD"/>
-              <w:right w:val="single" w:sz="4" w:space="0" w:color="D0D5DD"/>
-            </w:tcBorders>
-            <w:shd w:color="auto" w:fill="FFFFFF" w:val="clear"/>
-            <w:vAlign w:val="center"/>
-          </w:tcPr>
-          <w:p>
-            <w:pPr>
-              <w:pStyle w:val="Normal"/>
-              <w:spacing w:lineRule="exact" w:line="252" w:before="0" w:after="20"/>
-              <w:rPr/>
-            </w:pPr>
-            <w:r>
-              <w:rPr>
-                <w:rFonts w:eastAsia="Consolas" w:cs="Consolas" w:ascii="Consolas" w:hAnsi="Consolas"/>
-                <w:b w:val="false"/>
-                <w:bCs w:val="false"/>
-                <w:color w:val="101828"/>
-                <w:sz w:val="17"/>
-                <w:szCs w:val="17"/>
-              </w:rPr>
-              <w:t>MONGO_URI</w:t>
-            </w:r>
-          </w:p>
-        </w:tc>
-        <w:tc>
-          <w:tcPr>
-            <w:tcW w:w="3599" w:type="dxa"/>
-            <w:tcBorders>
-              <w:top w:val="single" w:sz="4" w:space="0" w:color="D0D5DD"/>
-              <w:left w:val="single" w:sz="4" w:space="0" w:color="D0D5DD"/>
-              <w:bottom w:val="single" w:sz="4" w:space="0" w:color="D0D5DD"/>
-              <w:right w:val="single" w:sz="4" w:space="0" w:color="D0D5DD"/>
-            </w:tcBorders>
-            <w:shd w:color="auto" w:fill="FFFFFF" w:val="clear"/>
-            <w:vAlign w:val="center"/>
-          </w:tcPr>
-          <w:p>
-            <w:pPr>
-              <w:pStyle w:val="Normal"/>
-              <w:spacing w:lineRule="exact" w:line="252" w:before="0" w:after="20"/>
-              <w:rPr/>
-            </w:pPr>
-            <w:r>
-              <w:rPr>
-                <w:b w:val="false"/>
-                <w:bCs w:val="false"/>
-                <w:color w:val="101828"/>
+              <w:top w:val="single" w:sz="4" w:space="0" w:color="000000"/>
+              <w:left w:val="single" w:sz="4" w:space="0" w:color="000000"/>
+              <w:bottom w:val="single" w:sz="4" w:space="0" w:color="000000"/>
+              <w:right w:val="single" w:sz="4" w:space="0" w:color="000000"/>
+            </w:tcBorders>
+            <w:vAlign w:val="center"/>
+          </w:tcPr>
+          <w:p>
+            <w:pPr>
+              <w:pStyle w:val="Normal"/>
+              <w:spacing w:lineRule="exact" w:line="264" w:before="0" w:after="20"/>
+              <w:rPr/>
+            </w:pPr>
+            <w:r>
+              <w:rPr>
+                <w:rFonts w:eastAsia="Courier New" w:cs="Courier New" w:ascii="Courier New" w:hAnsi="Courier New"/>
+                <w:b w:val="false"/>
+                <w:bCs w:val="false"/>
                 <w:sz w:val="19"/>
                 <w:szCs w:val="19"/>
               </w:rPr>
+              <w:t>MONGO_URI</w:t>
+            </w:r>
+          </w:p>
+        </w:tc>
+        <w:tc>
+          <w:tcPr>
+            <w:tcW w:w="3599" w:type="dxa"/>
+            <w:tcBorders>
+              <w:top w:val="single" w:sz="4" w:space="0" w:color="000000"/>
+              <w:left w:val="single" w:sz="4" w:space="0" w:color="000000"/>
+              <w:bottom w:val="single" w:sz="4" w:space="0" w:color="000000"/>
+              <w:right w:val="single" w:sz="4" w:space="0" w:color="000000"/>
+            </w:tcBorders>
+            <w:vAlign w:val="center"/>
+          </w:tcPr>
+          <w:p>
+            <w:pPr>
+              <w:pStyle w:val="Normal"/>
+              <w:spacing w:lineRule="exact" w:line="264" w:before="0" w:after="20"/>
+              <w:rPr/>
+            </w:pPr>
+            <w:r>
+              <w:rPr>
+                <w:b w:val="false"/>
+                <w:bCs w:val="false"/>
+                <w:sz w:val="22"/>
+                <w:szCs w:val="22"/>
+              </w:rPr>
               <w:t>MongoDB Atlas connection string</w:t>
             </w:r>
           </w:p>
@@ -2543,27 +2514,25 @@
           <w:tcPr>
             <w:tcW w:w="2827" w:type="dxa"/>
             <w:tcBorders>
-              <w:top w:val="single" w:sz="4" w:space="0" w:color="D0D5DD"/>
-              <w:left w:val="single" w:sz="4" w:space="0" w:color="D0D5DD"/>
-              <w:bottom w:val="single" w:sz="4" w:space="0" w:color="D0D5DD"/>
-              <w:right w:val="single" w:sz="4" w:space="0" w:color="D0D5DD"/>
-            </w:tcBorders>
-            <w:shd w:color="auto" w:fill="FFFFFF" w:val="clear"/>
-            <w:vAlign w:val="center"/>
-          </w:tcPr>
-          <w:p>
-            <w:pPr>
-              <w:pStyle w:val="Normal"/>
-              <w:spacing w:lineRule="exact" w:line="252" w:before="0" w:after="20"/>
-              <w:rPr/>
-            </w:pPr>
-            <w:r>
-              <w:rPr>
-                <w:b w:val="false"/>
-                <w:bCs w:val="false"/>
-                <w:color w:val="101828"/>
-                <w:sz w:val="19"/>
-                <w:szCs w:val="19"/>
+              <w:top w:val="single" w:sz="4" w:space="0" w:color="000000"/>
+              <w:left w:val="single" w:sz="4" w:space="0" w:color="000000"/>
+              <w:bottom w:val="single" w:sz="4" w:space="0" w:color="000000"/>
+              <w:right w:val="single" w:sz="4" w:space="0" w:color="000000"/>
+            </w:tcBorders>
+            <w:vAlign w:val="center"/>
+          </w:tcPr>
+          <w:p>
+            <w:pPr>
+              <w:pStyle w:val="Normal"/>
+              <w:spacing w:lineRule="exact" w:line="264" w:before="0" w:after="20"/>
+              <w:rPr/>
+            </w:pPr>
+            <w:r>
+              <w:rPr>
+                <w:b w:val="false"/>
+                <w:bCs w:val="false"/>
+                <w:sz w:val="22"/>
+                <w:szCs w:val="22"/>
               </w:rPr>
               <w:t>Atlas → Connect → Drivers</w:t>
             </w:r>
@@ -2578,59 +2547,55 @@
           <w:tcPr>
             <w:tcW w:w="2600" w:type="dxa"/>
             <w:tcBorders>
-              <w:top w:val="single" w:sz="4" w:space="0" w:color="D0D5DD"/>
-              <w:left w:val="single" w:sz="4" w:space="0" w:color="D0D5DD"/>
-              <w:bottom w:val="single" w:sz="4" w:space="0" w:color="D0D5DD"/>
-              <w:right w:val="single" w:sz="4" w:space="0" w:color="D0D5DD"/>
-            </w:tcBorders>
-            <w:shd w:color="auto" w:fill="F8F9FC" w:val="clear"/>
-            <w:vAlign w:val="center"/>
-          </w:tcPr>
-          <w:p>
-            <w:pPr>
-              <w:pStyle w:val="Normal"/>
-              <w:spacing w:lineRule="exact" w:line="252" w:before="0" w:after="20"/>
-              <w:rPr/>
-            </w:pPr>
-            <w:r>
-              <w:rPr>
-                <w:rFonts w:eastAsia="Consolas" w:cs="Consolas" w:ascii="Consolas" w:hAnsi="Consolas"/>
-                <w:b w:val="false"/>
-                <w:bCs w:val="false"/>
-                <w:color w:val="101828"/>
-                <w:sz w:val="17"/>
-                <w:szCs w:val="17"/>
-              </w:rPr>
-              <w:t>JWT_SECRET</w:t>
-            </w:r>
-          </w:p>
-        </w:tc>
-        <w:tc>
-          <w:tcPr>
-            <w:tcW w:w="3599" w:type="dxa"/>
-            <w:tcBorders>
-              <w:top w:val="single" w:sz="4" w:space="0" w:color="D0D5DD"/>
-              <w:left w:val="single" w:sz="4" w:space="0" w:color="D0D5DD"/>
-              <w:bottom w:val="single" w:sz="4" w:space="0" w:color="D0D5DD"/>
-              <w:right w:val="single" w:sz="4" w:space="0" w:color="D0D5DD"/>
-            </w:tcBorders>
-            <w:shd w:color="auto" w:fill="F8F9FC" w:val="clear"/>
-            <w:vAlign w:val="center"/>
-          </w:tcPr>
-          <w:p>
-            <w:pPr>
-              <w:pStyle w:val="Normal"/>
-              <w:spacing w:lineRule="exact" w:line="252" w:before="0" w:after="20"/>
-              <w:rPr/>
-            </w:pPr>
-            <w:r>
-              <w:rPr>
-                <w:b w:val="false"/>
-                <w:bCs w:val="false"/>
-                <w:color w:val="101828"/>
+              <w:top w:val="single" w:sz="4" w:space="0" w:color="000000"/>
+              <w:left w:val="single" w:sz="4" w:space="0" w:color="000000"/>
+              <w:bottom w:val="single" w:sz="4" w:space="0" w:color="000000"/>
+              <w:right w:val="single" w:sz="4" w:space="0" w:color="000000"/>
+            </w:tcBorders>
+            <w:vAlign w:val="center"/>
+          </w:tcPr>
+          <w:p>
+            <w:pPr>
+              <w:pStyle w:val="Normal"/>
+              <w:spacing w:lineRule="exact" w:line="264" w:before="0" w:after="20"/>
+              <w:rPr/>
+            </w:pPr>
+            <w:r>
+              <w:rPr>
+                <w:rFonts w:eastAsia="Courier New" w:cs="Courier New" w:ascii="Courier New" w:hAnsi="Courier New"/>
+                <w:b w:val="false"/>
+                <w:bCs w:val="false"/>
                 <w:sz w:val="19"/>
                 <w:szCs w:val="19"/>
               </w:rPr>
+              <w:t>JWT_SECRET</w:t>
+            </w:r>
+          </w:p>
+        </w:tc>
+        <w:tc>
+          <w:tcPr>
+            <w:tcW w:w="3599" w:type="dxa"/>
+            <w:tcBorders>
+              <w:top w:val="single" w:sz="4" w:space="0" w:color="000000"/>
+              <w:left w:val="single" w:sz="4" w:space="0" w:color="000000"/>
+              <w:bottom w:val="single" w:sz="4" w:space="0" w:color="000000"/>
+              <w:right w:val="single" w:sz="4" w:space="0" w:color="000000"/>
+            </w:tcBorders>
+            <w:vAlign w:val="center"/>
+          </w:tcPr>
+          <w:p>
+            <w:pPr>
+              <w:pStyle w:val="Normal"/>
+              <w:spacing w:lineRule="exact" w:line="264" w:before="0" w:after="20"/>
+              <w:rPr/>
+            </w:pPr>
+            <w:r>
+              <w:rPr>
+                <w:b w:val="false"/>
+                <w:bCs w:val="false"/>
+                <w:sz w:val="22"/>
+                <w:szCs w:val="22"/>
+              </w:rPr>
               <w:t>Signs login tokens</w:t>
             </w:r>
           </w:p>
@@ -2639,27 +2604,25 @@
           <w:tcPr>
             <w:tcW w:w="2827" w:type="dxa"/>
             <w:tcBorders>
-              <w:top w:val="single" w:sz="4" w:space="0" w:color="D0D5DD"/>
-              <w:left w:val="single" w:sz="4" w:space="0" w:color="D0D5DD"/>
-              <w:bottom w:val="single" w:sz="4" w:space="0" w:color="D0D5DD"/>
-              <w:right w:val="single" w:sz="4" w:space="0" w:color="D0D5DD"/>
-            </w:tcBorders>
-            <w:shd w:color="auto" w:fill="F8F9FC" w:val="clear"/>
-            <w:vAlign w:val="center"/>
-          </w:tcPr>
-          <w:p>
-            <w:pPr>
-              <w:pStyle w:val="Normal"/>
-              <w:spacing w:lineRule="exact" w:line="252" w:before="0" w:after="20"/>
-              <w:rPr/>
-            </w:pPr>
-            <w:r>
-              <w:rPr>
-                <w:b w:val="false"/>
-                <w:bCs w:val="false"/>
-                <w:color w:val="101828"/>
-                <w:sz w:val="19"/>
-                <w:szCs w:val="19"/>
+              <w:top w:val="single" w:sz="4" w:space="0" w:color="000000"/>
+              <w:left w:val="single" w:sz="4" w:space="0" w:color="000000"/>
+              <w:bottom w:val="single" w:sz="4" w:space="0" w:color="000000"/>
+              <w:right w:val="single" w:sz="4" w:space="0" w:color="000000"/>
+            </w:tcBorders>
+            <w:vAlign w:val="center"/>
+          </w:tcPr>
+          <w:p>
+            <w:pPr>
+              <w:pStyle w:val="Normal"/>
+              <w:spacing w:lineRule="exact" w:line="264" w:before="0" w:after="20"/>
+              <w:rPr/>
+            </w:pPr>
+            <w:r>
+              <w:rPr>
+                <w:b w:val="false"/>
+                <w:bCs w:val="false"/>
+                <w:sz w:val="22"/>
+                <w:szCs w:val="22"/>
               </w:rPr>
               <w:t>Generated automatically by Render (generateValue)</w:t>
             </w:r>
@@ -2674,59 +2637,55 @@
           <w:tcPr>
             <w:tcW w:w="2600" w:type="dxa"/>
             <w:tcBorders>
-              <w:top w:val="single" w:sz="4" w:space="0" w:color="D0D5DD"/>
-              <w:left w:val="single" w:sz="4" w:space="0" w:color="D0D5DD"/>
-              <w:bottom w:val="single" w:sz="4" w:space="0" w:color="D0D5DD"/>
-              <w:right w:val="single" w:sz="4" w:space="0" w:color="D0D5DD"/>
-            </w:tcBorders>
-            <w:shd w:color="auto" w:fill="FFFFFF" w:val="clear"/>
-            <w:vAlign w:val="center"/>
-          </w:tcPr>
-          <w:p>
-            <w:pPr>
-              <w:pStyle w:val="Normal"/>
-              <w:spacing w:lineRule="exact" w:line="252" w:before="0" w:after="20"/>
-              <w:rPr/>
-            </w:pPr>
-            <w:r>
-              <w:rPr>
-                <w:rFonts w:eastAsia="Consolas" w:cs="Consolas" w:ascii="Consolas" w:hAnsi="Consolas"/>
-                <w:b w:val="false"/>
-                <w:bCs w:val="false"/>
-                <w:color w:val="101828"/>
-                <w:sz w:val="17"/>
-                <w:szCs w:val="17"/>
-              </w:rPr>
-              <w:t>GEMINI_API_KEY</w:t>
-            </w:r>
-          </w:p>
-        </w:tc>
-        <w:tc>
-          <w:tcPr>
-            <w:tcW w:w="3599" w:type="dxa"/>
-            <w:tcBorders>
-              <w:top w:val="single" w:sz="4" w:space="0" w:color="D0D5DD"/>
-              <w:left w:val="single" w:sz="4" w:space="0" w:color="D0D5DD"/>
-              <w:bottom w:val="single" w:sz="4" w:space="0" w:color="D0D5DD"/>
-              <w:right w:val="single" w:sz="4" w:space="0" w:color="D0D5DD"/>
-            </w:tcBorders>
-            <w:shd w:color="auto" w:fill="FFFFFF" w:val="clear"/>
-            <w:vAlign w:val="center"/>
-          </w:tcPr>
-          <w:p>
-            <w:pPr>
-              <w:pStyle w:val="Normal"/>
-              <w:spacing w:lineRule="exact" w:line="252" w:before="0" w:after="20"/>
-              <w:rPr/>
-            </w:pPr>
-            <w:r>
-              <w:rPr>
-                <w:b w:val="false"/>
-                <w:bCs w:val="false"/>
-                <w:color w:val="101828"/>
+              <w:top w:val="single" w:sz="4" w:space="0" w:color="000000"/>
+              <w:left w:val="single" w:sz="4" w:space="0" w:color="000000"/>
+              <w:bottom w:val="single" w:sz="4" w:space="0" w:color="000000"/>
+              <w:right w:val="single" w:sz="4" w:space="0" w:color="000000"/>
+            </w:tcBorders>
+            <w:vAlign w:val="center"/>
+          </w:tcPr>
+          <w:p>
+            <w:pPr>
+              <w:pStyle w:val="Normal"/>
+              <w:spacing w:lineRule="exact" w:line="264" w:before="0" w:after="20"/>
+              <w:rPr/>
+            </w:pPr>
+            <w:r>
+              <w:rPr>
+                <w:rFonts w:eastAsia="Courier New" w:cs="Courier New" w:ascii="Courier New" w:hAnsi="Courier New"/>
+                <w:b w:val="false"/>
+                <w:bCs w:val="false"/>
                 <w:sz w:val="19"/>
                 <w:szCs w:val="19"/>
               </w:rPr>
+              <w:t>GEMINI_API_KEY</w:t>
+            </w:r>
+          </w:p>
+        </w:tc>
+        <w:tc>
+          <w:tcPr>
+            <w:tcW w:w="3599" w:type="dxa"/>
+            <w:tcBorders>
+              <w:top w:val="single" w:sz="4" w:space="0" w:color="000000"/>
+              <w:left w:val="single" w:sz="4" w:space="0" w:color="000000"/>
+              <w:bottom w:val="single" w:sz="4" w:space="0" w:color="000000"/>
+              <w:right w:val="single" w:sz="4" w:space="0" w:color="000000"/>
+            </w:tcBorders>
+            <w:vAlign w:val="center"/>
+          </w:tcPr>
+          <w:p>
+            <w:pPr>
+              <w:pStyle w:val="Normal"/>
+              <w:spacing w:lineRule="exact" w:line="264" w:before="0" w:after="20"/>
+              <w:rPr/>
+            </w:pPr>
+            <w:r>
+              <w:rPr>
+                <w:b w:val="false"/>
+                <w:bCs w:val="false"/>
+                <w:sz w:val="22"/>
+                <w:szCs w:val="22"/>
+              </w:rPr>
               <w:t>Google Gemini access</w:t>
             </w:r>
           </w:p>
@@ -2735,27 +2694,25 @@
           <w:tcPr>
             <w:tcW w:w="2827" w:type="dxa"/>
             <w:tcBorders>
-              <w:top w:val="single" w:sz="4" w:space="0" w:color="D0D5DD"/>
-              <w:left w:val="single" w:sz="4" w:space="0" w:color="D0D5DD"/>
-              <w:bottom w:val="single" w:sz="4" w:space="0" w:color="D0D5DD"/>
-              <w:right w:val="single" w:sz="4" w:space="0" w:color="D0D5DD"/>
-            </w:tcBorders>
-            <w:shd w:color="auto" w:fill="FFFFFF" w:val="clear"/>
-            <w:vAlign w:val="center"/>
-          </w:tcPr>
-          <w:p>
-            <w:pPr>
-              <w:pStyle w:val="Normal"/>
-              <w:spacing w:lineRule="exact" w:line="252" w:before="0" w:after="20"/>
-              <w:rPr/>
-            </w:pPr>
-            <w:r>
-              <w:rPr>
-                <w:b w:val="false"/>
-                <w:bCs w:val="false"/>
-                <w:color w:val="101828"/>
-                <w:sz w:val="19"/>
-                <w:szCs w:val="19"/>
+              <w:top w:val="single" w:sz="4" w:space="0" w:color="000000"/>
+              <w:left w:val="single" w:sz="4" w:space="0" w:color="000000"/>
+              <w:bottom w:val="single" w:sz="4" w:space="0" w:color="000000"/>
+              <w:right w:val="single" w:sz="4" w:space="0" w:color="000000"/>
+            </w:tcBorders>
+            <w:vAlign w:val="center"/>
+          </w:tcPr>
+          <w:p>
+            <w:pPr>
+              <w:pStyle w:val="Normal"/>
+              <w:spacing w:lineRule="exact" w:line="264" w:before="0" w:after="20"/>
+              <w:rPr/>
+            </w:pPr>
+            <w:r>
+              <w:rPr>
+                <w:b w:val="false"/>
+                <w:bCs w:val="false"/>
+                <w:sz w:val="22"/>
+                <w:szCs w:val="22"/>
               </w:rPr>
               <w:t>Google AI Studio</w:t>
             </w:r>
@@ -2770,59 +2727,55 @@
           <w:tcPr>
             <w:tcW w:w="2600" w:type="dxa"/>
             <w:tcBorders>
-              <w:top w:val="single" w:sz="4" w:space="0" w:color="D0D5DD"/>
-              <w:left w:val="single" w:sz="4" w:space="0" w:color="D0D5DD"/>
-              <w:bottom w:val="single" w:sz="4" w:space="0" w:color="D0D5DD"/>
-              <w:right w:val="single" w:sz="4" w:space="0" w:color="D0D5DD"/>
-            </w:tcBorders>
-            <w:shd w:color="auto" w:fill="F8F9FC" w:val="clear"/>
-            <w:vAlign w:val="center"/>
-          </w:tcPr>
-          <w:p>
-            <w:pPr>
-              <w:pStyle w:val="Normal"/>
-              <w:spacing w:lineRule="exact" w:line="252" w:before="0" w:after="20"/>
-              <w:rPr/>
-            </w:pPr>
-            <w:r>
-              <w:rPr>
-                <w:rFonts w:eastAsia="Consolas" w:cs="Consolas" w:ascii="Consolas" w:hAnsi="Consolas"/>
-                <w:b w:val="false"/>
-                <w:bCs w:val="false"/>
-                <w:color w:val="101828"/>
-                <w:sz w:val="17"/>
-                <w:szCs w:val="17"/>
-              </w:rPr>
-              <w:t>GOOGLE_CLIENT_ID</w:t>
-            </w:r>
-          </w:p>
-        </w:tc>
-        <w:tc>
-          <w:tcPr>
-            <w:tcW w:w="3599" w:type="dxa"/>
-            <w:tcBorders>
-              <w:top w:val="single" w:sz="4" w:space="0" w:color="D0D5DD"/>
-              <w:left w:val="single" w:sz="4" w:space="0" w:color="D0D5DD"/>
-              <w:bottom w:val="single" w:sz="4" w:space="0" w:color="D0D5DD"/>
-              <w:right w:val="single" w:sz="4" w:space="0" w:color="D0D5DD"/>
-            </w:tcBorders>
-            <w:shd w:color="auto" w:fill="F8F9FC" w:val="clear"/>
-            <w:vAlign w:val="center"/>
-          </w:tcPr>
-          <w:p>
-            <w:pPr>
-              <w:pStyle w:val="Normal"/>
-              <w:spacing w:lineRule="exact" w:line="252" w:before="0" w:after="20"/>
-              <w:rPr/>
-            </w:pPr>
-            <w:r>
-              <w:rPr>
-                <w:b w:val="false"/>
-                <w:bCs w:val="false"/>
-                <w:color w:val="101828"/>
+              <w:top w:val="single" w:sz="4" w:space="0" w:color="000000"/>
+              <w:left w:val="single" w:sz="4" w:space="0" w:color="000000"/>
+              <w:bottom w:val="single" w:sz="4" w:space="0" w:color="000000"/>
+              <w:right w:val="single" w:sz="4" w:space="0" w:color="000000"/>
+            </w:tcBorders>
+            <w:vAlign w:val="center"/>
+          </w:tcPr>
+          <w:p>
+            <w:pPr>
+              <w:pStyle w:val="Normal"/>
+              <w:spacing w:lineRule="exact" w:line="264" w:before="0" w:after="20"/>
+              <w:rPr/>
+            </w:pPr>
+            <w:r>
+              <w:rPr>
+                <w:rFonts w:eastAsia="Courier New" w:cs="Courier New" w:ascii="Courier New" w:hAnsi="Courier New"/>
+                <w:b w:val="false"/>
+                <w:bCs w:val="false"/>
                 <w:sz w:val="19"/>
                 <w:szCs w:val="19"/>
               </w:rPr>
+              <w:t>GOOGLE_CLIENT_ID</w:t>
+            </w:r>
+          </w:p>
+        </w:tc>
+        <w:tc>
+          <w:tcPr>
+            <w:tcW w:w="3599" w:type="dxa"/>
+            <w:tcBorders>
+              <w:top w:val="single" w:sz="4" w:space="0" w:color="000000"/>
+              <w:left w:val="single" w:sz="4" w:space="0" w:color="000000"/>
+              <w:bottom w:val="single" w:sz="4" w:space="0" w:color="000000"/>
+              <w:right w:val="single" w:sz="4" w:space="0" w:color="000000"/>
+            </w:tcBorders>
+            <w:vAlign w:val="center"/>
+          </w:tcPr>
+          <w:p>
+            <w:pPr>
+              <w:pStyle w:val="Normal"/>
+              <w:spacing w:lineRule="exact" w:line="264" w:before="0" w:after="20"/>
+              <w:rPr/>
+            </w:pPr>
+            <w:r>
+              <w:rPr>
+                <w:b w:val="false"/>
+                <w:bCs w:val="false"/>
+                <w:sz w:val="22"/>
+                <w:szCs w:val="22"/>
+              </w:rPr>
               <w:t>Verifies Google Sign-In tokens</w:t>
             </w:r>
           </w:p>
@@ -2831,27 +2784,25 @@
           <w:tcPr>
             <w:tcW w:w="2827" w:type="dxa"/>
             <w:tcBorders>
-              <w:top w:val="single" w:sz="4" w:space="0" w:color="D0D5DD"/>
-              <w:left w:val="single" w:sz="4" w:space="0" w:color="D0D5DD"/>
-              <w:bottom w:val="single" w:sz="4" w:space="0" w:color="D0D5DD"/>
-              <w:right w:val="single" w:sz="4" w:space="0" w:color="D0D5DD"/>
-            </w:tcBorders>
-            <w:shd w:color="auto" w:fill="F8F9FC" w:val="clear"/>
-            <w:vAlign w:val="center"/>
-          </w:tcPr>
-          <w:p>
-            <w:pPr>
-              <w:pStyle w:val="Normal"/>
-              <w:spacing w:lineRule="exact" w:line="252" w:before="0" w:after="20"/>
-              <w:rPr/>
-            </w:pPr>
-            <w:r>
-              <w:rPr>
-                <w:b w:val="false"/>
-                <w:bCs w:val="false"/>
-                <w:color w:val="101828"/>
-                <w:sz w:val="19"/>
-                <w:szCs w:val="19"/>
+              <w:top w:val="single" w:sz="4" w:space="0" w:color="000000"/>
+              <w:left w:val="single" w:sz="4" w:space="0" w:color="000000"/>
+              <w:bottom w:val="single" w:sz="4" w:space="0" w:color="000000"/>
+              <w:right w:val="single" w:sz="4" w:space="0" w:color="000000"/>
+            </w:tcBorders>
+            <w:vAlign w:val="center"/>
+          </w:tcPr>
+          <w:p>
+            <w:pPr>
+              <w:pStyle w:val="Normal"/>
+              <w:spacing w:lineRule="exact" w:line="264" w:before="0" w:after="20"/>
+              <w:rPr/>
+            </w:pPr>
+            <w:r>
+              <w:rPr>
+                <w:b w:val="false"/>
+                <w:bCs w:val="false"/>
+                <w:sz w:val="22"/>
+                <w:szCs w:val="22"/>
               </w:rPr>
               <w:t>Google Cloud Console → OAuth client</w:t>
             </w:r>
@@ -2866,59 +2817,55 @@
           <w:tcPr>
             <w:tcW w:w="2600" w:type="dxa"/>
             <w:tcBorders>
-              <w:top w:val="single" w:sz="4" w:space="0" w:color="D0D5DD"/>
-              <w:left w:val="single" w:sz="4" w:space="0" w:color="D0D5DD"/>
-              <w:bottom w:val="single" w:sz="4" w:space="0" w:color="D0D5DD"/>
-              <w:right w:val="single" w:sz="4" w:space="0" w:color="D0D5DD"/>
-            </w:tcBorders>
-            <w:shd w:color="auto" w:fill="FFFFFF" w:val="clear"/>
-            <w:vAlign w:val="center"/>
-          </w:tcPr>
-          <w:p>
-            <w:pPr>
-              <w:pStyle w:val="Normal"/>
-              <w:spacing w:lineRule="exact" w:line="252" w:before="0" w:after="20"/>
-              <w:rPr/>
-            </w:pPr>
-            <w:r>
-              <w:rPr>
-                <w:rFonts w:eastAsia="Consolas" w:cs="Consolas" w:ascii="Consolas" w:hAnsi="Consolas"/>
-                <w:b w:val="false"/>
-                <w:bCs w:val="false"/>
-                <w:color w:val="101828"/>
-                <w:sz w:val="17"/>
-                <w:szCs w:val="17"/>
-              </w:rPr>
-              <w:t>CLIENT_URL</w:t>
-            </w:r>
-          </w:p>
-        </w:tc>
-        <w:tc>
-          <w:tcPr>
-            <w:tcW w:w="3599" w:type="dxa"/>
-            <w:tcBorders>
-              <w:top w:val="single" w:sz="4" w:space="0" w:color="D0D5DD"/>
-              <w:left w:val="single" w:sz="4" w:space="0" w:color="D0D5DD"/>
-              <w:bottom w:val="single" w:sz="4" w:space="0" w:color="D0D5DD"/>
-              <w:right w:val="single" w:sz="4" w:space="0" w:color="D0D5DD"/>
-            </w:tcBorders>
-            <w:shd w:color="auto" w:fill="FFFFFF" w:val="clear"/>
-            <w:vAlign w:val="center"/>
-          </w:tcPr>
-          <w:p>
-            <w:pPr>
-              <w:pStyle w:val="Normal"/>
-              <w:spacing w:lineRule="exact" w:line="252" w:before="0" w:after="20"/>
-              <w:rPr/>
-            </w:pPr>
-            <w:r>
-              <w:rPr>
-                <w:b w:val="false"/>
-                <w:bCs w:val="false"/>
-                <w:color w:val="101828"/>
+              <w:top w:val="single" w:sz="4" w:space="0" w:color="000000"/>
+              <w:left w:val="single" w:sz="4" w:space="0" w:color="000000"/>
+              <w:bottom w:val="single" w:sz="4" w:space="0" w:color="000000"/>
+              <w:right w:val="single" w:sz="4" w:space="0" w:color="000000"/>
+            </w:tcBorders>
+            <w:vAlign w:val="center"/>
+          </w:tcPr>
+          <w:p>
+            <w:pPr>
+              <w:pStyle w:val="Normal"/>
+              <w:spacing w:lineRule="exact" w:line="264" w:before="0" w:after="20"/>
+              <w:rPr/>
+            </w:pPr>
+            <w:r>
+              <w:rPr>
+                <w:rFonts w:eastAsia="Courier New" w:cs="Courier New" w:ascii="Courier New" w:hAnsi="Courier New"/>
+                <w:b w:val="false"/>
+                <w:bCs w:val="false"/>
                 <w:sz w:val="19"/>
                 <w:szCs w:val="19"/>
               </w:rPr>
+              <w:t>CLIENT_URL</w:t>
+            </w:r>
+          </w:p>
+        </w:tc>
+        <w:tc>
+          <w:tcPr>
+            <w:tcW w:w="3599" w:type="dxa"/>
+            <w:tcBorders>
+              <w:top w:val="single" w:sz="4" w:space="0" w:color="000000"/>
+              <w:left w:val="single" w:sz="4" w:space="0" w:color="000000"/>
+              <w:bottom w:val="single" w:sz="4" w:space="0" w:color="000000"/>
+              <w:right w:val="single" w:sz="4" w:space="0" w:color="000000"/>
+            </w:tcBorders>
+            <w:vAlign w:val="center"/>
+          </w:tcPr>
+          <w:p>
+            <w:pPr>
+              <w:pStyle w:val="Normal"/>
+              <w:spacing w:lineRule="exact" w:line="264" w:before="0" w:after="20"/>
+              <w:rPr/>
+            </w:pPr>
+            <w:r>
+              <w:rPr>
+                <w:b w:val="false"/>
+                <w:bCs w:val="false"/>
+                <w:sz w:val="22"/>
+                <w:szCs w:val="22"/>
+              </w:rPr>
               <w:t>CORS allow-list (the Vercel URL)</w:t>
             </w:r>
           </w:p>
@@ -2927,27 +2874,25 @@
           <w:tcPr>
             <w:tcW w:w="2827" w:type="dxa"/>
             <w:tcBorders>
-              <w:top w:val="single" w:sz="4" w:space="0" w:color="D0D5DD"/>
-              <w:left w:val="single" w:sz="4" w:space="0" w:color="D0D5DD"/>
-              <w:bottom w:val="single" w:sz="4" w:space="0" w:color="D0D5DD"/>
-              <w:right w:val="single" w:sz="4" w:space="0" w:color="D0D5DD"/>
-            </w:tcBorders>
-            <w:shd w:color="auto" w:fill="FFFFFF" w:val="clear"/>
-            <w:vAlign w:val="center"/>
-          </w:tcPr>
-          <w:p>
-            <w:pPr>
-              <w:pStyle w:val="Normal"/>
-              <w:spacing w:lineRule="exact" w:line="252" w:before="0" w:after="20"/>
-              <w:rPr/>
-            </w:pPr>
-            <w:r>
-              <w:rPr>
-                <w:b w:val="false"/>
-                <w:bCs w:val="false"/>
-                <w:color w:val="101828"/>
-                <w:sz w:val="19"/>
-                <w:szCs w:val="19"/>
+              <w:top w:val="single" w:sz="4" w:space="0" w:color="000000"/>
+              <w:left w:val="single" w:sz="4" w:space="0" w:color="000000"/>
+              <w:bottom w:val="single" w:sz="4" w:space="0" w:color="000000"/>
+              <w:right w:val="single" w:sz="4" w:space="0" w:color="000000"/>
+            </w:tcBorders>
+            <w:vAlign w:val="center"/>
+          </w:tcPr>
+          <w:p>
+            <w:pPr>
+              <w:pStyle w:val="Normal"/>
+              <w:spacing w:lineRule="exact" w:line="264" w:before="0" w:after="20"/>
+              <w:rPr/>
+            </w:pPr>
+            <w:r>
+              <w:rPr>
+                <w:b w:val="false"/>
+                <w:bCs w:val="false"/>
+                <w:sz w:val="22"/>
+                <w:szCs w:val="22"/>
               </w:rPr>
               <w:t>https://ai-resume-analyzer-psi-lime.vercel.app</w:t>
             </w:r>
@@ -2962,59 +2907,55 @@
           <w:tcPr>
             <w:tcW w:w="2600" w:type="dxa"/>
             <w:tcBorders>
-              <w:top w:val="single" w:sz="4" w:space="0" w:color="D0D5DD"/>
-              <w:left w:val="single" w:sz="4" w:space="0" w:color="D0D5DD"/>
-              <w:bottom w:val="single" w:sz="4" w:space="0" w:color="D0D5DD"/>
-              <w:right w:val="single" w:sz="4" w:space="0" w:color="D0D5DD"/>
-            </w:tcBorders>
-            <w:shd w:color="auto" w:fill="F8F9FC" w:val="clear"/>
-            <w:vAlign w:val="center"/>
-          </w:tcPr>
-          <w:p>
-            <w:pPr>
-              <w:pStyle w:val="Normal"/>
-              <w:spacing w:lineRule="exact" w:line="252" w:before="0" w:after="20"/>
-              <w:rPr/>
-            </w:pPr>
-            <w:r>
-              <w:rPr>
-                <w:rFonts w:eastAsia="Consolas" w:cs="Consolas" w:ascii="Consolas" w:hAnsi="Consolas"/>
-                <w:b w:val="false"/>
-                <w:bCs w:val="false"/>
-                <w:color w:val="101828"/>
-                <w:sz w:val="17"/>
-                <w:szCs w:val="17"/>
-              </w:rPr>
-              <w:t>NODE_ENV · TRUST_PROXY</w:t>
-            </w:r>
-          </w:p>
-        </w:tc>
-        <w:tc>
-          <w:tcPr>
-            <w:tcW w:w="3599" w:type="dxa"/>
-            <w:tcBorders>
-              <w:top w:val="single" w:sz="4" w:space="0" w:color="D0D5DD"/>
-              <w:left w:val="single" w:sz="4" w:space="0" w:color="D0D5DD"/>
-              <w:bottom w:val="single" w:sz="4" w:space="0" w:color="D0D5DD"/>
-              <w:right w:val="single" w:sz="4" w:space="0" w:color="D0D5DD"/>
-            </w:tcBorders>
-            <w:shd w:color="auto" w:fill="F8F9FC" w:val="clear"/>
-            <w:vAlign w:val="center"/>
-          </w:tcPr>
-          <w:p>
-            <w:pPr>
-              <w:pStyle w:val="Normal"/>
-              <w:spacing w:lineRule="exact" w:line="252" w:before="0" w:after="20"/>
-              <w:rPr/>
-            </w:pPr>
-            <w:r>
-              <w:rPr>
-                <w:b w:val="false"/>
-                <w:bCs w:val="false"/>
-                <w:color w:val="101828"/>
+              <w:top w:val="single" w:sz="4" w:space="0" w:color="000000"/>
+              <w:left w:val="single" w:sz="4" w:space="0" w:color="000000"/>
+              <w:bottom w:val="single" w:sz="4" w:space="0" w:color="000000"/>
+              <w:right w:val="single" w:sz="4" w:space="0" w:color="000000"/>
+            </w:tcBorders>
+            <w:vAlign w:val="center"/>
+          </w:tcPr>
+          <w:p>
+            <w:pPr>
+              <w:pStyle w:val="Normal"/>
+              <w:spacing w:lineRule="exact" w:line="264" w:before="0" w:after="20"/>
+              <w:rPr/>
+            </w:pPr>
+            <w:r>
+              <w:rPr>
+                <w:rFonts w:eastAsia="Courier New" w:cs="Courier New" w:ascii="Courier New" w:hAnsi="Courier New"/>
+                <w:b w:val="false"/>
+                <w:bCs w:val="false"/>
                 <w:sz w:val="19"/>
                 <w:szCs w:val="19"/>
               </w:rPr>
+              <w:t>NODE_ENV · TRUST_PROXY</w:t>
+            </w:r>
+          </w:p>
+        </w:tc>
+        <w:tc>
+          <w:tcPr>
+            <w:tcW w:w="3599" w:type="dxa"/>
+            <w:tcBorders>
+              <w:top w:val="single" w:sz="4" w:space="0" w:color="000000"/>
+              <w:left w:val="single" w:sz="4" w:space="0" w:color="000000"/>
+              <w:bottom w:val="single" w:sz="4" w:space="0" w:color="000000"/>
+              <w:right w:val="single" w:sz="4" w:space="0" w:color="000000"/>
+            </w:tcBorders>
+            <w:vAlign w:val="center"/>
+          </w:tcPr>
+          <w:p>
+            <w:pPr>
+              <w:pStyle w:val="Normal"/>
+              <w:spacing w:lineRule="exact" w:line="264" w:before="0" w:after="20"/>
+              <w:rPr/>
+            </w:pPr>
+            <w:r>
+              <w:rPr>
+                <w:b w:val="false"/>
+                <w:bCs w:val="false"/>
+                <w:sz w:val="22"/>
+                <w:szCs w:val="22"/>
+              </w:rPr>
               <w:t>production · 1 (correct client IP behind Render's proxy for rate limits)</w:t>
             </w:r>
           </w:p>
@@ -3023,27 +2964,25 @@
           <w:tcPr>
             <w:tcW w:w="2827" w:type="dxa"/>
             <w:tcBorders>
-              <w:top w:val="single" w:sz="4" w:space="0" w:color="D0D5DD"/>
-              <w:left w:val="single" w:sz="4" w:space="0" w:color="D0D5DD"/>
-              <w:bottom w:val="single" w:sz="4" w:space="0" w:color="D0D5DD"/>
-              <w:right w:val="single" w:sz="4" w:space="0" w:color="D0D5DD"/>
-            </w:tcBorders>
-            <w:shd w:color="auto" w:fill="F8F9FC" w:val="clear"/>
-            <w:vAlign w:val="center"/>
-          </w:tcPr>
-          <w:p>
-            <w:pPr>
-              <w:pStyle w:val="Normal"/>
-              <w:spacing w:lineRule="exact" w:line="252" w:before="0" w:after="20"/>
-              <w:rPr/>
-            </w:pPr>
-            <w:r>
-              <w:rPr>
-                <w:b w:val="false"/>
-                <w:bCs w:val="false"/>
-                <w:color w:val="101828"/>
-                <w:sz w:val="19"/>
-                <w:szCs w:val="19"/>
+              <w:top w:val="single" w:sz="4" w:space="0" w:color="000000"/>
+              <w:left w:val="single" w:sz="4" w:space="0" w:color="000000"/>
+              <w:bottom w:val="single" w:sz="4" w:space="0" w:color="000000"/>
+              <w:right w:val="single" w:sz="4" w:space="0" w:color="000000"/>
+            </w:tcBorders>
+            <w:vAlign w:val="center"/>
+          </w:tcPr>
+          <w:p>
+            <w:pPr>
+              <w:pStyle w:val="Normal"/>
+              <w:spacing w:lineRule="exact" w:line="264" w:before="0" w:after="20"/>
+              <w:rPr/>
+            </w:pPr>
+            <w:r>
+              <w:rPr>
+                <w:b w:val="false"/>
+                <w:bCs w:val="false"/>
+                <w:sz w:val="22"/>
+                <w:szCs w:val="22"/>
               </w:rPr>
               <w:t>render.yaml</w:t>
             </w:r>
@@ -3066,25 +3005,22 @@
         <w:pStyle w:val="Normal"/>
         <w:keepNext w:val="true"/>
         <w:spacing w:before="120" w:after="80"/>
+        <w:jc w:val="center"/>
         <w:rPr/>
       </w:pPr>
       <w:r>
         <w:rPr>
           <w:b/>
           <w:bCs/>
-          <w:color w:val="475467"/>
-          <w:sz w:val="18"/>
-          <w:szCs w:val="18"/>
+          <w:sz w:val="22"/>
+          <w:szCs w:val="22"/>
         </w:rPr>
-        <w:t xml:space="preserve">Table 4. </w:t>
+        <w:t xml:space="preserve">Table 4: </w:t>
       </w:r>
       <w:r>
         <w:rPr>
-          <w:i/>
-          <w:iCs/>
-          <w:color w:val="475467"/>
-          <w:sz w:val="18"/>
-          <w:szCs w:val="18"/>
+          <w:sz w:val="22"/>
+          <w:szCs w:val="22"/>
         </w:rPr>
         <w:t>Frontend (Vercel)</w:t>
       </w:r>
@@ -3096,10 +3032,10 @@
         <w:tblInd w:w="0" w:type="dxa"/>
         <w:tblLayout w:type="fixed"/>
         <w:tblCellMar>
-          <w:top w:w="70" w:type="dxa"/>
-          <w:left w:w="110" w:type="dxa"/>
-          <w:bottom w:w="70" w:type="dxa"/>
-          <w:right w:w="110" w:type="dxa"/>
+          <w:top w:w="60" w:type="dxa"/>
+          <w:left w:w="100" w:type="dxa"/>
+          <w:bottom w:w="60" w:type="dxa"/>
+          <w:right w:w="100" w:type="dxa"/>
         </w:tblCellMar>
       </w:tblPr>
       <w:tblGrid>
@@ -3115,27 +3051,26 @@
           <w:tcPr>
             <w:tcW w:w="2600" w:type="dxa"/>
             <w:tcBorders>
-              <w:top w:val="single" w:sz="4" w:space="0" w:color="D0D5DD"/>
-              <w:left w:val="single" w:sz="4" w:space="0" w:color="D0D5DD"/>
-              <w:bottom w:val="single" w:sz="4" w:space="0" w:color="D0D5DD"/>
-              <w:right w:val="single" w:sz="4" w:space="0" w:color="D0D5DD"/>
-            </w:tcBorders>
-            <w:shd w:color="auto" w:fill="606BEB" w:val="clear"/>
-            <w:vAlign w:val="center"/>
-          </w:tcPr>
-          <w:p>
-            <w:pPr>
-              <w:pStyle w:val="Normal"/>
-              <w:spacing w:lineRule="exact" w:line="252" w:before="0" w:after="20"/>
+              <w:top w:val="single" w:sz="4" w:space="0" w:color="000000"/>
+              <w:left w:val="single" w:sz="4" w:space="0" w:color="000000"/>
+              <w:bottom w:val="single" w:sz="4" w:space="0" w:color="000000"/>
+              <w:right w:val="single" w:sz="4" w:space="0" w:color="000000"/>
+            </w:tcBorders>
+            <w:shd w:color="auto" w:fill="D9D9D9" w:val="clear"/>
+            <w:vAlign w:val="center"/>
+          </w:tcPr>
+          <w:p>
+            <w:pPr>
+              <w:pStyle w:val="Normal"/>
+              <w:spacing w:lineRule="exact" w:line="264" w:before="0" w:after="20"/>
               <w:rPr/>
             </w:pPr>
             <w:r>
               <w:rPr>
                 <w:b/>
                 <w:bCs/>
-                <w:color w:val="FFFFFF"/>
-                <w:sz w:val="19"/>
-                <w:szCs w:val="19"/>
+                <w:sz w:val="22"/>
+                <w:szCs w:val="22"/>
               </w:rPr>
               <w:t>Variable</w:t>
             </w:r>
@@ -3145,27 +3080,26 @@
           <w:tcPr>
             <w:tcW w:w="3599" w:type="dxa"/>
             <w:tcBorders>
-              <w:top w:val="single" w:sz="4" w:space="0" w:color="D0D5DD"/>
-              <w:left w:val="single" w:sz="4" w:space="0" w:color="D0D5DD"/>
-              <w:bottom w:val="single" w:sz="4" w:space="0" w:color="D0D5DD"/>
-              <w:right w:val="single" w:sz="4" w:space="0" w:color="D0D5DD"/>
-            </w:tcBorders>
-            <w:shd w:color="auto" w:fill="606BEB" w:val="clear"/>
-            <w:vAlign w:val="center"/>
-          </w:tcPr>
-          <w:p>
-            <w:pPr>
-              <w:pStyle w:val="Normal"/>
-              <w:spacing w:lineRule="exact" w:line="252" w:before="0" w:after="20"/>
+              <w:top w:val="single" w:sz="4" w:space="0" w:color="000000"/>
+              <w:left w:val="single" w:sz="4" w:space="0" w:color="000000"/>
+              <w:bottom w:val="single" w:sz="4" w:space="0" w:color="000000"/>
+              <w:right w:val="single" w:sz="4" w:space="0" w:color="000000"/>
+            </w:tcBorders>
+            <w:shd w:color="auto" w:fill="D9D9D9" w:val="clear"/>
+            <w:vAlign w:val="center"/>
+          </w:tcPr>
+          <w:p>
+            <w:pPr>
+              <w:pStyle w:val="Normal"/>
+              <w:spacing w:lineRule="exact" w:line="264" w:before="0" w:after="20"/>
               <w:rPr/>
             </w:pPr>
             <w:r>
               <w:rPr>
                 <w:b/>
                 <w:bCs/>
-                <w:color w:val="FFFFFF"/>
-                <w:sz w:val="19"/>
-                <w:szCs w:val="19"/>
+                <w:sz w:val="22"/>
+                <w:szCs w:val="22"/>
               </w:rPr>
               <w:t>Purpose</w:t>
             </w:r>
@@ -3175,27 +3109,26 @@
           <w:tcPr>
             <w:tcW w:w="2827" w:type="dxa"/>
             <w:tcBorders>
-              <w:top w:val="single" w:sz="4" w:space="0" w:color="D0D5DD"/>
-              <w:left w:val="single" w:sz="4" w:space="0" w:color="D0D5DD"/>
-              <w:bottom w:val="single" w:sz="4" w:space="0" w:color="D0D5DD"/>
-              <w:right w:val="single" w:sz="4" w:space="0" w:color="D0D5DD"/>
-            </w:tcBorders>
-            <w:shd w:color="auto" w:fill="606BEB" w:val="clear"/>
-            <w:vAlign w:val="center"/>
-          </w:tcPr>
-          <w:p>
-            <w:pPr>
-              <w:pStyle w:val="Normal"/>
-              <w:spacing w:lineRule="exact" w:line="252" w:before="0" w:after="20"/>
+              <w:top w:val="single" w:sz="4" w:space="0" w:color="000000"/>
+              <w:left w:val="single" w:sz="4" w:space="0" w:color="000000"/>
+              <w:bottom w:val="single" w:sz="4" w:space="0" w:color="000000"/>
+              <w:right w:val="single" w:sz="4" w:space="0" w:color="000000"/>
+            </w:tcBorders>
+            <w:shd w:color="auto" w:fill="D9D9D9" w:val="clear"/>
+            <w:vAlign w:val="center"/>
+          </w:tcPr>
+          <w:p>
+            <w:pPr>
+              <w:pStyle w:val="Normal"/>
+              <w:spacing w:lineRule="exact" w:line="264" w:before="0" w:after="20"/>
               <w:rPr/>
             </w:pPr>
             <w:r>
               <w:rPr>
                 <w:b/>
                 <w:bCs/>
-                <w:color w:val="FFFFFF"/>
-                <w:sz w:val="19"/>
-                <w:szCs w:val="19"/>
+                <w:sz w:val="22"/>
+                <w:szCs w:val="22"/>
               </w:rPr>
               <w:t>Value</w:t>
             </w:r>
@@ -3210,59 +3143,55 @@
           <w:tcPr>
             <w:tcW w:w="2600" w:type="dxa"/>
             <w:tcBorders>
-              <w:top w:val="single" w:sz="4" w:space="0" w:color="D0D5DD"/>
-              <w:left w:val="single" w:sz="4" w:space="0" w:color="D0D5DD"/>
-              <w:bottom w:val="single" w:sz="4" w:space="0" w:color="D0D5DD"/>
-              <w:right w:val="single" w:sz="4" w:space="0" w:color="D0D5DD"/>
-            </w:tcBorders>
-            <w:shd w:color="auto" w:fill="FFFFFF" w:val="clear"/>
-            <w:vAlign w:val="center"/>
-          </w:tcPr>
-          <w:p>
-            <w:pPr>
-              <w:pStyle w:val="Normal"/>
-              <w:spacing w:lineRule="exact" w:line="252" w:before="0" w:after="20"/>
-              <w:rPr/>
-            </w:pPr>
-            <w:r>
-              <w:rPr>
-                <w:rFonts w:eastAsia="Consolas" w:cs="Consolas" w:ascii="Consolas" w:hAnsi="Consolas"/>
-                <w:b w:val="false"/>
-                <w:bCs w:val="false"/>
-                <w:color w:val="101828"/>
-                <w:sz w:val="17"/>
-                <w:szCs w:val="17"/>
-              </w:rPr>
-              <w:t>VITE_API_URL</w:t>
-            </w:r>
-          </w:p>
-        </w:tc>
-        <w:tc>
-          <w:tcPr>
-            <w:tcW w:w="3599" w:type="dxa"/>
-            <w:tcBorders>
-              <w:top w:val="single" w:sz="4" w:space="0" w:color="D0D5DD"/>
-              <w:left w:val="single" w:sz="4" w:space="0" w:color="D0D5DD"/>
-              <w:bottom w:val="single" w:sz="4" w:space="0" w:color="D0D5DD"/>
-              <w:right w:val="single" w:sz="4" w:space="0" w:color="D0D5DD"/>
-            </w:tcBorders>
-            <w:shd w:color="auto" w:fill="FFFFFF" w:val="clear"/>
-            <w:vAlign w:val="center"/>
-          </w:tcPr>
-          <w:p>
-            <w:pPr>
-              <w:pStyle w:val="Normal"/>
-              <w:spacing w:lineRule="exact" w:line="252" w:before="0" w:after="20"/>
-              <w:rPr/>
-            </w:pPr>
-            <w:r>
-              <w:rPr>
-                <w:b w:val="false"/>
-                <w:bCs w:val="false"/>
-                <w:color w:val="101828"/>
+              <w:top w:val="single" w:sz="4" w:space="0" w:color="000000"/>
+              <w:left w:val="single" w:sz="4" w:space="0" w:color="000000"/>
+              <w:bottom w:val="single" w:sz="4" w:space="0" w:color="000000"/>
+              <w:right w:val="single" w:sz="4" w:space="0" w:color="000000"/>
+            </w:tcBorders>
+            <w:vAlign w:val="center"/>
+          </w:tcPr>
+          <w:p>
+            <w:pPr>
+              <w:pStyle w:val="Normal"/>
+              <w:spacing w:lineRule="exact" w:line="264" w:before="0" w:after="20"/>
+              <w:rPr/>
+            </w:pPr>
+            <w:r>
+              <w:rPr>
+                <w:rFonts w:eastAsia="Courier New" w:cs="Courier New" w:ascii="Courier New" w:hAnsi="Courier New"/>
+                <w:b w:val="false"/>
+                <w:bCs w:val="false"/>
                 <w:sz w:val="19"/>
                 <w:szCs w:val="19"/>
               </w:rPr>
+              <w:t>VITE_API_URL</w:t>
+            </w:r>
+          </w:p>
+        </w:tc>
+        <w:tc>
+          <w:tcPr>
+            <w:tcW w:w="3599" w:type="dxa"/>
+            <w:tcBorders>
+              <w:top w:val="single" w:sz="4" w:space="0" w:color="000000"/>
+              <w:left w:val="single" w:sz="4" w:space="0" w:color="000000"/>
+              <w:bottom w:val="single" w:sz="4" w:space="0" w:color="000000"/>
+              <w:right w:val="single" w:sz="4" w:space="0" w:color="000000"/>
+            </w:tcBorders>
+            <w:vAlign w:val="center"/>
+          </w:tcPr>
+          <w:p>
+            <w:pPr>
+              <w:pStyle w:val="Normal"/>
+              <w:spacing w:lineRule="exact" w:line="264" w:before="0" w:after="20"/>
+              <w:rPr/>
+            </w:pPr>
+            <w:r>
+              <w:rPr>
+                <w:b w:val="false"/>
+                <w:bCs w:val="false"/>
+                <w:sz w:val="22"/>
+                <w:szCs w:val="22"/>
+              </w:rPr>
               <w:t>Address of the backend API</w:t>
             </w:r>
           </w:p>
@@ -3271,27 +3200,25 @@
           <w:tcPr>
             <w:tcW w:w="2827" w:type="dxa"/>
             <w:tcBorders>
-              <w:top w:val="single" w:sz="4" w:space="0" w:color="D0D5DD"/>
-              <w:left w:val="single" w:sz="4" w:space="0" w:color="D0D5DD"/>
-              <w:bottom w:val="single" w:sz="4" w:space="0" w:color="D0D5DD"/>
-              <w:right w:val="single" w:sz="4" w:space="0" w:color="D0D5DD"/>
-            </w:tcBorders>
-            <w:shd w:color="auto" w:fill="FFFFFF" w:val="clear"/>
-            <w:vAlign w:val="center"/>
-          </w:tcPr>
-          <w:p>
-            <w:pPr>
-              <w:pStyle w:val="Normal"/>
-              <w:spacing w:lineRule="exact" w:line="252" w:before="0" w:after="20"/>
-              <w:rPr/>
-            </w:pPr>
-            <w:r>
-              <w:rPr>
-                <w:b w:val="false"/>
-                <w:bCs w:val="false"/>
-                <w:color w:val="101828"/>
-                <w:sz w:val="19"/>
-                <w:szCs w:val="19"/>
+              <w:top w:val="single" w:sz="4" w:space="0" w:color="000000"/>
+              <w:left w:val="single" w:sz="4" w:space="0" w:color="000000"/>
+              <w:bottom w:val="single" w:sz="4" w:space="0" w:color="000000"/>
+              <w:right w:val="single" w:sz="4" w:space="0" w:color="000000"/>
+            </w:tcBorders>
+            <w:vAlign w:val="center"/>
+          </w:tcPr>
+          <w:p>
+            <w:pPr>
+              <w:pStyle w:val="Normal"/>
+              <w:spacing w:lineRule="exact" w:line="264" w:before="0" w:after="20"/>
+              <w:rPr/>
+            </w:pPr>
+            <w:r>
+              <w:rPr>
+                <w:b w:val="false"/>
+                <w:bCs w:val="false"/>
+                <w:sz w:val="22"/>
+                <w:szCs w:val="22"/>
               </w:rPr>
               <w:t>https://resumind-api-3kpd.onrender.com</w:t>
             </w:r>
@@ -3306,59 +3233,55 @@
           <w:tcPr>
             <w:tcW w:w="2600" w:type="dxa"/>
             <w:tcBorders>
-              <w:top w:val="single" w:sz="4" w:space="0" w:color="D0D5DD"/>
-              <w:left w:val="single" w:sz="4" w:space="0" w:color="D0D5DD"/>
-              <w:bottom w:val="single" w:sz="4" w:space="0" w:color="D0D5DD"/>
-              <w:right w:val="single" w:sz="4" w:space="0" w:color="D0D5DD"/>
-            </w:tcBorders>
-            <w:shd w:color="auto" w:fill="F8F9FC" w:val="clear"/>
-            <w:vAlign w:val="center"/>
-          </w:tcPr>
-          <w:p>
-            <w:pPr>
-              <w:pStyle w:val="Normal"/>
-              <w:spacing w:lineRule="exact" w:line="252" w:before="0" w:after="20"/>
-              <w:rPr/>
-            </w:pPr>
-            <w:r>
-              <w:rPr>
-                <w:rFonts w:eastAsia="Consolas" w:cs="Consolas" w:ascii="Consolas" w:hAnsi="Consolas"/>
-                <w:b w:val="false"/>
-                <w:bCs w:val="false"/>
-                <w:color w:val="101828"/>
-                <w:sz w:val="17"/>
-                <w:szCs w:val="17"/>
-              </w:rPr>
-              <w:t>VITE_GOOGLE_CLIENT_ID</w:t>
-            </w:r>
-          </w:p>
-        </w:tc>
-        <w:tc>
-          <w:tcPr>
-            <w:tcW w:w="3599" w:type="dxa"/>
-            <w:tcBorders>
-              <w:top w:val="single" w:sz="4" w:space="0" w:color="D0D5DD"/>
-              <w:left w:val="single" w:sz="4" w:space="0" w:color="D0D5DD"/>
-              <w:bottom w:val="single" w:sz="4" w:space="0" w:color="D0D5DD"/>
-              <w:right w:val="single" w:sz="4" w:space="0" w:color="D0D5DD"/>
-            </w:tcBorders>
-            <w:shd w:color="auto" w:fill="F8F9FC" w:val="clear"/>
-            <w:vAlign w:val="center"/>
-          </w:tcPr>
-          <w:p>
-            <w:pPr>
-              <w:pStyle w:val="Normal"/>
-              <w:spacing w:lineRule="exact" w:line="252" w:before="0" w:after="20"/>
-              <w:rPr/>
-            </w:pPr>
-            <w:r>
-              <w:rPr>
-                <w:b w:val="false"/>
-                <w:bCs w:val="false"/>
-                <w:color w:val="101828"/>
+              <w:top w:val="single" w:sz="4" w:space="0" w:color="000000"/>
+              <w:left w:val="single" w:sz="4" w:space="0" w:color="000000"/>
+              <w:bottom w:val="single" w:sz="4" w:space="0" w:color="000000"/>
+              <w:right w:val="single" w:sz="4" w:space="0" w:color="000000"/>
+            </w:tcBorders>
+            <w:vAlign w:val="center"/>
+          </w:tcPr>
+          <w:p>
+            <w:pPr>
+              <w:pStyle w:val="Normal"/>
+              <w:spacing w:lineRule="exact" w:line="264" w:before="0" w:after="20"/>
+              <w:rPr/>
+            </w:pPr>
+            <w:r>
+              <w:rPr>
+                <w:rFonts w:eastAsia="Courier New" w:cs="Courier New" w:ascii="Courier New" w:hAnsi="Courier New"/>
+                <w:b w:val="false"/>
+                <w:bCs w:val="false"/>
                 <w:sz w:val="19"/>
                 <w:szCs w:val="19"/>
               </w:rPr>
+              <w:t>VITE_GOOGLE_CLIENT_ID</w:t>
+            </w:r>
+          </w:p>
+        </w:tc>
+        <w:tc>
+          <w:tcPr>
+            <w:tcW w:w="3599" w:type="dxa"/>
+            <w:tcBorders>
+              <w:top w:val="single" w:sz="4" w:space="0" w:color="000000"/>
+              <w:left w:val="single" w:sz="4" w:space="0" w:color="000000"/>
+              <w:bottom w:val="single" w:sz="4" w:space="0" w:color="000000"/>
+              <w:right w:val="single" w:sz="4" w:space="0" w:color="000000"/>
+            </w:tcBorders>
+            <w:vAlign w:val="center"/>
+          </w:tcPr>
+          <w:p>
+            <w:pPr>
+              <w:pStyle w:val="Normal"/>
+              <w:spacing w:lineRule="exact" w:line="264" w:before="0" w:after="20"/>
+              <w:rPr/>
+            </w:pPr>
+            <w:r>
+              <w:rPr>
+                <w:b w:val="false"/>
+                <w:bCs w:val="false"/>
+                <w:sz w:val="22"/>
+                <w:szCs w:val="22"/>
+              </w:rPr>
               <w:t>Shows the Sign in with Google button</w:t>
             </w:r>
           </w:p>
@@ -3367,27 +3290,25 @@
           <w:tcPr>
             <w:tcW w:w="2827" w:type="dxa"/>
             <w:tcBorders>
-              <w:top w:val="single" w:sz="4" w:space="0" w:color="D0D5DD"/>
-              <w:left w:val="single" w:sz="4" w:space="0" w:color="D0D5DD"/>
-              <w:bottom w:val="single" w:sz="4" w:space="0" w:color="D0D5DD"/>
-              <w:right w:val="single" w:sz="4" w:space="0" w:color="D0D5DD"/>
-            </w:tcBorders>
-            <w:shd w:color="auto" w:fill="F8F9FC" w:val="clear"/>
-            <w:vAlign w:val="center"/>
-          </w:tcPr>
-          <w:p>
-            <w:pPr>
-              <w:pStyle w:val="Normal"/>
-              <w:spacing w:lineRule="exact" w:line="252" w:before="0" w:after="20"/>
-              <w:rPr/>
-            </w:pPr>
-            <w:r>
-              <w:rPr>
-                <w:b w:val="false"/>
-                <w:bCs w:val="false"/>
-                <w:color w:val="101828"/>
-                <w:sz w:val="19"/>
-                <w:szCs w:val="19"/>
+              <w:top w:val="single" w:sz="4" w:space="0" w:color="000000"/>
+              <w:left w:val="single" w:sz="4" w:space="0" w:color="000000"/>
+              <w:bottom w:val="single" w:sz="4" w:space="0" w:color="000000"/>
+              <w:right w:val="single" w:sz="4" w:space="0" w:color="000000"/>
+            </w:tcBorders>
+            <w:vAlign w:val="center"/>
+          </w:tcPr>
+          <w:p>
+            <w:pPr>
+              <w:pStyle w:val="Normal"/>
+              <w:spacing w:lineRule="exact" w:line="264" w:before="0" w:after="20"/>
+              <w:rPr/>
+            </w:pPr>
+            <w:r>
+              <w:rPr>
+                <w:b w:val="false"/>
+                <w:bCs w:val="false"/>
+                <w:sz w:val="22"/>
+                <w:szCs w:val="22"/>
               </w:rPr>
               <w:t>Same OAuth client id as the backend</w:t>
             </w:r>
@@ -3423,17 +3344,17 @@
           <w:ilvl w:val="0"/>
           <w:numId w:val="5"/>
         </w:numPr>
-        <w:spacing w:lineRule="exact" w:line="276" w:before="0" w:after="60"/>
+        <w:spacing w:lineRule="exact" w:line="360" w:before="0" w:after="60"/>
+        <w:jc w:val="both"/>
         <w:rPr/>
       </w:pPr>
       <w:r>
         <w:rPr>
-          <w:rFonts w:eastAsia="Consolas" w:cs="Consolas" w:ascii="Consolas" w:hAnsi="Consolas"/>
+          <w:rFonts w:eastAsia="Courier New" w:cs="Courier New" w:ascii="Courier New" w:hAnsi="Courier New"/>
           <w:b w:val="false"/>
           <w:bCs w:val="false"/>
-          <w:color w:val="3B44B8"/>
-          <w:sz w:val="19"/>
-          <w:szCs w:val="19"/>
+          <w:sz w:val="22"/>
+          <w:szCs w:val="22"/>
         </w:rPr>
         <w:t>.env</w:t>
       </w:r>
@@ -3443,12 +3364,11 @@
       </w:r>
       <w:r>
         <w:rPr>
-          <w:rFonts w:eastAsia="Consolas" w:cs="Consolas" w:ascii="Consolas" w:hAnsi="Consolas"/>
+          <w:rFonts w:eastAsia="Courier New" w:cs="Courier New" w:ascii="Courier New" w:hAnsi="Courier New"/>
           <w:b w:val="false"/>
           <w:bCs w:val="false"/>
-          <w:color w:val="3B44B8"/>
-          <w:sz w:val="19"/>
-          <w:szCs w:val="19"/>
+          <w:sz w:val="22"/>
+          <w:szCs w:val="22"/>
         </w:rPr>
         <w:t>.gitignore</w:t>
       </w:r>
@@ -3458,12 +3378,11 @@
       </w:r>
       <w:r>
         <w:rPr>
-          <w:rFonts w:eastAsia="Consolas" w:cs="Consolas" w:ascii="Consolas" w:hAnsi="Consolas"/>
+          <w:rFonts w:eastAsia="Courier New" w:cs="Courier New" w:ascii="Courier New" w:hAnsi="Courier New"/>
           <w:b w:val="false"/>
           <w:bCs w:val="false"/>
-          <w:color w:val="3B44B8"/>
-          <w:sz w:val="19"/>
-          <w:szCs w:val="19"/>
+          <w:sz w:val="22"/>
+          <w:szCs w:val="22"/>
         </w:rPr>
         <w:t>.env.example</w:t>
       </w:r>
@@ -3479,7 +3398,8 @@
           <w:ilvl w:val="0"/>
           <w:numId w:val="1"/>
         </w:numPr>
-        <w:spacing w:lineRule="exact" w:line="276" w:before="0" w:after="60"/>
+        <w:spacing w:lineRule="exact" w:line="360" w:before="0" w:after="60"/>
+        <w:jc w:val="both"/>
         <w:rPr/>
       </w:pPr>
       <w:r>
@@ -3494,7 +3414,8 @@
           <w:ilvl w:val="0"/>
           <w:numId w:val="1"/>
         </w:numPr>
-        <w:spacing w:lineRule="exact" w:line="276" w:before="0" w:after="60"/>
+        <w:spacing w:lineRule="exact" w:line="360" w:before="0" w:after="60"/>
+        <w:jc w:val="both"/>
         <w:rPr/>
       </w:pPr>
       <w:r>
@@ -3509,7 +3430,8 @@
           <w:ilvl w:val="0"/>
           <w:numId w:val="1"/>
         </w:numPr>
-        <w:spacing w:lineRule="exact" w:line="276" w:before="0" w:after="60"/>
+        <w:spacing w:lineRule="exact" w:line="360" w:before="0" w:after="60"/>
+        <w:jc w:val="both"/>
         <w:rPr/>
       </w:pPr>
       <w:r>
@@ -3524,7 +3446,8 @@
           <w:ilvl w:val="0"/>
           <w:numId w:val="1"/>
         </w:numPr>
-        <w:spacing w:lineRule="exact" w:line="276" w:before="0" w:after="60"/>
+        <w:spacing w:lineRule="exact" w:line="360" w:before="0" w:after="60"/>
+        <w:jc w:val="both"/>
         <w:rPr/>
       </w:pPr>
       <w:r>
@@ -3533,12 +3456,11 @@
       </w:r>
       <w:r>
         <w:rPr>
-          <w:rFonts w:eastAsia="Consolas" w:cs="Consolas" w:ascii="Consolas" w:hAnsi="Consolas"/>
+          <w:rFonts w:eastAsia="Courier New" w:cs="Courier New" w:ascii="Courier New" w:hAnsi="Courier New"/>
           <w:b w:val="false"/>
           <w:bCs w:val="false"/>
-          <w:color w:val="3B44B8"/>
-          <w:sz w:val="19"/>
-          <w:szCs w:val="19"/>
+          <w:sz w:val="22"/>
+          <w:szCs w:val="22"/>
         </w:rPr>
         <w:t>0.0.0.0/0</w:t>
       </w:r>
@@ -3546,13 +3468,11 @@
         <w:rPr/>
         <w:t xml:space="preserve"> because Render has no fixed IP; access is still protected by a strong database user password.</w:t>
       </w:r>
-      <w:r>
-        <w:br w:type="page"/>
-      </w:r>
     </w:p>
     <w:p>
       <w:pPr>
         <w:pStyle w:val="Heading1"/>
+        <w:keepNext w:val="true"/>
         <w:rPr/>
       </w:pPr>
       <w:r>
@@ -3578,7 +3498,8 @@
           <w:ilvl w:val="0"/>
           <w:numId w:val="6"/>
         </w:numPr>
-        <w:spacing w:lineRule="exact" w:line="276" w:before="0" w:after="70"/>
+        <w:spacing w:lineRule="exact" w:line="360" w:before="0" w:after="60"/>
+        <w:jc w:val="both"/>
         <w:rPr/>
       </w:pPr>
       <w:r>
@@ -3587,12 +3508,11 @@
       </w:r>
       <w:r>
         <w:rPr>
-          <w:rFonts w:eastAsia="Consolas" w:cs="Consolas" w:ascii="Consolas" w:hAnsi="Consolas"/>
+          <w:rFonts w:eastAsia="Courier New" w:cs="Courier New" w:ascii="Courier New" w:hAnsi="Courier New"/>
           <w:b w:val="false"/>
           <w:bCs w:val="false"/>
-          <w:color w:val="3B44B8"/>
-          <w:sz w:val="19"/>
-          <w:szCs w:val="19"/>
+          <w:sz w:val="22"/>
+          <w:szCs w:val="22"/>
         </w:rPr>
         <w:t>render.yaml</w:t>
       </w:r>
@@ -3608,7 +3528,8 @@
           <w:ilvl w:val="0"/>
           <w:numId w:val="2"/>
         </w:numPr>
-        <w:spacing w:lineRule="exact" w:line="276" w:before="0" w:after="70"/>
+        <w:spacing w:lineRule="exact" w:line="360" w:before="0" w:after="60"/>
+        <w:jc w:val="both"/>
         <w:rPr/>
       </w:pPr>
       <w:r>
@@ -3623,7 +3544,8 @@
           <w:ilvl w:val="0"/>
           <w:numId w:val="2"/>
         </w:numPr>
-        <w:spacing w:lineRule="exact" w:line="276" w:before="0" w:after="70"/>
+        <w:spacing w:lineRule="exact" w:line="360" w:before="0" w:after="60"/>
+        <w:jc w:val="both"/>
         <w:rPr/>
       </w:pPr>
       <w:r>
@@ -3632,12 +3554,11 @@
       </w:r>
       <w:r>
         <w:rPr>
-          <w:rFonts w:eastAsia="Consolas" w:cs="Consolas" w:ascii="Consolas" w:hAnsi="Consolas"/>
+          <w:rFonts w:eastAsia="Courier New" w:cs="Courier New" w:ascii="Courier New" w:hAnsi="Courier New"/>
           <w:b w:val="false"/>
           <w:bCs w:val="false"/>
-          <w:color w:val="3B44B8"/>
-          <w:sz w:val="19"/>
-          <w:szCs w:val="19"/>
+          <w:sz w:val="22"/>
+          <w:szCs w:val="22"/>
         </w:rPr>
         <w:t>/api/health</w:t>
       </w:r>
@@ -3647,12 +3568,11 @@
       </w:r>
       <w:r>
         <w:rPr>
-          <w:rFonts w:eastAsia="Consolas" w:cs="Consolas" w:ascii="Consolas" w:hAnsi="Consolas"/>
+          <w:rFonts w:eastAsia="Courier New" w:cs="Courier New" w:ascii="Courier New" w:hAnsi="Courier New"/>
           <w:b w:val="false"/>
           <w:bCs w:val="false"/>
-          <w:color w:val="3B44B8"/>
-          <w:sz w:val="19"/>
-          <w:szCs w:val="19"/>
+          <w:sz w:val="22"/>
+          <w:szCs w:val="22"/>
         </w:rPr>
         <w:t>{"status":"ok"}</w:t>
       </w:r>
@@ -3679,7 +3599,8 @@
           <w:ilvl w:val="0"/>
           <w:numId w:val="7"/>
         </w:numPr>
-        <w:spacing w:lineRule="exact" w:line="276" w:before="0" w:after="70"/>
+        <w:spacing w:lineRule="exact" w:line="360" w:before="0" w:after="60"/>
+        <w:jc w:val="both"/>
         <w:rPr/>
       </w:pPr>
       <w:r>
@@ -3688,12 +3609,11 @@
       </w:r>
       <w:r>
         <w:rPr>
-          <w:rFonts w:eastAsia="Consolas" w:cs="Consolas" w:ascii="Consolas" w:hAnsi="Consolas"/>
+          <w:rFonts w:eastAsia="Courier New" w:cs="Courier New" w:ascii="Courier New" w:hAnsi="Courier New"/>
           <w:b w:val="false"/>
           <w:bCs w:val="false"/>
-          <w:color w:val="3B44B8"/>
-          <w:sz w:val="19"/>
-          <w:szCs w:val="19"/>
+          <w:sz w:val="22"/>
+          <w:szCs w:val="22"/>
         </w:rPr>
         <w:t>frontend</w:t>
       </w:r>
@@ -3709,7 +3629,8 @@
           <w:ilvl w:val="0"/>
           <w:numId w:val="3"/>
         </w:numPr>
-        <w:spacing w:lineRule="exact" w:line="276" w:before="0" w:after="70"/>
+        <w:spacing w:lineRule="exact" w:line="360" w:before="0" w:after="60"/>
+        <w:jc w:val="both"/>
         <w:rPr/>
       </w:pPr>
       <w:r>
@@ -3724,7 +3645,8 @@
           <w:ilvl w:val="0"/>
           <w:numId w:val="3"/>
         </w:numPr>
-        <w:spacing w:lineRule="exact" w:line="276" w:before="0" w:after="70"/>
+        <w:spacing w:lineRule="exact" w:line="360" w:before="0" w:after="60"/>
+        <w:jc w:val="both"/>
         <w:rPr/>
       </w:pPr>
       <w:r>
@@ -3750,10 +3672,10 @@
         <w:tblInd w:w="0" w:type="dxa"/>
         <w:tblLayout w:type="fixed"/>
         <w:tblCellMar>
-          <w:top w:w="100" w:type="dxa"/>
-          <w:left w:w="180" w:type="dxa"/>
-          <w:bottom w:w="100" w:type="dxa"/>
-          <w:right w:w="120" w:type="dxa"/>
+          <w:top w:w="80" w:type="dxa"/>
+          <w:left w:w="140" w:type="dxa"/>
+          <w:bottom w:w="80" w:type="dxa"/>
+          <w:right w:w="100" w:type="dxa"/>
         </w:tblCellMar>
       </w:tblPr>
       <w:tblGrid>
@@ -3767,9 +3689,12 @@
           <w:tcPr>
             <w:tcW w:w="9026" w:type="dxa"/>
             <w:tcBorders>
-              <w:left w:val="single" w:sz="18" w:space="0" w:color="606BEB"/>
-            </w:tcBorders>
-            <w:shd w:color="auto" w:fill="F4F5FB" w:val="clear"/>
+              <w:top w:val="single" w:sz="4" w:space="0" w:color="808080"/>
+              <w:left w:val="single" w:sz="4" w:space="0" w:color="808080"/>
+              <w:bottom w:val="single" w:sz="4" w:space="0" w:color="808080"/>
+              <w:right w:val="single" w:sz="4" w:space="0" w:color="808080"/>
+            </w:tcBorders>
+            <w:shd w:color="auto" w:fill="F2F2F2" w:val="clear"/>
           </w:tcPr>
           <w:p>
             <w:pPr>
@@ -3779,10 +3704,9 @@
             </w:pPr>
             <w:r>
               <w:rPr>
-                <w:rFonts w:eastAsia="Consolas" w:cs="Consolas" w:ascii="Consolas" w:hAnsi="Consolas"/>
-                <w:color w:val="1D2939"/>
-                <w:sz w:val="16"/>
-                <w:szCs w:val="16"/>
+                <w:rFonts w:eastAsia="Courier New" w:cs="Courier New" w:ascii="Courier New" w:hAnsi="Courier New"/>
+                <w:sz w:val="17"/>
+                <w:szCs w:val="17"/>
               </w:rPr>
               <w:t>git push origin main</w:t>
             </w:r>
@@ -3795,10 +3719,9 @@
             </w:pPr>
             <w:r>
               <w:rPr>
-                <w:rFonts w:eastAsia="Consolas" w:cs="Consolas" w:ascii="Consolas" w:hAnsi="Consolas"/>
-                <w:color w:val="1D2939"/>
-                <w:sz w:val="16"/>
-                <w:szCs w:val="16"/>
+                <w:rFonts w:eastAsia="Courier New" w:cs="Courier New" w:ascii="Courier New" w:hAnsi="Courier New"/>
+                <w:sz w:val="17"/>
+                <w:szCs w:val="17"/>
               </w:rPr>
               <w:t xml:space="preserve">   │</w:t>
             </w:r>
@@ -3811,19 +3734,17 @@
             </w:pPr>
             <w:r>
               <w:rPr>
-                <w:rFonts w:eastAsia="Consolas" w:cs="Consolas" w:ascii="Consolas" w:hAnsi="Consolas"/>
-                <w:color w:val="1D2939"/>
-                <w:sz w:val="16"/>
-                <w:szCs w:val="16"/>
+                <w:rFonts w:eastAsia="Courier New" w:cs="Courier New" w:ascii="Courier New" w:hAnsi="Courier New"/>
+                <w:sz w:val="17"/>
+                <w:szCs w:val="17"/>
               </w:rPr>
               <w:t xml:space="preserve">   ├─▶ </w:t>
             </w:r>
             <w:r>
               <w:rPr>
-                <w:rFonts w:eastAsia="Consolas" w:cs="Consolas" w:ascii="Consolas" w:hAnsi="Consolas"/>
-                <w:color w:val="1D2939"/>
-                <w:sz w:val="16"/>
-                <w:szCs w:val="16"/>
+                <w:rFonts w:eastAsia="Courier New" w:cs="Courier New" w:ascii="Courier New" w:hAnsi="Courier New"/>
+                <w:sz w:val="17"/>
+                <w:szCs w:val="17"/>
               </w:rPr>
               <w:t>GitHub Actions: backend  → npm ci → npm test (48 tests)</w:t>
             </w:r>
@@ -3836,19 +3757,17 @@
             </w:pPr>
             <w:r>
               <w:rPr>
-                <w:rFonts w:eastAsia="Consolas" w:cs="Consolas" w:ascii="Consolas" w:hAnsi="Consolas"/>
-                <w:color w:val="1D2939"/>
-                <w:sz w:val="16"/>
-                <w:szCs w:val="16"/>
+                <w:rFonts w:eastAsia="Courier New" w:cs="Courier New" w:ascii="Courier New" w:hAnsi="Courier New"/>
+                <w:sz w:val="17"/>
+                <w:szCs w:val="17"/>
               </w:rPr>
               <w:t xml:space="preserve">   │                   </w:t>
             </w:r>
             <w:r>
               <w:rPr>
-                <w:rFonts w:eastAsia="Consolas" w:cs="Consolas" w:ascii="Consolas" w:hAnsi="Consolas"/>
-                <w:color w:val="1D2939"/>
-                <w:sz w:val="16"/>
-                <w:szCs w:val="16"/>
+                <w:rFonts w:eastAsia="Courier New" w:cs="Courier New" w:ascii="Courier New" w:hAnsi="Courier New"/>
+                <w:sz w:val="17"/>
+                <w:szCs w:val="17"/>
               </w:rPr>
               <w:t>frontend → typecheck → build</w:t>
             </w:r>
@@ -3861,19 +3780,17 @@
             </w:pPr>
             <w:r>
               <w:rPr>
-                <w:rFonts w:eastAsia="Consolas" w:cs="Consolas" w:ascii="Consolas" w:hAnsi="Consolas"/>
-                <w:color w:val="1D2939"/>
-                <w:sz w:val="16"/>
-                <w:szCs w:val="16"/>
+                <w:rFonts w:eastAsia="Courier New" w:cs="Courier New" w:ascii="Courier New" w:hAnsi="Courier New"/>
+                <w:sz w:val="17"/>
+                <w:szCs w:val="17"/>
               </w:rPr>
               <w:t xml:space="preserve">   ├─▶ </w:t>
             </w:r>
             <w:r>
               <w:rPr>
-                <w:rFonts w:eastAsia="Consolas" w:cs="Consolas" w:ascii="Consolas" w:hAnsi="Consolas"/>
-                <w:color w:val="1D2939"/>
-                <w:sz w:val="16"/>
-                <w:szCs w:val="16"/>
+                <w:rFonts w:eastAsia="Courier New" w:cs="Courier New" w:ascii="Courier New" w:hAnsi="Courier New"/>
+                <w:sz w:val="17"/>
+                <w:szCs w:val="17"/>
               </w:rPr>
               <w:t>Render  : npm ci --omit=dev → npm start → health check → live</w:t>
             </w:r>
@@ -3886,19 +3803,17 @@
             </w:pPr>
             <w:r>
               <w:rPr>
-                <w:rFonts w:eastAsia="Consolas" w:cs="Consolas" w:ascii="Consolas" w:hAnsi="Consolas"/>
-                <w:color w:val="1D2939"/>
-                <w:sz w:val="16"/>
-                <w:szCs w:val="16"/>
+                <w:rFonts w:eastAsia="Courier New" w:cs="Courier New" w:ascii="Courier New" w:hAnsi="Courier New"/>
+                <w:sz w:val="17"/>
+                <w:szCs w:val="17"/>
               </w:rPr>
               <w:t xml:space="preserve">   └─▶ </w:t>
             </w:r>
             <w:r>
               <w:rPr>
-                <w:rFonts w:eastAsia="Consolas" w:cs="Consolas" w:ascii="Consolas" w:hAnsi="Consolas"/>
-                <w:color w:val="1D2939"/>
-                <w:sz w:val="16"/>
-                <w:szCs w:val="16"/>
+                <w:rFonts w:eastAsia="Courier New" w:cs="Courier New" w:ascii="Courier New" w:hAnsi="Courier New"/>
+                <w:sz w:val="17"/>
+                <w:szCs w:val="17"/>
               </w:rPr>
               <w:t>Vercel  : react-router build (SPA) → live</w:t>
             </w:r>
@@ -3915,13 +3830,11 @@
       <w:r>
         <w:rPr/>
       </w:r>
-      <w:r>
-        <w:br w:type="page"/>
-      </w:r>
     </w:p>
     <w:p>
       <w:pPr>
         <w:pStyle w:val="Heading1"/>
+        <w:keepNext w:val="true"/>
         <w:rPr/>
       </w:pPr>
       <w:r>
@@ -3934,25 +3847,22 @@
         <w:pStyle w:val="Normal"/>
         <w:keepNext w:val="true"/>
         <w:spacing w:before="120" w:after="80"/>
+        <w:jc w:val="center"/>
         <w:rPr/>
       </w:pPr>
       <w:r>
         <w:rPr>
           <w:b/>
           <w:bCs/>
-          <w:color w:val="475467"/>
-          <w:sz w:val="18"/>
-          <w:szCs w:val="18"/>
+          <w:sz w:val="22"/>
+          <w:szCs w:val="22"/>
         </w:rPr>
-        <w:t xml:space="preserve">Table 5. </w:t>
+        <w:t xml:space="preserve">Table 5: </w:t>
       </w:r>
       <w:r>
         <w:rPr>
-          <w:i/>
-          <w:iCs/>
-          <w:color w:val="475467"/>
-          <w:sz w:val="18"/>
-          <w:szCs w:val="18"/>
+          <w:sz w:val="22"/>
+          <w:szCs w:val="22"/>
         </w:rPr>
         <w:t>Checks performed on the live system</w:t>
       </w:r>
@@ -3964,10 +3874,10 @@
         <w:tblInd w:w="0" w:type="dxa"/>
         <w:tblLayout w:type="fixed"/>
         <w:tblCellMar>
-          <w:top w:w="70" w:type="dxa"/>
-          <w:left w:w="110" w:type="dxa"/>
-          <w:bottom w:w="70" w:type="dxa"/>
-          <w:right w:w="110" w:type="dxa"/>
+          <w:top w:w="60" w:type="dxa"/>
+          <w:left w:w="100" w:type="dxa"/>
+          <w:bottom w:w="60" w:type="dxa"/>
+          <w:right w:w="100" w:type="dxa"/>
         </w:tblCellMar>
       </w:tblPr>
       <w:tblGrid>
@@ -3983,27 +3893,26 @@
           <w:tcPr>
             <w:tcW w:w="600" w:type="dxa"/>
             <w:tcBorders>
-              <w:top w:val="single" w:sz="4" w:space="0" w:color="D0D5DD"/>
-              <w:left w:val="single" w:sz="4" w:space="0" w:color="D0D5DD"/>
-              <w:bottom w:val="single" w:sz="4" w:space="0" w:color="D0D5DD"/>
-              <w:right w:val="single" w:sz="4" w:space="0" w:color="D0D5DD"/>
-            </w:tcBorders>
-            <w:shd w:color="auto" w:fill="606BEB" w:val="clear"/>
-            <w:vAlign w:val="center"/>
-          </w:tcPr>
-          <w:p>
-            <w:pPr>
-              <w:pStyle w:val="Normal"/>
-              <w:spacing w:lineRule="exact" w:line="252" w:before="0" w:after="20"/>
+              <w:top w:val="single" w:sz="4" w:space="0" w:color="000000"/>
+              <w:left w:val="single" w:sz="4" w:space="0" w:color="000000"/>
+              <w:bottom w:val="single" w:sz="4" w:space="0" w:color="000000"/>
+              <w:right w:val="single" w:sz="4" w:space="0" w:color="000000"/>
+            </w:tcBorders>
+            <w:shd w:color="auto" w:fill="D9D9D9" w:val="clear"/>
+            <w:vAlign w:val="center"/>
+          </w:tcPr>
+          <w:p>
+            <w:pPr>
+              <w:pStyle w:val="Normal"/>
+              <w:spacing w:lineRule="exact" w:line="264" w:before="0" w:after="20"/>
               <w:rPr/>
             </w:pPr>
             <w:r>
               <w:rPr>
                 <w:b/>
                 <w:bCs/>
-                <w:color w:val="FFFFFF"/>
-                <w:sz w:val="19"/>
-                <w:szCs w:val="19"/>
+                <w:sz w:val="22"/>
+                <w:szCs w:val="22"/>
               </w:rPr>
               <w:t>#</w:t>
             </w:r>
@@ -4013,27 +3922,26 @@
           <w:tcPr>
             <w:tcW w:w="6825" w:type="dxa"/>
             <w:tcBorders>
-              <w:top w:val="single" w:sz="4" w:space="0" w:color="D0D5DD"/>
-              <w:left w:val="single" w:sz="4" w:space="0" w:color="D0D5DD"/>
-              <w:bottom w:val="single" w:sz="4" w:space="0" w:color="D0D5DD"/>
-              <w:right w:val="single" w:sz="4" w:space="0" w:color="D0D5DD"/>
-            </w:tcBorders>
-            <w:shd w:color="auto" w:fill="606BEB" w:val="clear"/>
-            <w:vAlign w:val="center"/>
-          </w:tcPr>
-          <w:p>
-            <w:pPr>
-              <w:pStyle w:val="Normal"/>
-              <w:spacing w:lineRule="exact" w:line="252" w:before="0" w:after="20"/>
+              <w:top w:val="single" w:sz="4" w:space="0" w:color="000000"/>
+              <w:left w:val="single" w:sz="4" w:space="0" w:color="000000"/>
+              <w:bottom w:val="single" w:sz="4" w:space="0" w:color="000000"/>
+              <w:right w:val="single" w:sz="4" w:space="0" w:color="000000"/>
+            </w:tcBorders>
+            <w:shd w:color="auto" w:fill="D9D9D9" w:val="clear"/>
+            <w:vAlign w:val="center"/>
+          </w:tcPr>
+          <w:p>
+            <w:pPr>
+              <w:pStyle w:val="Normal"/>
+              <w:spacing w:lineRule="exact" w:line="264" w:before="0" w:after="20"/>
               <w:rPr/>
             </w:pPr>
             <w:r>
               <w:rPr>
                 <w:b/>
                 <w:bCs/>
-                <w:color w:val="FFFFFF"/>
-                <w:sz w:val="19"/>
-                <w:szCs w:val="19"/>
+                <w:sz w:val="22"/>
+                <w:szCs w:val="22"/>
               </w:rPr>
               <w:t>Check</w:t>
             </w:r>
@@ -4043,27 +3951,26 @@
           <w:tcPr>
             <w:tcW w:w="1601" w:type="dxa"/>
             <w:tcBorders>
-              <w:top w:val="single" w:sz="4" w:space="0" w:color="D0D5DD"/>
-              <w:left w:val="single" w:sz="4" w:space="0" w:color="D0D5DD"/>
-              <w:bottom w:val="single" w:sz="4" w:space="0" w:color="D0D5DD"/>
-              <w:right w:val="single" w:sz="4" w:space="0" w:color="D0D5DD"/>
-            </w:tcBorders>
-            <w:shd w:color="auto" w:fill="606BEB" w:val="clear"/>
-            <w:vAlign w:val="center"/>
-          </w:tcPr>
-          <w:p>
-            <w:pPr>
-              <w:pStyle w:val="Normal"/>
-              <w:spacing w:lineRule="exact" w:line="252" w:before="0" w:after="20"/>
+              <w:top w:val="single" w:sz="4" w:space="0" w:color="000000"/>
+              <w:left w:val="single" w:sz="4" w:space="0" w:color="000000"/>
+              <w:bottom w:val="single" w:sz="4" w:space="0" w:color="000000"/>
+              <w:right w:val="single" w:sz="4" w:space="0" w:color="000000"/>
+            </w:tcBorders>
+            <w:shd w:color="auto" w:fill="D9D9D9" w:val="clear"/>
+            <w:vAlign w:val="center"/>
+          </w:tcPr>
+          <w:p>
+            <w:pPr>
+              <w:pStyle w:val="Normal"/>
+              <w:spacing w:lineRule="exact" w:line="264" w:before="0" w:after="20"/>
               <w:rPr/>
             </w:pPr>
             <w:r>
               <w:rPr>
                 <w:b/>
                 <w:bCs/>
-                <w:color w:val="FFFFFF"/>
-                <w:sz w:val="19"/>
-                <w:szCs w:val="19"/>
+                <w:sz w:val="22"/>
+                <w:szCs w:val="22"/>
               </w:rPr>
               <w:t>Result</w:t>
             </w:r>
@@ -4078,27 +3985,25 @@
           <w:tcPr>
             <w:tcW w:w="600" w:type="dxa"/>
             <w:tcBorders>
-              <w:top w:val="single" w:sz="4" w:space="0" w:color="D0D5DD"/>
-              <w:left w:val="single" w:sz="4" w:space="0" w:color="D0D5DD"/>
-              <w:bottom w:val="single" w:sz="4" w:space="0" w:color="D0D5DD"/>
-              <w:right w:val="single" w:sz="4" w:space="0" w:color="D0D5DD"/>
-            </w:tcBorders>
-            <w:shd w:color="auto" w:fill="FFFFFF" w:val="clear"/>
-            <w:vAlign w:val="center"/>
-          </w:tcPr>
-          <w:p>
-            <w:pPr>
-              <w:pStyle w:val="Normal"/>
-              <w:spacing w:lineRule="exact" w:line="252" w:before="0" w:after="20"/>
-              <w:rPr/>
-            </w:pPr>
-            <w:r>
-              <w:rPr>
-                <w:b w:val="false"/>
-                <w:bCs w:val="false"/>
-                <w:color w:val="101828"/>
-                <w:sz w:val="19"/>
-                <w:szCs w:val="19"/>
+              <w:top w:val="single" w:sz="4" w:space="0" w:color="000000"/>
+              <w:left w:val="single" w:sz="4" w:space="0" w:color="000000"/>
+              <w:bottom w:val="single" w:sz="4" w:space="0" w:color="000000"/>
+              <w:right w:val="single" w:sz="4" w:space="0" w:color="000000"/>
+            </w:tcBorders>
+            <w:vAlign w:val="center"/>
+          </w:tcPr>
+          <w:p>
+            <w:pPr>
+              <w:pStyle w:val="Normal"/>
+              <w:spacing w:lineRule="exact" w:line="264" w:before="0" w:after="20"/>
+              <w:rPr/>
+            </w:pPr>
+            <w:r>
+              <w:rPr>
+                <w:b w:val="false"/>
+                <w:bCs w:val="false"/>
+                <w:sz w:val="22"/>
+                <w:szCs w:val="22"/>
               </w:rPr>
               <w:t>1</w:t>
             </w:r>
@@ -4108,27 +4013,25 @@
           <w:tcPr>
             <w:tcW w:w="6825" w:type="dxa"/>
             <w:tcBorders>
-              <w:top w:val="single" w:sz="4" w:space="0" w:color="D0D5DD"/>
-              <w:left w:val="single" w:sz="4" w:space="0" w:color="D0D5DD"/>
-              <w:bottom w:val="single" w:sz="4" w:space="0" w:color="D0D5DD"/>
-              <w:right w:val="single" w:sz="4" w:space="0" w:color="D0D5DD"/>
-            </w:tcBorders>
-            <w:shd w:color="auto" w:fill="FFFFFF" w:val="clear"/>
-            <w:vAlign w:val="center"/>
-          </w:tcPr>
-          <w:p>
-            <w:pPr>
-              <w:pStyle w:val="Normal"/>
-              <w:spacing w:lineRule="exact" w:line="252" w:before="0" w:after="20"/>
-              <w:rPr/>
-            </w:pPr>
-            <w:r>
-              <w:rPr>
-                <w:b w:val="false"/>
-                <w:bCs w:val="false"/>
-                <w:color w:val="101828"/>
-                <w:sz w:val="19"/>
-                <w:szCs w:val="19"/>
+              <w:top w:val="single" w:sz="4" w:space="0" w:color="000000"/>
+              <w:left w:val="single" w:sz="4" w:space="0" w:color="000000"/>
+              <w:bottom w:val="single" w:sz="4" w:space="0" w:color="000000"/>
+              <w:right w:val="single" w:sz="4" w:space="0" w:color="000000"/>
+            </w:tcBorders>
+            <w:vAlign w:val="center"/>
+          </w:tcPr>
+          <w:p>
+            <w:pPr>
+              <w:pStyle w:val="Normal"/>
+              <w:spacing w:lineRule="exact" w:line="264" w:before="0" w:after="20"/>
+              <w:rPr/>
+            </w:pPr>
+            <w:r>
+              <w:rPr>
+                <w:b w:val="false"/>
+                <w:bCs w:val="false"/>
+                <w:sz w:val="22"/>
+                <w:szCs w:val="22"/>
               </w:rPr>
               <w:t>Live URL opens the landing page over HTTPS on desktop and phone</w:t>
             </w:r>
@@ -4138,27 +4041,25 @@
           <w:tcPr>
             <w:tcW w:w="1601" w:type="dxa"/>
             <w:tcBorders>
-              <w:top w:val="single" w:sz="4" w:space="0" w:color="D0D5DD"/>
-              <w:left w:val="single" w:sz="4" w:space="0" w:color="D0D5DD"/>
-              <w:bottom w:val="single" w:sz="4" w:space="0" w:color="D0D5DD"/>
-              <w:right w:val="single" w:sz="4" w:space="0" w:color="D0D5DD"/>
-            </w:tcBorders>
-            <w:shd w:color="auto" w:fill="FFFFFF" w:val="clear"/>
-            <w:vAlign w:val="center"/>
-          </w:tcPr>
-          <w:p>
-            <w:pPr>
-              <w:pStyle w:val="Normal"/>
-              <w:spacing w:lineRule="exact" w:line="252" w:before="0" w:after="20"/>
-              <w:rPr/>
-            </w:pPr>
-            <w:r>
-              <w:rPr>
-                <w:b w:val="false"/>
-                <w:bCs w:val="false"/>
-                <w:color w:val="101828"/>
-                <w:sz w:val="19"/>
-                <w:szCs w:val="19"/>
+              <w:top w:val="single" w:sz="4" w:space="0" w:color="000000"/>
+              <w:left w:val="single" w:sz="4" w:space="0" w:color="000000"/>
+              <w:bottom w:val="single" w:sz="4" w:space="0" w:color="000000"/>
+              <w:right w:val="single" w:sz="4" w:space="0" w:color="000000"/>
+            </w:tcBorders>
+            <w:vAlign w:val="center"/>
+          </w:tcPr>
+          <w:p>
+            <w:pPr>
+              <w:pStyle w:val="Normal"/>
+              <w:spacing w:lineRule="exact" w:line="264" w:before="0" w:after="20"/>
+              <w:rPr/>
+            </w:pPr>
+            <w:r>
+              <w:rPr>
+                <w:b w:val="false"/>
+                <w:bCs w:val="false"/>
+                <w:sz w:val="22"/>
+                <w:szCs w:val="22"/>
               </w:rPr>
               <w:t>Pass</w:t>
             </w:r>
@@ -4173,27 +4074,25 @@
           <w:tcPr>
             <w:tcW w:w="600" w:type="dxa"/>
             <w:tcBorders>
-              <w:top w:val="single" w:sz="4" w:space="0" w:color="D0D5DD"/>
-              <w:left w:val="single" w:sz="4" w:space="0" w:color="D0D5DD"/>
-              <w:bottom w:val="single" w:sz="4" w:space="0" w:color="D0D5DD"/>
-              <w:right w:val="single" w:sz="4" w:space="0" w:color="D0D5DD"/>
-            </w:tcBorders>
-            <w:shd w:color="auto" w:fill="F8F9FC" w:val="clear"/>
-            <w:vAlign w:val="center"/>
-          </w:tcPr>
-          <w:p>
-            <w:pPr>
-              <w:pStyle w:val="Normal"/>
-              <w:spacing w:lineRule="exact" w:line="252" w:before="0" w:after="20"/>
-              <w:rPr/>
-            </w:pPr>
-            <w:r>
-              <w:rPr>
-                <w:b w:val="false"/>
-                <w:bCs w:val="false"/>
-                <w:color w:val="101828"/>
-                <w:sz w:val="19"/>
-                <w:szCs w:val="19"/>
+              <w:top w:val="single" w:sz="4" w:space="0" w:color="000000"/>
+              <w:left w:val="single" w:sz="4" w:space="0" w:color="000000"/>
+              <w:bottom w:val="single" w:sz="4" w:space="0" w:color="000000"/>
+              <w:right w:val="single" w:sz="4" w:space="0" w:color="000000"/>
+            </w:tcBorders>
+            <w:vAlign w:val="center"/>
+          </w:tcPr>
+          <w:p>
+            <w:pPr>
+              <w:pStyle w:val="Normal"/>
+              <w:spacing w:lineRule="exact" w:line="264" w:before="0" w:after="20"/>
+              <w:rPr/>
+            </w:pPr>
+            <w:r>
+              <w:rPr>
+                <w:b w:val="false"/>
+                <w:bCs w:val="false"/>
+                <w:sz w:val="22"/>
+                <w:szCs w:val="22"/>
               </w:rPr>
               <w:t>2</w:t>
             </w:r>
@@ -4203,27 +4102,25 @@
           <w:tcPr>
             <w:tcW w:w="6825" w:type="dxa"/>
             <w:tcBorders>
-              <w:top w:val="single" w:sz="4" w:space="0" w:color="D0D5DD"/>
-              <w:left w:val="single" w:sz="4" w:space="0" w:color="D0D5DD"/>
-              <w:bottom w:val="single" w:sz="4" w:space="0" w:color="D0D5DD"/>
-              <w:right w:val="single" w:sz="4" w:space="0" w:color="D0D5DD"/>
-            </w:tcBorders>
-            <w:shd w:color="auto" w:fill="F8F9FC" w:val="clear"/>
-            <w:vAlign w:val="center"/>
-          </w:tcPr>
-          <w:p>
-            <w:pPr>
-              <w:pStyle w:val="Normal"/>
-              <w:spacing w:lineRule="exact" w:line="252" w:before="0" w:after="20"/>
-              <w:rPr/>
-            </w:pPr>
-            <w:r>
-              <w:rPr>
-                <w:b w:val="false"/>
-                <w:bCs w:val="false"/>
-                <w:color w:val="101828"/>
-                <w:sz w:val="19"/>
-                <w:szCs w:val="19"/>
+              <w:top w:val="single" w:sz="4" w:space="0" w:color="000000"/>
+              <w:left w:val="single" w:sz="4" w:space="0" w:color="000000"/>
+              <w:bottom w:val="single" w:sz="4" w:space="0" w:color="000000"/>
+              <w:right w:val="single" w:sz="4" w:space="0" w:color="000000"/>
+            </w:tcBorders>
+            <w:vAlign w:val="center"/>
+          </w:tcPr>
+          <w:p>
+            <w:pPr>
+              <w:pStyle w:val="Normal"/>
+              <w:spacing w:lineRule="exact" w:line="264" w:before="0" w:after="20"/>
+              <w:rPr/>
+            </w:pPr>
+            <w:r>
+              <w:rPr>
+                <w:b w:val="false"/>
+                <w:bCs w:val="false"/>
+                <w:sz w:val="22"/>
+                <w:szCs w:val="22"/>
               </w:rPr>
               <w:t>/api/health returns status ok</w:t>
             </w:r>
@@ -4233,27 +4130,25 @@
           <w:tcPr>
             <w:tcW w:w="1601" w:type="dxa"/>
             <w:tcBorders>
-              <w:top w:val="single" w:sz="4" w:space="0" w:color="D0D5DD"/>
-              <w:left w:val="single" w:sz="4" w:space="0" w:color="D0D5DD"/>
-              <w:bottom w:val="single" w:sz="4" w:space="0" w:color="D0D5DD"/>
-              <w:right w:val="single" w:sz="4" w:space="0" w:color="D0D5DD"/>
-            </w:tcBorders>
-            <w:shd w:color="auto" w:fill="F8F9FC" w:val="clear"/>
-            <w:vAlign w:val="center"/>
-          </w:tcPr>
-          <w:p>
-            <w:pPr>
-              <w:pStyle w:val="Normal"/>
-              <w:spacing w:lineRule="exact" w:line="252" w:before="0" w:after="20"/>
-              <w:rPr/>
-            </w:pPr>
-            <w:r>
-              <w:rPr>
-                <w:b w:val="false"/>
-                <w:bCs w:val="false"/>
-                <w:color w:val="101828"/>
-                <w:sz w:val="19"/>
-                <w:szCs w:val="19"/>
+              <w:top w:val="single" w:sz="4" w:space="0" w:color="000000"/>
+              <w:left w:val="single" w:sz="4" w:space="0" w:color="000000"/>
+              <w:bottom w:val="single" w:sz="4" w:space="0" w:color="000000"/>
+              <w:right w:val="single" w:sz="4" w:space="0" w:color="000000"/>
+            </w:tcBorders>
+            <w:vAlign w:val="center"/>
+          </w:tcPr>
+          <w:p>
+            <w:pPr>
+              <w:pStyle w:val="Normal"/>
+              <w:spacing w:lineRule="exact" w:line="264" w:before="0" w:after="20"/>
+              <w:rPr/>
+            </w:pPr>
+            <w:r>
+              <w:rPr>
+                <w:b w:val="false"/>
+                <w:bCs w:val="false"/>
+                <w:sz w:val="22"/>
+                <w:szCs w:val="22"/>
               </w:rPr>
               <w:t>Pass</w:t>
             </w:r>
@@ -4268,27 +4163,25 @@
           <w:tcPr>
             <w:tcW w:w="600" w:type="dxa"/>
             <w:tcBorders>
-              <w:top w:val="single" w:sz="4" w:space="0" w:color="D0D5DD"/>
-              <w:left w:val="single" w:sz="4" w:space="0" w:color="D0D5DD"/>
-              <w:bottom w:val="single" w:sz="4" w:space="0" w:color="D0D5DD"/>
-              <w:right w:val="single" w:sz="4" w:space="0" w:color="D0D5DD"/>
-            </w:tcBorders>
-            <w:shd w:color="auto" w:fill="FFFFFF" w:val="clear"/>
-            <w:vAlign w:val="center"/>
-          </w:tcPr>
-          <w:p>
-            <w:pPr>
-              <w:pStyle w:val="Normal"/>
-              <w:spacing w:lineRule="exact" w:line="252" w:before="0" w:after="20"/>
-              <w:rPr/>
-            </w:pPr>
-            <w:r>
-              <w:rPr>
-                <w:b w:val="false"/>
-                <w:bCs w:val="false"/>
-                <w:color w:val="101828"/>
-                <w:sz w:val="19"/>
-                <w:szCs w:val="19"/>
+              <w:top w:val="single" w:sz="4" w:space="0" w:color="000000"/>
+              <w:left w:val="single" w:sz="4" w:space="0" w:color="000000"/>
+              <w:bottom w:val="single" w:sz="4" w:space="0" w:color="000000"/>
+              <w:right w:val="single" w:sz="4" w:space="0" w:color="000000"/>
+            </w:tcBorders>
+            <w:vAlign w:val="center"/>
+          </w:tcPr>
+          <w:p>
+            <w:pPr>
+              <w:pStyle w:val="Normal"/>
+              <w:spacing w:lineRule="exact" w:line="264" w:before="0" w:after="20"/>
+              <w:rPr/>
+            </w:pPr>
+            <w:r>
+              <w:rPr>
+                <w:b w:val="false"/>
+                <w:bCs w:val="false"/>
+                <w:sz w:val="22"/>
+                <w:szCs w:val="22"/>
               </w:rPr>
               <w:t>3</w:t>
             </w:r>
@@ -4298,27 +4191,25 @@
           <w:tcPr>
             <w:tcW w:w="6825" w:type="dxa"/>
             <w:tcBorders>
-              <w:top w:val="single" w:sz="4" w:space="0" w:color="D0D5DD"/>
-              <w:left w:val="single" w:sz="4" w:space="0" w:color="D0D5DD"/>
-              <w:bottom w:val="single" w:sz="4" w:space="0" w:color="D0D5DD"/>
-              <w:right w:val="single" w:sz="4" w:space="0" w:color="D0D5DD"/>
-            </w:tcBorders>
-            <w:shd w:color="auto" w:fill="FFFFFF" w:val="clear"/>
-            <w:vAlign w:val="center"/>
-          </w:tcPr>
-          <w:p>
-            <w:pPr>
-              <w:pStyle w:val="Normal"/>
-              <w:spacing w:lineRule="exact" w:line="252" w:before="0" w:after="20"/>
-              <w:rPr/>
-            </w:pPr>
-            <w:r>
-              <w:rPr>
-                <w:b w:val="false"/>
-                <w:bCs w:val="false"/>
-                <w:color w:val="101828"/>
-                <w:sz w:val="19"/>
-                <w:szCs w:val="19"/>
+              <w:top w:val="single" w:sz="4" w:space="0" w:color="000000"/>
+              <w:left w:val="single" w:sz="4" w:space="0" w:color="000000"/>
+              <w:bottom w:val="single" w:sz="4" w:space="0" w:color="000000"/>
+              <w:right w:val="single" w:sz="4" w:space="0" w:color="000000"/>
+            </w:tcBorders>
+            <w:vAlign w:val="center"/>
+          </w:tcPr>
+          <w:p>
+            <w:pPr>
+              <w:pStyle w:val="Normal"/>
+              <w:spacing w:lineRule="exact" w:line="264" w:before="0" w:after="20"/>
+              <w:rPr/>
+            </w:pPr>
+            <w:r>
+              <w:rPr>
+                <w:b w:val="false"/>
+                <w:bCs w:val="false"/>
+                <w:sz w:val="22"/>
+                <w:szCs w:val="22"/>
               </w:rPr>
               <w:t>Sign up, log in, log out, Sign in with Google</w:t>
             </w:r>
@@ -4328,27 +4219,25 @@
           <w:tcPr>
             <w:tcW w:w="1601" w:type="dxa"/>
             <w:tcBorders>
-              <w:top w:val="single" w:sz="4" w:space="0" w:color="D0D5DD"/>
-              <w:left w:val="single" w:sz="4" w:space="0" w:color="D0D5DD"/>
-              <w:bottom w:val="single" w:sz="4" w:space="0" w:color="D0D5DD"/>
-              <w:right w:val="single" w:sz="4" w:space="0" w:color="D0D5DD"/>
-            </w:tcBorders>
-            <w:shd w:color="auto" w:fill="FFFFFF" w:val="clear"/>
-            <w:vAlign w:val="center"/>
-          </w:tcPr>
-          <w:p>
-            <w:pPr>
-              <w:pStyle w:val="Normal"/>
-              <w:spacing w:lineRule="exact" w:line="252" w:before="0" w:after="20"/>
-              <w:rPr/>
-            </w:pPr>
-            <w:r>
-              <w:rPr>
-                <w:b w:val="false"/>
-                <w:bCs w:val="false"/>
-                <w:color w:val="101828"/>
-                <w:sz w:val="19"/>
-                <w:szCs w:val="19"/>
+              <w:top w:val="single" w:sz="4" w:space="0" w:color="000000"/>
+              <w:left w:val="single" w:sz="4" w:space="0" w:color="000000"/>
+              <w:bottom w:val="single" w:sz="4" w:space="0" w:color="000000"/>
+              <w:right w:val="single" w:sz="4" w:space="0" w:color="000000"/>
+            </w:tcBorders>
+            <w:vAlign w:val="center"/>
+          </w:tcPr>
+          <w:p>
+            <w:pPr>
+              <w:pStyle w:val="Normal"/>
+              <w:spacing w:lineRule="exact" w:line="264" w:before="0" w:after="20"/>
+              <w:rPr/>
+            </w:pPr>
+            <w:r>
+              <w:rPr>
+                <w:b w:val="false"/>
+                <w:bCs w:val="false"/>
+                <w:sz w:val="22"/>
+                <w:szCs w:val="22"/>
               </w:rPr>
               <w:t>Pass</w:t>
             </w:r>
@@ -4363,27 +4252,25 @@
           <w:tcPr>
             <w:tcW w:w="600" w:type="dxa"/>
             <w:tcBorders>
-              <w:top w:val="single" w:sz="4" w:space="0" w:color="D0D5DD"/>
-              <w:left w:val="single" w:sz="4" w:space="0" w:color="D0D5DD"/>
-              <w:bottom w:val="single" w:sz="4" w:space="0" w:color="D0D5DD"/>
-              <w:right w:val="single" w:sz="4" w:space="0" w:color="D0D5DD"/>
-            </w:tcBorders>
-            <w:shd w:color="auto" w:fill="F8F9FC" w:val="clear"/>
-            <w:vAlign w:val="center"/>
-          </w:tcPr>
-          <w:p>
-            <w:pPr>
-              <w:pStyle w:val="Normal"/>
-              <w:spacing w:lineRule="exact" w:line="252" w:before="0" w:after="20"/>
-              <w:rPr/>
-            </w:pPr>
-            <w:r>
-              <w:rPr>
-                <w:b w:val="false"/>
-                <w:bCs w:val="false"/>
-                <w:color w:val="101828"/>
-                <w:sz w:val="19"/>
-                <w:szCs w:val="19"/>
+              <w:top w:val="single" w:sz="4" w:space="0" w:color="000000"/>
+              <w:left w:val="single" w:sz="4" w:space="0" w:color="000000"/>
+              <w:bottom w:val="single" w:sz="4" w:space="0" w:color="000000"/>
+              <w:right w:val="single" w:sz="4" w:space="0" w:color="000000"/>
+            </w:tcBorders>
+            <w:vAlign w:val="center"/>
+          </w:tcPr>
+          <w:p>
+            <w:pPr>
+              <w:pStyle w:val="Normal"/>
+              <w:spacing w:lineRule="exact" w:line="264" w:before="0" w:after="20"/>
+              <w:rPr/>
+            </w:pPr>
+            <w:r>
+              <w:rPr>
+                <w:b w:val="false"/>
+                <w:bCs w:val="false"/>
+                <w:sz w:val="22"/>
+                <w:szCs w:val="22"/>
               </w:rPr>
               <w:t>4</w:t>
             </w:r>
@@ -4393,27 +4280,25 @@
           <w:tcPr>
             <w:tcW w:w="6825" w:type="dxa"/>
             <w:tcBorders>
-              <w:top w:val="single" w:sz="4" w:space="0" w:color="D0D5DD"/>
-              <w:left w:val="single" w:sz="4" w:space="0" w:color="D0D5DD"/>
-              <w:bottom w:val="single" w:sz="4" w:space="0" w:color="D0D5DD"/>
-              <w:right w:val="single" w:sz="4" w:space="0" w:color="D0D5DD"/>
-            </w:tcBorders>
-            <w:shd w:color="auto" w:fill="F8F9FC" w:val="clear"/>
-            <w:vAlign w:val="center"/>
-          </w:tcPr>
-          <w:p>
-            <w:pPr>
-              <w:pStyle w:val="Normal"/>
-              <w:spacing w:lineRule="exact" w:line="252" w:before="0" w:after="20"/>
-              <w:rPr/>
-            </w:pPr>
-            <w:r>
-              <w:rPr>
-                <w:b w:val="false"/>
-                <w:bCs w:val="false"/>
-                <w:color w:val="101828"/>
-                <w:sz w:val="19"/>
-                <w:szCs w:val="19"/>
+              <w:top w:val="single" w:sz="4" w:space="0" w:color="000000"/>
+              <w:left w:val="single" w:sz="4" w:space="0" w:color="000000"/>
+              <w:bottom w:val="single" w:sz="4" w:space="0" w:color="000000"/>
+              <w:right w:val="single" w:sz="4" w:space="0" w:color="000000"/>
+            </w:tcBorders>
+            <w:vAlign w:val="center"/>
+          </w:tcPr>
+          <w:p>
+            <w:pPr>
+              <w:pStyle w:val="Normal"/>
+              <w:spacing w:lineRule="exact" w:line="264" w:before="0" w:after="20"/>
+              <w:rPr/>
+            </w:pPr>
+            <w:r>
+              <w:rPr>
+                <w:b w:val="false"/>
+                <w:bCs w:val="false"/>
+                <w:sz w:val="22"/>
+                <w:szCs w:val="22"/>
               </w:rPr>
               <w:t>Upload PDF → analysis result shown</w:t>
             </w:r>
@@ -4423,27 +4308,25 @@
           <w:tcPr>
             <w:tcW w:w="1601" w:type="dxa"/>
             <w:tcBorders>
-              <w:top w:val="single" w:sz="4" w:space="0" w:color="D0D5DD"/>
-              <w:left w:val="single" w:sz="4" w:space="0" w:color="D0D5DD"/>
-              <w:bottom w:val="single" w:sz="4" w:space="0" w:color="D0D5DD"/>
-              <w:right w:val="single" w:sz="4" w:space="0" w:color="D0D5DD"/>
-            </w:tcBorders>
-            <w:shd w:color="auto" w:fill="F8F9FC" w:val="clear"/>
-            <w:vAlign w:val="center"/>
-          </w:tcPr>
-          <w:p>
-            <w:pPr>
-              <w:pStyle w:val="Normal"/>
-              <w:spacing w:lineRule="exact" w:line="252" w:before="0" w:after="20"/>
-              <w:rPr/>
-            </w:pPr>
-            <w:r>
-              <w:rPr>
-                <w:b w:val="false"/>
-                <w:bCs w:val="false"/>
-                <w:color w:val="101828"/>
-                <w:sz w:val="19"/>
-                <w:szCs w:val="19"/>
+              <w:top w:val="single" w:sz="4" w:space="0" w:color="000000"/>
+              <w:left w:val="single" w:sz="4" w:space="0" w:color="000000"/>
+              <w:bottom w:val="single" w:sz="4" w:space="0" w:color="000000"/>
+              <w:right w:val="single" w:sz="4" w:space="0" w:color="000000"/>
+            </w:tcBorders>
+            <w:vAlign w:val="center"/>
+          </w:tcPr>
+          <w:p>
+            <w:pPr>
+              <w:pStyle w:val="Normal"/>
+              <w:spacing w:lineRule="exact" w:line="264" w:before="0" w:after="20"/>
+              <w:rPr/>
+            </w:pPr>
+            <w:r>
+              <w:rPr>
+                <w:b w:val="false"/>
+                <w:bCs w:val="false"/>
+                <w:sz w:val="22"/>
+                <w:szCs w:val="22"/>
               </w:rPr>
               <w:t>Pass</w:t>
             </w:r>
@@ -4458,27 +4341,25 @@
           <w:tcPr>
             <w:tcW w:w="600" w:type="dxa"/>
             <w:tcBorders>
-              <w:top w:val="single" w:sz="4" w:space="0" w:color="D0D5DD"/>
-              <w:left w:val="single" w:sz="4" w:space="0" w:color="D0D5DD"/>
-              <w:bottom w:val="single" w:sz="4" w:space="0" w:color="D0D5DD"/>
-              <w:right w:val="single" w:sz="4" w:space="0" w:color="D0D5DD"/>
-            </w:tcBorders>
-            <w:shd w:color="auto" w:fill="FFFFFF" w:val="clear"/>
-            <w:vAlign w:val="center"/>
-          </w:tcPr>
-          <w:p>
-            <w:pPr>
-              <w:pStyle w:val="Normal"/>
-              <w:spacing w:lineRule="exact" w:line="252" w:before="0" w:after="20"/>
-              <w:rPr/>
-            </w:pPr>
-            <w:r>
-              <w:rPr>
-                <w:b w:val="false"/>
-                <w:bCs w:val="false"/>
-                <w:color w:val="101828"/>
-                <w:sz w:val="19"/>
-                <w:szCs w:val="19"/>
+              <w:top w:val="single" w:sz="4" w:space="0" w:color="000000"/>
+              <w:left w:val="single" w:sz="4" w:space="0" w:color="000000"/>
+              <w:bottom w:val="single" w:sz="4" w:space="0" w:color="000000"/>
+              <w:right w:val="single" w:sz="4" w:space="0" w:color="000000"/>
+            </w:tcBorders>
+            <w:vAlign w:val="center"/>
+          </w:tcPr>
+          <w:p>
+            <w:pPr>
+              <w:pStyle w:val="Normal"/>
+              <w:spacing w:lineRule="exact" w:line="264" w:before="0" w:after="20"/>
+              <w:rPr/>
+            </w:pPr>
+            <w:r>
+              <w:rPr>
+                <w:b w:val="false"/>
+                <w:bCs w:val="false"/>
+                <w:sz w:val="22"/>
+                <w:szCs w:val="22"/>
               </w:rPr>
               <w:t>5</w:t>
             </w:r>
@@ -4488,27 +4369,25 @@
           <w:tcPr>
             <w:tcW w:w="6825" w:type="dxa"/>
             <w:tcBorders>
-              <w:top w:val="single" w:sz="4" w:space="0" w:color="D0D5DD"/>
-              <w:left w:val="single" w:sz="4" w:space="0" w:color="D0D5DD"/>
-              <w:bottom w:val="single" w:sz="4" w:space="0" w:color="D0D5DD"/>
-              <w:right w:val="single" w:sz="4" w:space="0" w:color="D0D5DD"/>
-            </w:tcBorders>
-            <w:shd w:color="auto" w:fill="FFFFFF" w:val="clear"/>
-            <w:vAlign w:val="center"/>
-          </w:tcPr>
-          <w:p>
-            <w:pPr>
-              <w:pStyle w:val="Normal"/>
-              <w:spacing w:lineRule="exact" w:line="252" w:before="0" w:after="20"/>
-              <w:rPr/>
-            </w:pPr>
-            <w:r>
-              <w:rPr>
-                <w:b w:val="false"/>
-                <w:bCs w:val="false"/>
-                <w:color w:val="101828"/>
-                <w:sz w:val="19"/>
-                <w:szCs w:val="19"/>
+              <w:top w:val="single" w:sz="4" w:space="0" w:color="000000"/>
+              <w:left w:val="single" w:sz="4" w:space="0" w:color="000000"/>
+              <w:bottom w:val="single" w:sz="4" w:space="0" w:color="000000"/>
+              <w:right w:val="single" w:sz="4" w:space="0" w:color="000000"/>
+            </w:tcBorders>
+            <w:vAlign w:val="center"/>
+          </w:tcPr>
+          <w:p>
+            <w:pPr>
+              <w:pStyle w:val="Normal"/>
+              <w:spacing w:lineRule="exact" w:line="264" w:before="0" w:after="20"/>
+              <w:rPr/>
+            </w:pPr>
+            <w:r>
+              <w:rPr>
+                <w:b w:val="false"/>
+                <w:bCs w:val="false"/>
+                <w:sz w:val="22"/>
+                <w:szCs w:val="22"/>
               </w:rPr>
               <w:t>Europass CV, before/after score, cover letter, PDF downloads</w:t>
             </w:r>
@@ -4518,27 +4397,25 @@
           <w:tcPr>
             <w:tcW w:w="1601" w:type="dxa"/>
             <w:tcBorders>
-              <w:top w:val="single" w:sz="4" w:space="0" w:color="D0D5DD"/>
-              <w:left w:val="single" w:sz="4" w:space="0" w:color="D0D5DD"/>
-              <w:bottom w:val="single" w:sz="4" w:space="0" w:color="D0D5DD"/>
-              <w:right w:val="single" w:sz="4" w:space="0" w:color="D0D5DD"/>
-            </w:tcBorders>
-            <w:shd w:color="auto" w:fill="FFFFFF" w:val="clear"/>
-            <w:vAlign w:val="center"/>
-          </w:tcPr>
-          <w:p>
-            <w:pPr>
-              <w:pStyle w:val="Normal"/>
-              <w:spacing w:lineRule="exact" w:line="252" w:before="0" w:after="20"/>
-              <w:rPr/>
-            </w:pPr>
-            <w:r>
-              <w:rPr>
-                <w:b w:val="false"/>
-                <w:bCs w:val="false"/>
-                <w:color w:val="101828"/>
-                <w:sz w:val="19"/>
-                <w:szCs w:val="19"/>
+              <w:top w:val="single" w:sz="4" w:space="0" w:color="000000"/>
+              <w:left w:val="single" w:sz="4" w:space="0" w:color="000000"/>
+              <w:bottom w:val="single" w:sz="4" w:space="0" w:color="000000"/>
+              <w:right w:val="single" w:sz="4" w:space="0" w:color="000000"/>
+            </w:tcBorders>
+            <w:vAlign w:val="center"/>
+          </w:tcPr>
+          <w:p>
+            <w:pPr>
+              <w:pStyle w:val="Normal"/>
+              <w:spacing w:lineRule="exact" w:line="264" w:before="0" w:after="20"/>
+              <w:rPr/>
+            </w:pPr>
+            <w:r>
+              <w:rPr>
+                <w:b w:val="false"/>
+                <w:bCs w:val="false"/>
+                <w:sz w:val="22"/>
+                <w:szCs w:val="22"/>
               </w:rPr>
               <w:t>Pass</w:t>
             </w:r>
@@ -4553,27 +4430,25 @@
           <w:tcPr>
             <w:tcW w:w="600" w:type="dxa"/>
             <w:tcBorders>
-              <w:top w:val="single" w:sz="4" w:space="0" w:color="D0D5DD"/>
-              <w:left w:val="single" w:sz="4" w:space="0" w:color="D0D5DD"/>
-              <w:bottom w:val="single" w:sz="4" w:space="0" w:color="D0D5DD"/>
-              <w:right w:val="single" w:sz="4" w:space="0" w:color="D0D5DD"/>
-            </w:tcBorders>
-            <w:shd w:color="auto" w:fill="F8F9FC" w:val="clear"/>
-            <w:vAlign w:val="center"/>
-          </w:tcPr>
-          <w:p>
-            <w:pPr>
-              <w:pStyle w:val="Normal"/>
-              <w:spacing w:lineRule="exact" w:line="252" w:before="0" w:after="20"/>
-              <w:rPr/>
-            </w:pPr>
-            <w:r>
-              <w:rPr>
-                <w:b w:val="false"/>
-                <w:bCs w:val="false"/>
-                <w:color w:val="101828"/>
-                <w:sz w:val="19"/>
-                <w:szCs w:val="19"/>
+              <w:top w:val="single" w:sz="4" w:space="0" w:color="000000"/>
+              <w:left w:val="single" w:sz="4" w:space="0" w:color="000000"/>
+              <w:bottom w:val="single" w:sz="4" w:space="0" w:color="000000"/>
+              <w:right w:val="single" w:sz="4" w:space="0" w:color="000000"/>
+            </w:tcBorders>
+            <w:vAlign w:val="center"/>
+          </w:tcPr>
+          <w:p>
+            <w:pPr>
+              <w:pStyle w:val="Normal"/>
+              <w:spacing w:lineRule="exact" w:line="264" w:before="0" w:after="20"/>
+              <w:rPr/>
+            </w:pPr>
+            <w:r>
+              <w:rPr>
+                <w:b w:val="false"/>
+                <w:bCs w:val="false"/>
+                <w:sz w:val="22"/>
+                <w:szCs w:val="22"/>
               </w:rPr>
               <w:t>6</w:t>
             </w:r>
@@ -4583,27 +4458,25 @@
           <w:tcPr>
             <w:tcW w:w="6825" w:type="dxa"/>
             <w:tcBorders>
-              <w:top w:val="single" w:sz="4" w:space="0" w:color="D0D5DD"/>
-              <w:left w:val="single" w:sz="4" w:space="0" w:color="D0D5DD"/>
-              <w:bottom w:val="single" w:sz="4" w:space="0" w:color="D0D5DD"/>
-              <w:right w:val="single" w:sz="4" w:space="0" w:color="D0D5DD"/>
-            </w:tcBorders>
-            <w:shd w:color="auto" w:fill="F8F9FC" w:val="clear"/>
-            <w:vAlign w:val="center"/>
-          </w:tcPr>
-          <w:p>
-            <w:pPr>
-              <w:pStyle w:val="Normal"/>
-              <w:spacing w:lineRule="exact" w:line="252" w:before="0" w:after="20"/>
-              <w:rPr/>
-            </w:pPr>
-            <w:r>
-              <w:rPr>
-                <w:b w:val="false"/>
-                <w:bCs w:val="false"/>
-                <w:color w:val="101828"/>
-                <w:sz w:val="19"/>
-                <w:szCs w:val="19"/>
+              <w:top w:val="single" w:sz="4" w:space="0" w:color="000000"/>
+              <w:left w:val="single" w:sz="4" w:space="0" w:color="000000"/>
+              <w:bottom w:val="single" w:sz="4" w:space="0" w:color="000000"/>
+              <w:right w:val="single" w:sz="4" w:space="0" w:color="000000"/>
+            </w:tcBorders>
+            <w:vAlign w:val="center"/>
+          </w:tcPr>
+          <w:p>
+            <w:pPr>
+              <w:pStyle w:val="Normal"/>
+              <w:spacing w:lineRule="exact" w:line="264" w:before="0" w:after="20"/>
+              <w:rPr/>
+            </w:pPr>
+            <w:r>
+              <w:rPr>
+                <w:b w:val="false"/>
+                <w:bCs w:val="false"/>
+                <w:sz w:val="22"/>
+                <w:szCs w:val="22"/>
               </w:rPr>
               <w:t>Uploaded files still available after a backend redeploy (GridFS)</w:t>
             </w:r>
@@ -4613,27 +4486,25 @@
           <w:tcPr>
             <w:tcW w:w="1601" w:type="dxa"/>
             <w:tcBorders>
-              <w:top w:val="single" w:sz="4" w:space="0" w:color="D0D5DD"/>
-              <w:left w:val="single" w:sz="4" w:space="0" w:color="D0D5DD"/>
-              <w:bottom w:val="single" w:sz="4" w:space="0" w:color="D0D5DD"/>
-              <w:right w:val="single" w:sz="4" w:space="0" w:color="D0D5DD"/>
-            </w:tcBorders>
-            <w:shd w:color="auto" w:fill="F8F9FC" w:val="clear"/>
-            <w:vAlign w:val="center"/>
-          </w:tcPr>
-          <w:p>
-            <w:pPr>
-              <w:pStyle w:val="Normal"/>
-              <w:spacing w:lineRule="exact" w:line="252" w:before="0" w:after="20"/>
-              <w:rPr/>
-            </w:pPr>
-            <w:r>
-              <w:rPr>
-                <w:b w:val="false"/>
-                <w:bCs w:val="false"/>
-                <w:color w:val="101828"/>
-                <w:sz w:val="19"/>
-                <w:szCs w:val="19"/>
+              <w:top w:val="single" w:sz="4" w:space="0" w:color="000000"/>
+              <w:left w:val="single" w:sz="4" w:space="0" w:color="000000"/>
+              <w:bottom w:val="single" w:sz="4" w:space="0" w:color="000000"/>
+              <w:right w:val="single" w:sz="4" w:space="0" w:color="000000"/>
+            </w:tcBorders>
+            <w:vAlign w:val="center"/>
+          </w:tcPr>
+          <w:p>
+            <w:pPr>
+              <w:pStyle w:val="Normal"/>
+              <w:spacing w:lineRule="exact" w:line="264" w:before="0" w:after="20"/>
+              <w:rPr/>
+            </w:pPr>
+            <w:r>
+              <w:rPr>
+                <w:b w:val="false"/>
+                <w:bCs w:val="false"/>
+                <w:sz w:val="22"/>
+                <w:szCs w:val="22"/>
               </w:rPr>
               <w:t>Pass</w:t>
             </w:r>
@@ -4648,27 +4519,25 @@
           <w:tcPr>
             <w:tcW w:w="600" w:type="dxa"/>
             <w:tcBorders>
-              <w:top w:val="single" w:sz="4" w:space="0" w:color="D0D5DD"/>
-              <w:left w:val="single" w:sz="4" w:space="0" w:color="D0D5DD"/>
-              <w:bottom w:val="single" w:sz="4" w:space="0" w:color="D0D5DD"/>
-              <w:right w:val="single" w:sz="4" w:space="0" w:color="D0D5DD"/>
-            </w:tcBorders>
-            <w:shd w:color="auto" w:fill="FFFFFF" w:val="clear"/>
-            <w:vAlign w:val="center"/>
-          </w:tcPr>
-          <w:p>
-            <w:pPr>
-              <w:pStyle w:val="Normal"/>
-              <w:spacing w:lineRule="exact" w:line="252" w:before="0" w:after="20"/>
-              <w:rPr/>
-            </w:pPr>
-            <w:r>
-              <w:rPr>
-                <w:b w:val="false"/>
-                <w:bCs w:val="false"/>
-                <w:color w:val="101828"/>
-                <w:sz w:val="19"/>
-                <w:szCs w:val="19"/>
+              <w:top w:val="single" w:sz="4" w:space="0" w:color="000000"/>
+              <w:left w:val="single" w:sz="4" w:space="0" w:color="000000"/>
+              <w:bottom w:val="single" w:sz="4" w:space="0" w:color="000000"/>
+              <w:right w:val="single" w:sz="4" w:space="0" w:color="000000"/>
+            </w:tcBorders>
+            <w:vAlign w:val="center"/>
+          </w:tcPr>
+          <w:p>
+            <w:pPr>
+              <w:pStyle w:val="Normal"/>
+              <w:spacing w:lineRule="exact" w:line="264" w:before="0" w:after="20"/>
+              <w:rPr/>
+            </w:pPr>
+            <w:r>
+              <w:rPr>
+                <w:b w:val="false"/>
+                <w:bCs w:val="false"/>
+                <w:sz w:val="22"/>
+                <w:szCs w:val="22"/>
               </w:rPr>
               <w:t>7</w:t>
             </w:r>
@@ -4678,27 +4547,25 @@
           <w:tcPr>
             <w:tcW w:w="6825" w:type="dxa"/>
             <w:tcBorders>
-              <w:top w:val="single" w:sz="4" w:space="0" w:color="D0D5DD"/>
-              <w:left w:val="single" w:sz="4" w:space="0" w:color="D0D5DD"/>
-              <w:bottom w:val="single" w:sz="4" w:space="0" w:color="D0D5DD"/>
-              <w:right w:val="single" w:sz="4" w:space="0" w:color="D0D5DD"/>
-            </w:tcBorders>
-            <w:shd w:color="auto" w:fill="FFFFFF" w:val="clear"/>
-            <w:vAlign w:val="center"/>
-          </w:tcPr>
-          <w:p>
-            <w:pPr>
-              <w:pStyle w:val="Normal"/>
-              <w:spacing w:lineRule="exact" w:line="252" w:before="0" w:after="20"/>
-              <w:rPr/>
-            </w:pPr>
-            <w:r>
-              <w:rPr>
-                <w:b w:val="false"/>
-                <w:bCs w:val="false"/>
-                <w:color w:val="101828"/>
-                <w:sz w:val="19"/>
-                <w:szCs w:val="19"/>
+              <w:top w:val="single" w:sz="4" w:space="0" w:color="000000"/>
+              <w:left w:val="single" w:sz="4" w:space="0" w:color="000000"/>
+              <w:bottom w:val="single" w:sz="4" w:space="0" w:color="000000"/>
+              <w:right w:val="single" w:sz="4" w:space="0" w:color="000000"/>
+            </w:tcBorders>
+            <w:vAlign w:val="center"/>
+          </w:tcPr>
+          <w:p>
+            <w:pPr>
+              <w:pStyle w:val="Normal"/>
+              <w:spacing w:lineRule="exact" w:line="264" w:before="0" w:after="20"/>
+              <w:rPr/>
+            </w:pPr>
+            <w:r>
+              <w:rPr>
+                <w:b w:val="false"/>
+                <w:bCs w:val="false"/>
+                <w:sz w:val="22"/>
+                <w:szCs w:val="22"/>
               </w:rPr>
               <w:t>Request from another origin is blocked by CORS</w:t>
             </w:r>
@@ -4708,27 +4575,25 @@
           <w:tcPr>
             <w:tcW w:w="1601" w:type="dxa"/>
             <w:tcBorders>
-              <w:top w:val="single" w:sz="4" w:space="0" w:color="D0D5DD"/>
-              <w:left w:val="single" w:sz="4" w:space="0" w:color="D0D5DD"/>
-              <w:bottom w:val="single" w:sz="4" w:space="0" w:color="D0D5DD"/>
-              <w:right w:val="single" w:sz="4" w:space="0" w:color="D0D5DD"/>
-            </w:tcBorders>
-            <w:shd w:color="auto" w:fill="FFFFFF" w:val="clear"/>
-            <w:vAlign w:val="center"/>
-          </w:tcPr>
-          <w:p>
-            <w:pPr>
-              <w:pStyle w:val="Normal"/>
-              <w:spacing w:lineRule="exact" w:line="252" w:before="0" w:after="20"/>
-              <w:rPr/>
-            </w:pPr>
-            <w:r>
-              <w:rPr>
-                <w:b w:val="false"/>
-                <w:bCs w:val="false"/>
-                <w:color w:val="101828"/>
-                <w:sz w:val="19"/>
-                <w:szCs w:val="19"/>
+              <w:top w:val="single" w:sz="4" w:space="0" w:color="000000"/>
+              <w:left w:val="single" w:sz="4" w:space="0" w:color="000000"/>
+              <w:bottom w:val="single" w:sz="4" w:space="0" w:color="000000"/>
+              <w:right w:val="single" w:sz="4" w:space="0" w:color="000000"/>
+            </w:tcBorders>
+            <w:vAlign w:val="center"/>
+          </w:tcPr>
+          <w:p>
+            <w:pPr>
+              <w:pStyle w:val="Normal"/>
+              <w:spacing w:lineRule="exact" w:line="264" w:before="0" w:after="20"/>
+              <w:rPr/>
+            </w:pPr>
+            <w:r>
+              <w:rPr>
+                <w:b w:val="false"/>
+                <w:bCs w:val="false"/>
+                <w:sz w:val="22"/>
+                <w:szCs w:val="22"/>
               </w:rPr>
               <w:t>Pass</w:t>
             </w:r>
@@ -4743,27 +4608,25 @@
           <w:tcPr>
             <w:tcW w:w="600" w:type="dxa"/>
             <w:tcBorders>
-              <w:top w:val="single" w:sz="4" w:space="0" w:color="D0D5DD"/>
-              <w:left w:val="single" w:sz="4" w:space="0" w:color="D0D5DD"/>
-              <w:bottom w:val="single" w:sz="4" w:space="0" w:color="D0D5DD"/>
-              <w:right w:val="single" w:sz="4" w:space="0" w:color="D0D5DD"/>
-            </w:tcBorders>
-            <w:shd w:color="auto" w:fill="F8F9FC" w:val="clear"/>
-            <w:vAlign w:val="center"/>
-          </w:tcPr>
-          <w:p>
-            <w:pPr>
-              <w:pStyle w:val="Normal"/>
-              <w:spacing w:lineRule="exact" w:line="252" w:before="0" w:after="20"/>
-              <w:rPr/>
-            </w:pPr>
-            <w:r>
-              <w:rPr>
-                <w:b w:val="false"/>
-                <w:bCs w:val="false"/>
-                <w:color w:val="101828"/>
-                <w:sz w:val="19"/>
-                <w:szCs w:val="19"/>
+              <w:top w:val="single" w:sz="4" w:space="0" w:color="000000"/>
+              <w:left w:val="single" w:sz="4" w:space="0" w:color="000000"/>
+              <w:bottom w:val="single" w:sz="4" w:space="0" w:color="000000"/>
+              <w:right w:val="single" w:sz="4" w:space="0" w:color="000000"/>
+            </w:tcBorders>
+            <w:vAlign w:val="center"/>
+          </w:tcPr>
+          <w:p>
+            <w:pPr>
+              <w:pStyle w:val="Normal"/>
+              <w:spacing w:lineRule="exact" w:line="264" w:before="0" w:after="20"/>
+              <w:rPr/>
+            </w:pPr>
+            <w:r>
+              <w:rPr>
+                <w:b w:val="false"/>
+                <w:bCs w:val="false"/>
+                <w:sz w:val="22"/>
+                <w:szCs w:val="22"/>
               </w:rPr>
               <w:t>8</w:t>
             </w:r>
@@ -4773,27 +4636,25 @@
           <w:tcPr>
             <w:tcW w:w="6825" w:type="dxa"/>
             <w:tcBorders>
-              <w:top w:val="single" w:sz="4" w:space="0" w:color="D0D5DD"/>
-              <w:left w:val="single" w:sz="4" w:space="0" w:color="D0D5DD"/>
-              <w:bottom w:val="single" w:sz="4" w:space="0" w:color="D0D5DD"/>
-              <w:right w:val="single" w:sz="4" w:space="0" w:color="D0D5DD"/>
-            </w:tcBorders>
-            <w:shd w:color="auto" w:fill="F8F9FC" w:val="clear"/>
-            <w:vAlign w:val="center"/>
-          </w:tcPr>
-          <w:p>
-            <w:pPr>
-              <w:pStyle w:val="Normal"/>
-              <w:spacing w:lineRule="exact" w:line="252" w:before="0" w:after="20"/>
-              <w:rPr/>
-            </w:pPr>
-            <w:r>
-              <w:rPr>
-                <w:b w:val="false"/>
-                <w:bCs w:val="false"/>
-                <w:color w:val="101828"/>
-                <w:sz w:val="19"/>
-                <w:szCs w:val="19"/>
+              <w:top w:val="single" w:sz="4" w:space="0" w:color="000000"/>
+              <w:left w:val="single" w:sz="4" w:space="0" w:color="000000"/>
+              <w:bottom w:val="single" w:sz="4" w:space="0" w:color="000000"/>
+              <w:right w:val="single" w:sz="4" w:space="0" w:color="000000"/>
+            </w:tcBorders>
+            <w:vAlign w:val="center"/>
+          </w:tcPr>
+          <w:p>
+            <w:pPr>
+              <w:pStyle w:val="Normal"/>
+              <w:spacing w:lineRule="exact" w:line="264" w:before="0" w:after="20"/>
+              <w:rPr/>
+            </w:pPr>
+            <w:r>
+              <w:rPr>
+                <w:b w:val="false"/>
+                <w:bCs w:val="false"/>
+                <w:sz w:val="22"/>
+                <w:szCs w:val="22"/>
               </w:rPr>
               <w:t>Unknown page shows the 404 page</w:t>
             </w:r>
@@ -4803,27 +4664,25 @@
           <w:tcPr>
             <w:tcW w:w="1601" w:type="dxa"/>
             <w:tcBorders>
-              <w:top w:val="single" w:sz="4" w:space="0" w:color="D0D5DD"/>
-              <w:left w:val="single" w:sz="4" w:space="0" w:color="D0D5DD"/>
-              <w:bottom w:val="single" w:sz="4" w:space="0" w:color="D0D5DD"/>
-              <w:right w:val="single" w:sz="4" w:space="0" w:color="D0D5DD"/>
-            </w:tcBorders>
-            <w:shd w:color="auto" w:fill="F8F9FC" w:val="clear"/>
-            <w:vAlign w:val="center"/>
-          </w:tcPr>
-          <w:p>
-            <w:pPr>
-              <w:pStyle w:val="Normal"/>
-              <w:spacing w:lineRule="exact" w:line="252" w:before="0" w:after="20"/>
-              <w:rPr/>
-            </w:pPr>
-            <w:r>
-              <w:rPr>
-                <w:b w:val="false"/>
-                <w:bCs w:val="false"/>
-                <w:color w:val="101828"/>
-                <w:sz w:val="19"/>
-                <w:szCs w:val="19"/>
+              <w:top w:val="single" w:sz="4" w:space="0" w:color="000000"/>
+              <w:left w:val="single" w:sz="4" w:space="0" w:color="000000"/>
+              <w:bottom w:val="single" w:sz="4" w:space="0" w:color="000000"/>
+              <w:right w:val="single" w:sz="4" w:space="0" w:color="000000"/>
+            </w:tcBorders>
+            <w:vAlign w:val="center"/>
+          </w:tcPr>
+          <w:p>
+            <w:pPr>
+              <w:pStyle w:val="Normal"/>
+              <w:spacing w:lineRule="exact" w:line="264" w:before="0" w:after="20"/>
+              <w:rPr/>
+            </w:pPr>
+            <w:r>
+              <w:rPr>
+                <w:b w:val="false"/>
+                <w:bCs w:val="false"/>
+                <w:sz w:val="22"/>
+                <w:szCs w:val="22"/>
               </w:rPr>
               <w:t>Pass</w:t>
             </w:r>
@@ -4838,27 +4697,25 @@
           <w:tcPr>
             <w:tcW w:w="600" w:type="dxa"/>
             <w:tcBorders>
-              <w:top w:val="single" w:sz="4" w:space="0" w:color="D0D5DD"/>
-              <w:left w:val="single" w:sz="4" w:space="0" w:color="D0D5DD"/>
-              <w:bottom w:val="single" w:sz="4" w:space="0" w:color="D0D5DD"/>
-              <w:right w:val="single" w:sz="4" w:space="0" w:color="D0D5DD"/>
-            </w:tcBorders>
-            <w:shd w:color="auto" w:fill="FFFFFF" w:val="clear"/>
-            <w:vAlign w:val="center"/>
-          </w:tcPr>
-          <w:p>
-            <w:pPr>
-              <w:pStyle w:val="Normal"/>
-              <w:spacing w:lineRule="exact" w:line="252" w:before="0" w:after="20"/>
-              <w:rPr/>
-            </w:pPr>
-            <w:r>
-              <w:rPr>
-                <w:b w:val="false"/>
-                <w:bCs w:val="false"/>
-                <w:color w:val="101828"/>
-                <w:sz w:val="19"/>
-                <w:szCs w:val="19"/>
+              <w:top w:val="single" w:sz="4" w:space="0" w:color="000000"/>
+              <w:left w:val="single" w:sz="4" w:space="0" w:color="000000"/>
+              <w:bottom w:val="single" w:sz="4" w:space="0" w:color="000000"/>
+              <w:right w:val="single" w:sz="4" w:space="0" w:color="000000"/>
+            </w:tcBorders>
+            <w:vAlign w:val="center"/>
+          </w:tcPr>
+          <w:p>
+            <w:pPr>
+              <w:pStyle w:val="Normal"/>
+              <w:spacing w:lineRule="exact" w:line="264" w:before="0" w:after="20"/>
+              <w:rPr/>
+            </w:pPr>
+            <w:r>
+              <w:rPr>
+                <w:b w:val="false"/>
+                <w:bCs w:val="false"/>
+                <w:sz w:val="22"/>
+                <w:szCs w:val="22"/>
               </w:rPr>
               <w:t>9</w:t>
             </w:r>
@@ -4868,27 +4725,25 @@
           <w:tcPr>
             <w:tcW w:w="6825" w:type="dxa"/>
             <w:tcBorders>
-              <w:top w:val="single" w:sz="4" w:space="0" w:color="D0D5DD"/>
-              <w:left w:val="single" w:sz="4" w:space="0" w:color="D0D5DD"/>
-              <w:bottom w:val="single" w:sz="4" w:space="0" w:color="D0D5DD"/>
-              <w:right w:val="single" w:sz="4" w:space="0" w:color="D0D5DD"/>
-            </w:tcBorders>
-            <w:shd w:color="auto" w:fill="FFFFFF" w:val="clear"/>
-            <w:vAlign w:val="center"/>
-          </w:tcPr>
-          <w:p>
-            <w:pPr>
-              <w:pStyle w:val="Normal"/>
-              <w:spacing w:lineRule="exact" w:line="252" w:before="0" w:after="20"/>
-              <w:rPr/>
-            </w:pPr>
-            <w:r>
-              <w:rPr>
-                <w:b w:val="false"/>
-                <w:bCs w:val="false"/>
-                <w:color w:val="101828"/>
-                <w:sz w:val="19"/>
-                <w:szCs w:val="19"/>
+              <w:top w:val="single" w:sz="4" w:space="0" w:color="000000"/>
+              <w:left w:val="single" w:sz="4" w:space="0" w:color="000000"/>
+              <w:bottom w:val="single" w:sz="4" w:space="0" w:color="000000"/>
+              <w:right w:val="single" w:sz="4" w:space="0" w:color="000000"/>
+            </w:tcBorders>
+            <w:vAlign w:val="center"/>
+          </w:tcPr>
+          <w:p>
+            <w:pPr>
+              <w:pStyle w:val="Normal"/>
+              <w:spacing w:lineRule="exact" w:line="264" w:before="0" w:after="20"/>
+              <w:rPr/>
+            </w:pPr>
+            <w:r>
+              <w:rPr>
+                <w:b w:val="false"/>
+                <w:bCs w:val="false"/>
+                <w:sz w:val="22"/>
+                <w:szCs w:val="22"/>
               </w:rPr>
               <w:t>CI green on the deployed commit</w:t>
             </w:r>
@@ -4898,27 +4753,25 @@
           <w:tcPr>
             <w:tcW w:w="1601" w:type="dxa"/>
             <w:tcBorders>
-              <w:top w:val="single" w:sz="4" w:space="0" w:color="D0D5DD"/>
-              <w:left w:val="single" w:sz="4" w:space="0" w:color="D0D5DD"/>
-              <w:bottom w:val="single" w:sz="4" w:space="0" w:color="D0D5DD"/>
-              <w:right w:val="single" w:sz="4" w:space="0" w:color="D0D5DD"/>
-            </w:tcBorders>
-            <w:shd w:color="auto" w:fill="FFFFFF" w:val="clear"/>
-            <w:vAlign w:val="center"/>
-          </w:tcPr>
-          <w:p>
-            <w:pPr>
-              <w:pStyle w:val="Normal"/>
-              <w:spacing w:lineRule="exact" w:line="252" w:before="0" w:after="20"/>
-              <w:rPr/>
-            </w:pPr>
-            <w:r>
-              <w:rPr>
-                <w:b w:val="false"/>
-                <w:bCs w:val="false"/>
-                <w:color w:val="101828"/>
-                <w:sz w:val="19"/>
-                <w:szCs w:val="19"/>
+              <w:top w:val="single" w:sz="4" w:space="0" w:color="000000"/>
+              <w:left w:val="single" w:sz="4" w:space="0" w:color="000000"/>
+              <w:bottom w:val="single" w:sz="4" w:space="0" w:color="000000"/>
+              <w:right w:val="single" w:sz="4" w:space="0" w:color="000000"/>
+            </w:tcBorders>
+            <w:vAlign w:val="center"/>
+          </w:tcPr>
+          <w:p>
+            <w:pPr>
+              <w:pStyle w:val="Normal"/>
+              <w:spacing w:lineRule="exact" w:line="264" w:before="0" w:after="20"/>
+              <w:rPr/>
+            </w:pPr>
+            <w:r>
+              <w:rPr>
+                <w:b w:val="false"/>
+                <w:bCs w:val="false"/>
+                <w:sz w:val="22"/>
+                <w:szCs w:val="22"/>
               </w:rPr>
               <w:t>Pass</w:t>
             </w:r>
@@ -4954,7 +4807,8 @@
           <w:ilvl w:val="0"/>
           <w:numId w:val="1"/>
         </w:numPr>
-        <w:spacing w:lineRule="exact" w:line="276" w:before="0" w:after="60"/>
+        <w:spacing w:lineRule="exact" w:line="360" w:before="0" w:after="60"/>
+        <w:jc w:val="both"/>
         <w:rPr/>
       </w:pPr>
       <w:r>
@@ -4969,7 +4823,8 @@
           <w:ilvl w:val="0"/>
           <w:numId w:val="1"/>
         </w:numPr>
-        <w:spacing w:lineRule="exact" w:line="276" w:before="0" w:after="60"/>
+        <w:spacing w:lineRule="exact" w:line="360" w:before="0" w:after="60"/>
+        <w:jc w:val="both"/>
         <w:rPr/>
       </w:pPr>
       <w:r>
@@ -4984,7 +4839,8 @@
           <w:ilvl w:val="0"/>
           <w:numId w:val="1"/>
         </w:numPr>
-        <w:spacing w:lineRule="exact" w:line="276" w:before="0" w:after="60"/>
+        <w:spacing w:lineRule="exact" w:line="360" w:before="0" w:after="60"/>
+        <w:jc w:val="both"/>
         <w:rPr/>
       </w:pPr>
       <w:r>
@@ -4999,7 +4855,8 @@
           <w:ilvl w:val="0"/>
           <w:numId w:val="1"/>
         </w:numPr>
-        <w:spacing w:lineRule="exact" w:line="276" w:before="0" w:after="60"/>
+        <w:spacing w:lineRule="exact" w:line="360" w:before="0" w:after="60"/>
+        <w:jc w:val="both"/>
         <w:rPr/>
       </w:pPr>
       <w:r>
@@ -5008,114 +4865,16 @@
       </w:r>
     </w:p>
     <w:sectPr>
-      <w:headerReference w:type="default" r:id="rId6"/>
-      <w:footerReference w:type="default" r:id="rId7"/>
       <w:type w:val="nextPage"/>
       <w:pgSz w:w="11906" w:h="16838"/>
-      <w:pgMar w:left="1440" w:right="1440" w:gutter="0" w:header="600" w:top="1440" w:footer="600" w:bottom="1300"/>
+      <w:pgMar w:left="1440" w:right="1440" w:gutter="0" w:header="0" w:top="1440" w:footer="0" w:bottom="1440"/>
       <w:pgNumType w:fmt="decimal"/>
       <w:formProt w:val="false"/>
       <w:textDirection w:val="lrTb"/>
-      <w:docGrid w:type="default" w:linePitch="360" w:charSpace="6143"/>
+      <w:docGrid w:type="default" w:linePitch="360" w:charSpace="0"/>
     </w:sectPr>
   </w:body>
 </w:document>
-</file>
-
-<file path=word/footer1.xml><?xml version="1.0" encoding="utf-8"?>
-<w:ftr xmlns:o="urn:schemas-microsoft-com:office:office" xmlns:r="http://schemas.openxmlformats.org/officeDocument/2006/relationships" xmlns:v="urn:schemas-microsoft-com:vml" xmlns:w="http://schemas.openxmlformats.org/wordprocessingml/2006/main" xmlns:w10="urn:schemas-microsoft-com:office:word" xmlns:wp="http://schemas.openxmlformats.org/drawingml/2006/wordprocessingDrawing" xmlns:wps="http://schemas.microsoft.com/office/word/2010/wordprocessingShape" xmlns:wpg="http://schemas.microsoft.com/office/word/2010/wordprocessingGroup" xmlns:mc="http://schemas.openxmlformats.org/markup-compatibility/2006" xmlns:wp14="http://schemas.microsoft.com/office/word/2010/wordprocessingDrawing" xmlns:w14="http://schemas.microsoft.com/office/word/2010/wordml" xmlns:w15="http://schemas.microsoft.com/office/word/2012/wordml" mc:Ignorable="w14 wp14 w15">
-  <w:p>
-    <w:pPr>
-      <w:pStyle w:val="Normal"/>
-      <w:jc w:val="center"/>
-      <w:rPr/>
-    </w:pPr>
-    <w:r>
-      <w:rPr>
-        <w:color w:val="475467"/>
-        <w:sz w:val="16"/>
-        <w:szCs w:val="16"/>
-      </w:rPr>
-      <w:t xml:space="preserve">Page </w:t>
-    </w:r>
-    <w:r>
-      <w:rPr/>
-      <w:fldChar w:fldCharType="begin"/>
-    </w:r>
-    <w:r>
-      <w:rPr/>
-      <w:instrText xml:space="preserve"> PAGE </w:instrText>
-    </w:r>
-    <w:r>
-      <w:rPr/>
-      <w:fldChar w:fldCharType="separate"/>
-    </w:r>
-    <w:r>
-      <w:rPr/>
-      <w:t>6</w:t>
-    </w:r>
-    <w:r>
-      <w:rPr/>
-      <w:fldChar w:fldCharType="end"/>
-    </w:r>
-    <w:r>
-      <w:rPr>
-        <w:color w:val="475467"/>
-        <w:sz w:val="16"/>
-        <w:szCs w:val="16"/>
-      </w:rPr>
-      <w:t xml:space="preserve"> of </w:t>
-    </w:r>
-    <w:r>
-      <w:rPr/>
-      <w:fldChar w:fldCharType="begin"/>
-    </w:r>
-    <w:r>
-      <w:rPr/>
-      <w:instrText xml:space="preserve"> NUMPAGES </w:instrText>
-    </w:r>
-    <w:r>
-      <w:rPr/>
-      <w:fldChar w:fldCharType="separate"/>
-    </w:r>
-    <w:r>
-      <w:rPr/>
-      <w:t>6</w:t>
-    </w:r>
-    <w:r>
-      <w:rPr/>
-      <w:fldChar w:fldCharType="end"/>
-    </w:r>
-  </w:p>
-</w:ftr>
-</file>
-
-<file path=word/header1.xml><?xml version="1.0" encoding="utf-8"?>
-<w:hdr xmlns:o="urn:schemas-microsoft-com:office:office" xmlns:r="http://schemas.openxmlformats.org/officeDocument/2006/relationships" xmlns:v="urn:schemas-microsoft-com:vml" xmlns:w="http://schemas.openxmlformats.org/wordprocessingml/2006/main" xmlns:w10="urn:schemas-microsoft-com:office:word" xmlns:wp="http://schemas.openxmlformats.org/drawingml/2006/wordprocessingDrawing" xmlns:wps="http://schemas.microsoft.com/office/word/2010/wordprocessingShape" xmlns:wpg="http://schemas.microsoft.com/office/word/2010/wordprocessingGroup" xmlns:mc="http://schemas.openxmlformats.org/markup-compatibility/2006" xmlns:wp14="http://schemas.microsoft.com/office/word/2010/wordprocessingDrawing" xmlns:w14="http://schemas.microsoft.com/office/word/2010/wordml" xmlns:w15="http://schemas.microsoft.com/office/word/2012/wordml" mc:Ignorable="w14 wp14 w15">
-  <w:p>
-    <w:pPr>
-      <w:pStyle w:val="Normal"/>
-      <w:pBdr>
-        <w:bottom w:val="single" w:sz="4" w:space="4" w:color="D0D5DD"/>
-      </w:pBdr>
-      <w:tabs>
-        <w:tab w:val="clear" w:pos="720"/>
-        <w:tab w:val="right" w:pos="9026" w:leader="none"/>
-      </w:tabs>
-      <w:rPr/>
-    </w:pPr>
-    <w:r>
-      <w:rPr>
-        <w:color w:val="475467"/>
-        <w:sz w:val="16"/>
-        <w:szCs w:val="16"/>
-      </w:rPr>
-      <w:t>CSE4204-8A-T05  ·  RESUMIND</w:t>
-      <w:tab/>
-      <w:t>Deployment</w:t>
-    </w:r>
-  </w:p>
-</w:hdr>
 </file>
 
 <file path=word/numbering.xml><?xml version="1.0" encoding="utf-8"?>
@@ -5130,11 +4889,10 @@
         <w:tabs>
           <w:tab w:val="num" w:pos="0"/>
         </w:tabs>
-        <w:ind w:left="540" w:hanging="270"/>
+        <w:ind w:left="720" w:hanging="360"/>
       </w:pPr>
       <w:rPr>
         <w:rFonts w:ascii="Symbol" w:hAnsi="Symbol" w:cs="Symbol" w:hint="default"/>
-        <w:color w:val="606BEB"/>
       </w:rPr>
     </w:lvl>
     <w:lvl w:ilvl="1">
@@ -5244,13 +5002,9 @@
         <w:tabs>
           <w:tab w:val="num" w:pos="0"/>
         </w:tabs>
-        <w:ind w:left="540" w:hanging="320"/>
-      </w:pPr>
-      <w:rPr>
-        <w:b/>
-        <w:bCs/>
-        <w:color w:val="606BEB"/>
-      </w:rPr>
+        <w:ind w:left="720" w:hanging="360"/>
+      </w:pPr>
+      <w:rPr/>
     </w:lvl>
     <w:lvl w:ilvl="1">
       <w:start w:val="1"/>
@@ -5359,13 +5113,9 @@
         <w:tabs>
           <w:tab w:val="num" w:pos="0"/>
         </w:tabs>
-        <w:ind w:left="540" w:hanging="320"/>
-      </w:pPr>
-      <w:rPr>
-        <w:b/>
-        <w:bCs/>
-        <w:color w:val="606BEB"/>
-      </w:rPr>
+        <w:ind w:left="720" w:hanging="360"/>
+      </w:pPr>
+      <w:rPr/>
     </w:lvl>
     <w:lvl w:ilvl="1">
       <w:start w:val="1"/>
@@ -5621,10 +5371,10 @@
   <w:docDefaults>
     <w:rPrDefault>
       <w:rPr>
-        <w:rFonts w:ascii="Calibri" w:hAnsi="Calibri" w:eastAsia="Calibri" w:cs="Calibri"/>
-        <w:color w:val="101828"/>
-        <w:sz w:val="21"/>
-        <w:szCs w:val="21"/>
+        <w:rFonts w:ascii="Times New Roman" w:hAnsi="Times New Roman" w:eastAsia="Times New Roman" w:cs="Times New Roman"/>
+        <w:color w:val="000000"/>
+        <w:sz w:val="24"/>
+        <w:szCs w:val="24"/>
         <w:lang w:val="en-US" w:eastAsia="zh-CN" w:bidi="hi-IN"/>
       </w:rPr>
     </w:rPrDefault>
@@ -5640,15 +5390,15 @@
     <w:pPr>
       <w:widowControl/>
       <w:bidi w:val="0"/>
-      <w:spacing w:before="0" w:after="0"/>
+      <w:spacing w:lineRule="auto" w:line="360" w:before="0" w:after="120"/>
       <w:jc w:val="left"/>
     </w:pPr>
     <w:rPr>
-      <w:rFonts w:ascii="Calibri" w:hAnsi="Calibri" w:eastAsia="Calibri" w:cs="Calibri"/>
-      <w:color w:val="101828"/>
+      <w:rFonts w:ascii="Times New Roman" w:hAnsi="Times New Roman" w:eastAsia="Times New Roman" w:cs="Times New Roman"/>
+      <w:color w:val="000000"/>
       <w:kern w:val="0"/>
-      <w:sz w:val="21"/>
-      <w:szCs w:val="21"/>
+      <w:sz w:val="24"/>
+      <w:szCs w:val="24"/>
       <w:lang w:val="en-US" w:eastAsia="zh-CN" w:bidi="hi-IN"/>
     </w:rPr>
   </w:style>
@@ -5657,19 +5407,16 @@
     <w:basedOn w:val="Heading"/>
     <w:qFormat/>
     <w:pPr>
-      <w:pBdr>
-        <w:bottom w:val="single" w:sz="8" w:space="6" w:color="606BEB"/>
-      </w:pBdr>
-      <w:spacing w:before="120" w:after="200"/>
+      <w:spacing w:lineRule="exact" w:line="360" w:before="280" w:after="120"/>
       <w:outlineLvl w:val="0"/>
     </w:pPr>
     <w:rPr>
-      <w:rFonts w:ascii="Calibri" w:hAnsi="Calibri" w:eastAsia="Calibri" w:cs="Calibri"/>
+      <w:rFonts w:ascii="Times New Roman" w:hAnsi="Times New Roman" w:eastAsia="Times New Roman" w:cs="Times New Roman"/>
       <w:b/>
       <w:bCs/>
-      <w:color w:val="101828"/>
-      <w:sz w:val="34"/>
-      <w:szCs w:val="34"/>
+      <w:color w:val="000000"/>
+      <w:sz w:val="28"/>
+      <w:szCs w:val="28"/>
     </w:rPr>
   </w:style>
   <w:style w:type="paragraph" w:styleId="Heading2">
@@ -5677,16 +5424,16 @@
     <w:basedOn w:val="Heading"/>
     <w:qFormat/>
     <w:pPr>
-      <w:spacing w:before="280" w:after="120"/>
+      <w:spacing w:lineRule="exact" w:line="360" w:before="200" w:after="100"/>
       <w:outlineLvl w:val="1"/>
     </w:pPr>
     <w:rPr>
-      <w:rFonts w:ascii="Calibri" w:hAnsi="Calibri" w:eastAsia="Calibri" w:cs="Calibri"/>
+      <w:rFonts w:ascii="Times New Roman" w:hAnsi="Times New Roman" w:eastAsia="Times New Roman" w:cs="Times New Roman"/>
       <w:b/>
       <w:bCs/>
-      <w:color w:val="606BEB"/>
-      <w:sz w:val="27"/>
-      <w:szCs w:val="27"/>
+      <w:color w:val="000000"/>
+      <w:sz w:val="26"/>
+      <w:szCs w:val="26"/>
     </w:rPr>
   </w:style>
   <w:style w:type="paragraph" w:styleId="Heading3">
@@ -5694,16 +5441,16 @@
     <w:basedOn w:val="Heading"/>
     <w:qFormat/>
     <w:pPr>
-      <w:spacing w:before="200" w:after="80"/>
+      <w:spacing w:lineRule="exact" w:line="360" w:before="160" w:after="80"/>
       <w:outlineLvl w:val="2"/>
     </w:pPr>
     <w:rPr>
-      <w:rFonts w:ascii="Calibri" w:hAnsi="Calibri" w:eastAsia="Calibri" w:cs="Calibri"/>
+      <w:rFonts w:ascii="Times New Roman" w:hAnsi="Times New Roman" w:eastAsia="Times New Roman" w:cs="Times New Roman"/>
       <w:b/>
       <w:bCs/>
-      <w:color w:val="101828"/>
-      <w:sz w:val="23"/>
-      <w:szCs w:val="23"/>
+      <w:color w:val="000000"/>
+      <w:sz w:val="24"/>
+      <w:szCs w:val="24"/>
     </w:rPr>
   </w:style>
   <w:style w:type="paragraph" w:styleId="Heading4">
@@ -5874,17 +5621,17 @@
     <w:pPr>
       <w:widowControl/>
       <w:bidi w:val="0"/>
-      <w:spacing w:before="0" w:after="0"/>
+      <w:spacing w:lineRule="auto" w:line="360" w:before="0" w:after="120"/>
       <w:jc w:val="left"/>
     </w:pPr>
     <w:rPr>
-      <w:rFonts w:ascii="Calibri" w:hAnsi="Calibri" w:eastAsia="Calibri" w:cs="Calibri"/>
+      <w:rFonts w:ascii="Times New Roman" w:hAnsi="Times New Roman" w:eastAsia="Times New Roman" w:cs="Times New Roman"/>
       <w:b/>
       <w:bCs/>
-      <w:color w:val="101828"/>
+      <w:color w:val="000000"/>
       <w:kern w:val="0"/>
-      <w:sz w:val="21"/>
-      <w:szCs w:val="21"/>
+      <w:sz w:val="24"/>
+      <w:szCs w:val="24"/>
       <w:lang w:val="en-US" w:eastAsia="zh-CN" w:bidi="hi-IN"/>
     </w:rPr>
   </w:style>
@@ -5894,15 +5641,15 @@
     <w:pPr>
       <w:widowControl/>
       <w:bidi w:val="0"/>
-      <w:spacing w:before="0" w:after="0"/>
+      <w:spacing w:lineRule="auto" w:line="360" w:before="0" w:after="120"/>
       <w:jc w:val="left"/>
     </w:pPr>
     <w:rPr>
-      <w:rFonts w:ascii="Calibri" w:hAnsi="Calibri" w:eastAsia="Calibri" w:cs="Calibri"/>
-      <w:color w:val="101828"/>
+      <w:rFonts w:ascii="Times New Roman" w:hAnsi="Times New Roman" w:eastAsia="Times New Roman" w:cs="Times New Roman"/>
+      <w:color w:val="000000"/>
       <w:kern w:val="0"/>
-      <w:sz w:val="21"/>
-      <w:szCs w:val="21"/>
+      <w:sz w:val="24"/>
+      <w:szCs w:val="24"/>
       <w:lang w:val="en-US" w:eastAsia="zh-CN" w:bidi="hi-IN"/>
     </w:rPr>
   </w:style>
@@ -5935,25 +5682,6 @@
       <w:sz w:val="20"/>
       <w:szCs w:val="20"/>
     </w:rPr>
-  </w:style>
-  <w:style w:type="paragraph" w:styleId="HeaderandFooter">
-    <w:name w:val="Header and Footer"/>
-    <w:basedOn w:val="Normal"/>
-    <w:qFormat/>
-    <w:pPr/>
-    <w:rPr/>
-  </w:style>
-  <w:style w:type="paragraph" w:styleId="Header">
-    <w:name w:val="Header"/>
-    <w:basedOn w:val="HeaderandFooter"/>
-    <w:pPr/>
-    <w:rPr/>
-  </w:style>
-  <w:style w:type="paragraph" w:styleId="Footer">
-    <w:name w:val="Footer"/>
-    <w:basedOn w:val="HeaderandFooter"/>
-    <w:pPr/>
-    <w:rPr/>
   </w:style>
 </w:styles>
 </file>

--- a/documentation/Week 11 Assignment — Deployment/CSE4204-8A-T05 Deployment.docx
+++ b/documentation/Week 11 Assignment — Deployment/CSE4204-8A-T05 Deployment.docx
@@ -517,7 +517,7 @@
                 <w:sz w:val="22"/>
                 <w:szCs w:val="22"/>
               </w:rPr>
-              <w:t>Team Member List with IDs</w:t>
+              <w:t>Team Leader</w:t>
             </w:r>
           </w:p>
         </w:tc>
@@ -545,55 +545,7 @@
                 <w:sz w:val="22"/>
                 <w:szCs w:val="22"/>
               </w:rPr>
-              <w:t>1. Mahammad Hasan (ID: 11220320828) - Team Leader / Frontend Developer + UI/UX Designer</w:t>
-            </w:r>
-          </w:p>
-          <w:p>
-            <w:pPr>
-              <w:pStyle w:val="Normal"/>
-              <w:spacing w:lineRule="exact" w:line="264" w:before="0" w:after="20"/>
-              <w:rPr/>
-            </w:pPr>
-            <w:r>
-              <w:rPr>
-                <w:b w:val="false"/>
-                <w:bCs w:val="false"/>
-                <w:sz w:val="22"/>
-                <w:szCs w:val="22"/>
-              </w:rPr>
-              <w:t>2. Shanawaz Sakib (ID: 11220320916) - Core System Integration Engineer</w:t>
-            </w:r>
-          </w:p>
-          <w:p>
-            <w:pPr>
-              <w:pStyle w:val="Normal"/>
-              <w:spacing w:lineRule="exact" w:line="264" w:before="0" w:after="20"/>
-              <w:rPr/>
-            </w:pPr>
-            <w:r>
-              <w:rPr>
-                <w:b w:val="false"/>
-                <w:bCs w:val="false"/>
-                <w:sz w:val="22"/>
-                <w:szCs w:val="22"/>
-              </w:rPr>
-              <w:t>3. Ashikur Rahman Himel (ID: 11220320833) - Database Storage &amp; Quality Controller</w:t>
-            </w:r>
-          </w:p>
-          <w:p>
-            <w:pPr>
-              <w:pStyle w:val="Normal"/>
-              <w:spacing w:lineRule="exact" w:line="264" w:before="0" w:after="20"/>
-              <w:rPr/>
-            </w:pPr>
-            <w:r>
-              <w:rPr>
-                <w:b w:val="false"/>
-                <w:bCs w:val="false"/>
-                <w:sz w:val="22"/>
-                <w:szCs w:val="22"/>
-              </w:rPr>
-              <w:t>4. Rasel Ratul (ID: 11220320827) - Backend Developer</w:t>
+              <w:t>Mahammad Hasan (ID: 11220320828)</w:t>
             </w:r>
           </w:p>
         </w:tc>
@@ -626,7 +578,116 @@
                 <w:sz w:val="22"/>
                 <w:szCs w:val="22"/>
               </w:rPr>
-              <w:t>Live Application Link</w:t>
+              <w:t>Team Member List with IDs</w:t>
+            </w:r>
+          </w:p>
+        </w:tc>
+        <w:tc>
+          <w:tcPr>
+            <w:tcW w:w="6425" w:type="dxa"/>
+            <w:tcBorders>
+              <w:top w:val="single" w:sz="4" w:space="0" w:color="000000"/>
+              <w:left w:val="single" w:sz="4" w:space="0" w:color="000000"/>
+              <w:bottom w:val="single" w:sz="4" w:space="0" w:color="000000"/>
+              <w:right w:val="single" w:sz="4" w:space="0" w:color="000000"/>
+            </w:tcBorders>
+            <w:vAlign w:val="center"/>
+          </w:tcPr>
+          <w:p>
+            <w:pPr>
+              <w:pStyle w:val="Normal"/>
+              <w:spacing w:lineRule="exact" w:line="264" w:before="0" w:after="20"/>
+              <w:rPr/>
+            </w:pPr>
+            <w:r>
+              <w:rPr>
+                <w:b w:val="false"/>
+                <w:bCs w:val="false"/>
+                <w:sz w:val="22"/>
+                <w:szCs w:val="22"/>
+              </w:rPr>
+              <w:t>1. Mahammad Hasan (ID: 11220320828) - Team Leader / Frontend Developer + UI/UX Designer</w:t>
+            </w:r>
+          </w:p>
+          <w:p>
+            <w:pPr>
+              <w:pStyle w:val="Normal"/>
+              <w:spacing w:lineRule="exact" w:line="264" w:before="0" w:after="20"/>
+              <w:rPr/>
+            </w:pPr>
+            <w:r>
+              <w:rPr>
+                <w:b w:val="false"/>
+                <w:bCs w:val="false"/>
+                <w:sz w:val="22"/>
+                <w:szCs w:val="22"/>
+              </w:rPr>
+              <w:t>2. Shanawaz Sakib (ID: 11220320916) - Core System Integration Engineer</w:t>
+            </w:r>
+          </w:p>
+          <w:p>
+            <w:pPr>
+              <w:pStyle w:val="Normal"/>
+              <w:spacing w:lineRule="exact" w:line="264" w:before="0" w:after="20"/>
+              <w:rPr/>
+            </w:pPr>
+            <w:r>
+              <w:rPr>
+                <w:b w:val="false"/>
+                <w:bCs w:val="false"/>
+                <w:sz w:val="22"/>
+                <w:szCs w:val="22"/>
+              </w:rPr>
+              <w:t>3. Ashikur Rahman Himel (ID: 11220320833) - Database Storage &amp; Quality Controller</w:t>
+            </w:r>
+          </w:p>
+          <w:p>
+            <w:pPr>
+              <w:pStyle w:val="Normal"/>
+              <w:spacing w:lineRule="exact" w:line="264" w:before="0" w:after="20"/>
+              <w:rPr/>
+            </w:pPr>
+            <w:r>
+              <w:rPr>
+                <w:b w:val="false"/>
+                <w:bCs w:val="false"/>
+                <w:sz w:val="22"/>
+                <w:szCs w:val="22"/>
+              </w:rPr>
+              <w:t>4. Rasel Ratul (ID: 11220320827) - Backend Developer</w:t>
+            </w:r>
+          </w:p>
+        </w:tc>
+      </w:tr>
+      <w:tr>
+        <w:trPr>
+          <w:cantSplit w:val="true"/>
+        </w:trPr>
+        <w:tc>
+          <w:tcPr>
+            <w:tcW w:w="2600" w:type="dxa"/>
+            <w:tcBorders>
+              <w:top w:val="single" w:sz="4" w:space="0" w:color="000000"/>
+              <w:left w:val="single" w:sz="4" w:space="0" w:color="000000"/>
+              <w:bottom w:val="single" w:sz="4" w:space="0" w:color="000000"/>
+              <w:right w:val="single" w:sz="4" w:space="0" w:color="000000"/>
+            </w:tcBorders>
+            <w:vAlign w:val="center"/>
+          </w:tcPr>
+          <w:p>
+            <w:pPr>
+              <w:pStyle w:val="Normal"/>
+              <w:spacing w:lineRule="exact" w:line="264" w:before="0" w:after="20"/>
+              <w:rPr/>
+            </w:pPr>
+            <w:r>
+              <w:rPr>
+                <w:b/>
+                <w:bCs/>
+                <w:sz w:val="22"/>
+                <w:szCs w:val="22"/>
+              </w:rPr>
+              <w:t>Deployment Link (Live URL)</w:t>
             </w:r>
           </w:p>
         </w:tc>

--- a/documentation/Week 11 Assignment — Deployment/CSE4204-8A-T05 Deployment.docx
+++ b/documentation/Week 11 Assignment — Deployment/CSE4204-8A-T05 Deployment.docx
@@ -1597,7 +1597,7 @@
         <w:rPr/>
         <w:drawing>
           <wp:inline distT="0" distB="0" distL="0" distR="0">
-            <wp:extent cx="5667375" cy="2124075"/>
+            <wp:extent cx="5667375" cy="3133725"/>
             <wp:effectExtent l="0" t="0" r="0" b="0"/>
             <wp:docPr id="3" name="architecture.png" descr="Deployment architecture&#10;Deployment architecture"/>
             <wp:cNvGraphicFramePr>
@@ -1621,7 +1621,7 @@
                   <pic:spPr bwMode="auto">
                     <a:xfrm>
                       <a:off x="0" y="0"/>
-                      <a:ext cx="5667375" cy="2124075"/>
+                      <a:ext cx="5667375" cy="3133725"/>
                     </a:xfrm>
                     <a:prstGeom prst="rect">
                       <a:avLst/>

--- a/documentation/Week 11 Assignment — Deployment/CSE4204-8A-T05 Deployment.docx
+++ b/documentation/Week 11 Assignment — Deployment/CSE4204-8A-T05 Deployment.docx
@@ -941,7 +941,7 @@
               <w:rPr/>
               <w:drawing>
                 <wp:inline distT="0" distB="0" distL="0" distR="0">
-                  <wp:extent cx="1619250" cy="1619250"/>
+                  <wp:extent cx="1428750" cy="1428750"/>
                   <wp:effectExtent l="0" t="0" r="0" b="0"/>
                   <wp:docPr id="1" name="qr-app.png" descr="Live application&#10;https://ai-resume-analyzer-psi-lime.vercel.app"/>
                   <wp:cNvGraphicFramePr>
@@ -965,7 +965,7 @@
                         <pic:spPr bwMode="auto">
                           <a:xfrm>
                             <a:off x="0" y="0"/>
-                            <a:ext cx="1619250" cy="1619250"/>
+                            <a:ext cx="1428750" cy="1428750"/>
                           </a:xfrm>
                           <a:prstGeom prst="rect">
                             <a:avLst/>
@@ -1029,7 +1029,7 @@
               <w:rPr/>
               <w:drawing>
                 <wp:inline distT="0" distB="0" distL="0" distR="0">
-                  <wp:extent cx="1619250" cy="1619250"/>
+                  <wp:extent cx="1428750" cy="1428750"/>
                   <wp:effectExtent l="0" t="0" r="0" b="0"/>
                   <wp:docPr id="2" name="qr-repo.png" descr="Source code (GitHub)&#10;https://github.com/mahamud894/AI_Resume_Analyzer"/>
                   <wp:cNvGraphicFramePr>
@@ -1053,7 +1053,7 @@
                         <pic:spPr bwMode="auto">
                           <a:xfrm>
                             <a:off x="0" y="0"/>
-                            <a:ext cx="1619250" cy="1619250"/>
+                            <a:ext cx="1428750" cy="1428750"/>
                           </a:xfrm>
                           <a:prstGeom prst="rect">
                             <a:avLst/>
@@ -1553,29 +1553,6 @@
     </w:p>
     <w:p>
       <w:pPr>
-        <w:pStyle w:val="Heading2"/>
-        <w:keepNext w:val="true"/>
-        <w:rPr/>
-      </w:pPr>
-      <w:r>
-        <w:rPr/>
-        <w:t>1.1 Demo account</w:t>
-      </w:r>
-    </w:p>
-    <w:p>
-      <w:pPr>
-        <w:pStyle w:val="Normal"/>
-        <w:spacing w:lineRule="auto" w:line="360" w:before="0" w:after="120"/>
-        <w:jc w:val="both"/>
-        <w:rPr/>
-      </w:pPr>
-      <w:r>
-        <w:rPr/>
-        <w:t>Examiners can create their own account in a few seconds (Sign Up or Sign in with Google), or use the team's demo account shared during the presentation. No personal data is required.</w:t>
-      </w:r>
-    </w:p>
-    <w:p>
-      <w:pPr>
         <w:pStyle w:val="Heading1"/>
         <w:keepNext w:val="true"/>
         <w:rPr/>
@@ -1597,7 +1574,7 @@
         <w:rPr/>
         <w:drawing>
           <wp:inline distT="0" distB="0" distL="0" distR="0">
-            <wp:extent cx="5667375" cy="3133725"/>
+            <wp:extent cx="4791075" cy="2647950"/>
             <wp:effectExtent l="0" t="0" r="0" b="0"/>
             <wp:docPr id="3" name="architecture.png" descr="Deployment architecture&#10;Deployment architecture"/>
             <wp:cNvGraphicFramePr>
@@ -1621,7 +1598,7 @@
                   <pic:spPr bwMode="auto">
                     <a:xfrm>
                       <a:off x="0" y="0"/>
-                      <a:ext cx="5667375" cy="3133725"/>
+                      <a:ext cx="4791075" cy="2647950"/>
                     </a:xfrm>
                     <a:prstGeom prst="rect">
                       <a:avLst/>
@@ -3799,7 +3776,7 @@
                 <w:sz w:val="17"/>
                 <w:szCs w:val="17"/>
               </w:rPr>
-              <w:t xml:space="preserve">   ├─▶ </w:t>
+              <w:t xml:space="preserve">   ├─</w:t>
             </w:r>
             <w:r>
               <w:rPr>
@@ -3807,7 +3784,7 @@
                 <w:sz w:val="17"/>
                 <w:szCs w:val="17"/>
               </w:rPr>
-              <w:t>GitHub Actions: backend  → npm ci → npm test (48 tests)</w:t>
+              <w:t>&gt; GitHub Actions: backend  → npm ci → npm test (48 tests)</w:t>
             </w:r>
           </w:p>
           <w:p>
@@ -3845,7 +3822,7 @@
                 <w:sz w:val="17"/>
                 <w:szCs w:val="17"/>
               </w:rPr>
-              <w:t xml:space="preserve">   ├─▶ </w:t>
+              <w:t xml:space="preserve">   ├─</w:t>
             </w:r>
             <w:r>
               <w:rPr>
@@ -3853,7 +3830,7 @@
                 <w:sz w:val="17"/>
                 <w:szCs w:val="17"/>
               </w:rPr>
-              <w:t>Render  : npm ci --omit=dev → npm start → health check → live</w:t>
+              <w:t>&gt; Render  : npm ci --omit=dev → npm start → health check → live</w:t>
             </w:r>
           </w:p>
           <w:p>
@@ -3868,7 +3845,7 @@
                 <w:sz w:val="17"/>
                 <w:szCs w:val="17"/>
               </w:rPr>
-              <w:t xml:space="preserve">   └─▶ </w:t>
+              <w:t xml:space="preserve">   └─</w:t>
             </w:r>
             <w:r>
               <w:rPr>
@@ -3876,7 +3853,7 @@
                 <w:sz w:val="17"/>
                 <w:szCs w:val="17"/>
               </w:rPr>
-              <w:t>Vercel  : react-router build (SPA) → live</w:t>
+              <w:t>&gt; Vercel  : react-router build (SPA) → live</w:t>
             </w:r>
           </w:p>
         </w:tc>
@@ -4852,77 +4829,35 @@
     </w:p>
     <w:p>
       <w:pPr>
-        <w:pStyle w:val="Heading2"/>
-        <w:keepNext w:val="true"/>
-        <w:rPr/>
-      </w:pPr>
-      <w:r>
-        <w:rPr/>
-        <w:t>5.1 Keeping the demo stable</w:t>
-      </w:r>
-    </w:p>
-    <w:p>
-      <w:pPr>
-        <w:pStyle w:val="ListParagraph"/>
-        <w:numPr>
-          <w:ilvl w:val="0"/>
-          <w:numId w:val="1"/>
-        </w:numPr>
-        <w:spacing w:lineRule="exact" w:line="360" w:before="0" w:after="60"/>
+        <w:pStyle w:val="Normal"/>
+        <w:spacing w:lineRule="auto" w:line="360" w:before="0" w:after="120"/>
         <w:jc w:val="both"/>
         <w:rPr/>
       </w:pPr>
       <w:r>
-        <w:rPr/>
-        <w:t>Wake the backend by opening /api/health 2–3 minutes before the presentation.</w:t>
-      </w:r>
-    </w:p>
-    <w:p>
-      <w:pPr>
-        <w:pStyle w:val="ListParagraph"/>
-        <w:numPr>
-          <w:ilvl w:val="0"/>
-          <w:numId w:val="1"/>
-        </w:numPr>
-        <w:spacing w:lineRule="exact" w:line="360" w:before="0" w:after="60"/>
-        <w:jc w:val="both"/>
-        <w:rPr/>
-      </w:pPr>
-      <w:r>
-        <w:rPr/>
-        <w:t>Keep a resume PDF and a job description ready on the presentation laptop.</w:t>
-      </w:r>
-    </w:p>
-    <w:p>
-      <w:pPr>
-        <w:pStyle w:val="ListParagraph"/>
-        <w:numPr>
-          <w:ilvl w:val="0"/>
-          <w:numId w:val="1"/>
-        </w:numPr>
-        <w:spacing w:lineRule="exact" w:line="360" w:before="0" w:after="60"/>
-        <w:jc w:val="both"/>
-        <w:rPr/>
-      </w:pPr>
-      <w:r>
-        <w:rPr/>
-        <w:t>Prepare a demo account that already contains one finished analysis, CV and cover letter.</w:t>
-      </w:r>
-    </w:p>
-    <w:p>
-      <w:pPr>
-        <w:pStyle w:val="ListParagraph"/>
-        <w:numPr>
-          <w:ilvl w:val="0"/>
-          <w:numId w:val="1"/>
-        </w:numPr>
-        <w:spacing w:lineRule="exact" w:line="360" w:before="0" w:after="60"/>
-        <w:jc w:val="both"/>
-        <w:rPr/>
-      </w:pPr>
-      <w:r>
-        <w:rPr/>
-        <w:t>Keep backup screenshots (in the presentation slides) in case the internet or Gemini is unavailable.</w:t>
+        <w:rPr>
+          <w:b/>
+          <w:bCs/>
+        </w:rPr>
+        <w:t>Keeping the demo stable:</w:t>
+      </w:r>
+      <w:r>
+        <w:rPr/>
+        <w:t xml:space="preserve"> open </w:t>
+      </w:r>
+      <w:r>
+        <w:rPr>
+          <w:rFonts w:eastAsia="Courier New" w:cs="Courier New" w:ascii="Courier New" w:hAnsi="Courier New"/>
+          <w:b w:val="false"/>
+          <w:bCs w:val="false"/>
+          <w:sz w:val="22"/>
+          <w:szCs w:val="22"/>
+        </w:rPr>
+        <w:t>/api/health</w:t>
+      </w:r>
+      <w:r>
+        <w:rPr/>
+        <w:t xml:space="preserve"> 2–3 minutes before the presentation to wake the backend, keep a resume PDF and job description ready, and use the demo account and the backup screenshots in the slides if the internet or Gemini is unavailable.</w:t>
       </w:r>
     </w:p>
     <w:sectPr>

--- a/documentation/Week 11 Assignment — Deployment/CSE4204-8A-T05 Deployment.docx
+++ b/documentation/Week 11 Assignment — Deployment/CSE4204-8A-T05 Deployment.docx
@@ -5,7 +5,55 @@
     <w:p>
       <w:pPr>
         <w:pStyle w:val="Normal"/>
-        <w:spacing w:lineRule="exact" w:line="276" w:before="600" w:after="40"/>
+        <w:spacing w:lineRule="auto" w:line="240" w:before="0" w:after="240"/>
+        <w:jc w:val="center"/>
+        <w:rPr/>
+      </w:pPr>
+      <w:r>
+        <w:rPr/>
+        <w:drawing>
+          <wp:inline distT="0" distB="0" distL="0" distR="0">
+            <wp:extent cx="1400175" cy="1647825"/>
+            <wp:effectExtent l="0" t="0" r="0" b="0"/>
+            <wp:docPr id="1" name="nubtk-logo" descr="NUBT Khulna logo&#10;Northern University of Business and Technology Khulna logo"/>
+            <wp:cNvGraphicFramePr>
+              <a:graphicFrameLocks xmlns:a="http://schemas.openxmlformats.org/drawingml/2006/main" noChangeAspect="1"/>
+            </wp:cNvGraphicFramePr>
+            <a:graphic xmlns:a="http://schemas.openxmlformats.org/drawingml/2006/main">
+              <a:graphicData uri="http://schemas.openxmlformats.org/drawingml/2006/picture">
+                <pic:pic xmlns:pic="http://schemas.openxmlformats.org/drawingml/2006/picture">
+                  <pic:nvPicPr>
+                    <pic:cNvPr id="1" name="nubtk-logo" descr="NUBT Khulna logo&#10;Northern University of Business and Technology Khulna logo"/>
+                    <pic:cNvPicPr>
+                      <a:picLocks noChangeAspect="1" noChangeArrowheads="1"/>
+                    </pic:cNvPicPr>
+                  </pic:nvPicPr>
+                  <pic:blipFill>
+                    <a:blip r:embed="rId2"/>
+                    <a:stretch>
+                      <a:fillRect/>
+                    </a:stretch>
+                  </pic:blipFill>
+                  <pic:spPr bwMode="auto">
+                    <a:xfrm>
+                      <a:off x="0" y="0"/>
+                      <a:ext cx="1400175" cy="1647825"/>
+                    </a:xfrm>
+                    <a:prstGeom prst="rect">
+                      <a:avLst/>
+                    </a:prstGeom>
+                  </pic:spPr>
+                </pic:pic>
+              </a:graphicData>
+            </a:graphic>
+          </wp:inline>
+        </w:drawing>
+      </w:r>
+    </w:p>
+    <w:p>
+      <w:pPr>
+        <w:pStyle w:val="Normal"/>
+        <w:spacing w:lineRule="exact" w:line="276" w:before="0" w:after="40"/>
         <w:jc w:val="center"/>
         <w:rPr/>
       </w:pPr>
@@ -23,7 +71,7 @@
     <w:p>
       <w:pPr>
         <w:pStyle w:val="Normal"/>
-        <w:spacing w:lineRule="exact" w:line="276" w:before="0" w:after="1400"/>
+        <w:spacing w:lineRule="exact" w:line="276" w:before="0" w:after="1300"/>
         <w:jc w:val="center"/>
         <w:rPr/>
       </w:pPr>
@@ -39,7 +87,7 @@
     <w:p>
       <w:pPr>
         <w:pStyle w:val="Normal"/>
-        <w:spacing w:lineRule="exact" w:line="276" w:before="0" w:after="800"/>
+        <w:spacing w:lineRule="exact" w:line="276" w:before="0" w:after="900"/>
         <w:jc w:val="center"/>
         <w:rPr/>
       </w:pPr>
@@ -95,7 +143,7 @@
     <w:p>
       <w:pPr>
         <w:pStyle w:val="Normal"/>
-        <w:spacing w:lineRule="exact" w:line="276" w:before="0" w:after="2600"/>
+        <w:spacing w:lineRule="exact" w:line="276" w:before="0" w:after="2300"/>
         <w:jc w:val="center"/>
         <w:rPr/>
       </w:pPr>
@@ -708,7 +756,7 @@
               <w:spacing w:lineRule="exact" w:line="264" w:before="0" w:after="20"/>
               <w:rPr/>
             </w:pPr>
-            <w:hyperlink r:id="rId2">
+            <w:hyperlink r:id="rId3">
               <w:r>
                 <w:rPr>
                   <w:rStyle w:val="ListLabel13"/>
@@ -774,7 +822,7 @@
               <w:spacing w:lineRule="exact" w:line="264" w:before="0" w:after="20"/>
               <w:rPr/>
             </w:pPr>
-            <w:hyperlink r:id="rId3">
+            <w:hyperlink r:id="rId4">
               <w:r>
                 <w:rPr>
                   <w:rStyle w:val="ListLabel13"/>
@@ -840,7 +888,7 @@
               <w:spacing w:lineRule="exact" w:line="264" w:before="0" w:after="20"/>
               <w:rPr/>
             </w:pPr>
-            <w:hyperlink r:id="rId4">
+            <w:hyperlink r:id="rId5">
               <w:r>
                 <w:rPr>
                   <w:rStyle w:val="ListLabel13"/>
@@ -943,7 +991,7 @@
                 <wp:inline distT="0" distB="0" distL="0" distR="0">
                   <wp:extent cx="1428750" cy="1428750"/>
                   <wp:effectExtent l="0" t="0" r="0" b="0"/>
-                  <wp:docPr id="1" name="qr-app.png" descr="Live application&#10;https://ai-resume-analyzer-psi-lime.vercel.app"/>
+                  <wp:docPr id="2" name="qr-app.png" descr="Live application&#10;https://ai-resume-analyzer-psi-lime.vercel.app"/>
                   <wp:cNvGraphicFramePr>
                     <a:graphicFrameLocks xmlns:a="http://schemas.openxmlformats.org/drawingml/2006/main" noChangeAspect="1"/>
                   </wp:cNvGraphicFramePr>
@@ -951,95 +999,7 @@
                     <a:graphicData uri="http://schemas.openxmlformats.org/drawingml/2006/picture">
                       <pic:pic xmlns:pic="http://schemas.openxmlformats.org/drawingml/2006/picture">
                         <pic:nvPicPr>
-                          <pic:cNvPr id="1" name="qr-app.png" descr="Live application&#10;https://ai-resume-analyzer-psi-lime.vercel.app"/>
-                          <pic:cNvPicPr>
-                            <a:picLocks noChangeAspect="1" noChangeArrowheads="1"/>
-                          </pic:cNvPicPr>
-                        </pic:nvPicPr>
-                        <pic:blipFill>
-                          <a:blip r:embed="rId5"/>
-                          <a:stretch>
-                            <a:fillRect/>
-                          </a:stretch>
-                        </pic:blipFill>
-                        <pic:spPr bwMode="auto">
-                          <a:xfrm>
-                            <a:off x="0" y="0"/>
-                            <a:ext cx="1428750" cy="1428750"/>
-                          </a:xfrm>
-                          <a:prstGeom prst="rect">
-                            <a:avLst/>
-                          </a:prstGeom>
-                        </pic:spPr>
-                      </pic:pic>
-                    </a:graphicData>
-                  </a:graphic>
-                </wp:inline>
-              </w:drawing>
-            </w:r>
-          </w:p>
-          <w:p>
-            <w:pPr>
-              <w:pStyle w:val="Normal"/>
-              <w:spacing w:before="80" w:after="120"/>
-              <w:jc w:val="center"/>
-              <w:rPr/>
-            </w:pPr>
-            <w:r>
-              <w:rPr>
-                <w:b/>
-                <w:bCs/>
-                <w:sz w:val="24"/>
-                <w:szCs w:val="24"/>
-              </w:rPr>
-              <w:t>Live application</w:t>
-            </w:r>
-          </w:p>
-          <w:p>
-            <w:pPr>
-              <w:pStyle w:val="Normal"/>
-              <w:spacing w:before="0" w:after="120"/>
-              <w:jc w:val="center"/>
-              <w:rPr/>
-            </w:pPr>
-            <w:r>
-              <w:rPr>
-                <w:sz w:val="20"/>
-                <w:szCs w:val="20"/>
-              </w:rPr>
-              <w:t>https://ai-resume-analyzer-psi-lime.vercel.app</w:t>
-            </w:r>
-          </w:p>
-        </w:tc>
-        <w:tc>
-          <w:tcPr>
-            <w:tcW w:w="4512" w:type="dxa"/>
-            <w:tcBorders>
-              <w:left w:val="single" w:sz="24" w:space="0" w:color="FFFFFF"/>
-            </w:tcBorders>
-          </w:tcPr>
-          <w:p>
-            <w:pPr>
-              <w:pStyle w:val="Normal"/>
-              <w:spacing w:lineRule="auto" w:line="240"/>
-              <w:jc w:val="center"/>
-              <w:rPr/>
-            </w:pPr>
-            <w:r>
-              <w:rPr/>
-              <w:drawing>
-                <wp:inline distT="0" distB="0" distL="0" distR="0">
-                  <wp:extent cx="1428750" cy="1428750"/>
-                  <wp:effectExtent l="0" t="0" r="0" b="0"/>
-                  <wp:docPr id="2" name="qr-repo.png" descr="Source code (GitHub)&#10;https://github.com/mahamud894/AI_Resume_Analyzer"/>
-                  <wp:cNvGraphicFramePr>
-                    <a:graphicFrameLocks xmlns:a="http://schemas.openxmlformats.org/drawingml/2006/main" noChangeAspect="1"/>
-                  </wp:cNvGraphicFramePr>
-                  <a:graphic xmlns:a="http://schemas.openxmlformats.org/drawingml/2006/main">
-                    <a:graphicData uri="http://schemas.openxmlformats.org/drawingml/2006/picture">
-                      <pic:pic xmlns:pic="http://schemas.openxmlformats.org/drawingml/2006/picture">
-                        <pic:nvPicPr>
-                          <pic:cNvPr id="2" name="qr-repo.png" descr="Source code (GitHub)&#10;https://github.com/mahamud894/AI_Resume_Analyzer"/>
+                          <pic:cNvPr id="2" name="qr-app.png" descr="Live application&#10;https://ai-resume-analyzer-psi-lime.vercel.app"/>
                           <pic:cNvPicPr>
                             <a:picLocks noChangeAspect="1" noChangeArrowheads="1"/>
                           </pic:cNvPicPr>
@@ -1080,6 +1040,94 @@
                 <w:sz w:val="24"/>
                 <w:szCs w:val="24"/>
               </w:rPr>
+              <w:t>Live application</w:t>
+            </w:r>
+          </w:p>
+          <w:p>
+            <w:pPr>
+              <w:pStyle w:val="Normal"/>
+              <w:spacing w:before="0" w:after="120"/>
+              <w:jc w:val="center"/>
+              <w:rPr/>
+            </w:pPr>
+            <w:r>
+              <w:rPr>
+                <w:sz w:val="20"/>
+                <w:szCs w:val="20"/>
+              </w:rPr>
+              <w:t>https://ai-resume-analyzer-psi-lime.vercel.app</w:t>
+            </w:r>
+          </w:p>
+        </w:tc>
+        <w:tc>
+          <w:tcPr>
+            <w:tcW w:w="4512" w:type="dxa"/>
+            <w:tcBorders>
+              <w:left w:val="single" w:sz="24" w:space="0" w:color="FFFFFF"/>
+            </w:tcBorders>
+          </w:tcPr>
+          <w:p>
+            <w:pPr>
+              <w:pStyle w:val="Normal"/>
+              <w:spacing w:lineRule="auto" w:line="240"/>
+              <w:jc w:val="center"/>
+              <w:rPr/>
+            </w:pPr>
+            <w:r>
+              <w:rPr/>
+              <w:drawing>
+                <wp:inline distT="0" distB="0" distL="0" distR="0">
+                  <wp:extent cx="1428750" cy="1428750"/>
+                  <wp:effectExtent l="0" t="0" r="0" b="0"/>
+                  <wp:docPr id="3" name="qr-repo.png" descr="Source code (GitHub)&#10;https://github.com/mahamud894/AI_Resume_Analyzer"/>
+                  <wp:cNvGraphicFramePr>
+                    <a:graphicFrameLocks xmlns:a="http://schemas.openxmlformats.org/drawingml/2006/main" noChangeAspect="1"/>
+                  </wp:cNvGraphicFramePr>
+                  <a:graphic xmlns:a="http://schemas.openxmlformats.org/drawingml/2006/main">
+                    <a:graphicData uri="http://schemas.openxmlformats.org/drawingml/2006/picture">
+                      <pic:pic xmlns:pic="http://schemas.openxmlformats.org/drawingml/2006/picture">
+                        <pic:nvPicPr>
+                          <pic:cNvPr id="3" name="qr-repo.png" descr="Source code (GitHub)&#10;https://github.com/mahamud894/AI_Resume_Analyzer"/>
+                          <pic:cNvPicPr>
+                            <a:picLocks noChangeAspect="1" noChangeArrowheads="1"/>
+                          </pic:cNvPicPr>
+                        </pic:nvPicPr>
+                        <pic:blipFill>
+                          <a:blip r:embed="rId7"/>
+                          <a:stretch>
+                            <a:fillRect/>
+                          </a:stretch>
+                        </pic:blipFill>
+                        <pic:spPr bwMode="auto">
+                          <a:xfrm>
+                            <a:off x="0" y="0"/>
+                            <a:ext cx="1428750" cy="1428750"/>
+                          </a:xfrm>
+                          <a:prstGeom prst="rect">
+                            <a:avLst/>
+                          </a:prstGeom>
+                        </pic:spPr>
+                      </pic:pic>
+                    </a:graphicData>
+                  </a:graphic>
+                </wp:inline>
+              </w:drawing>
+            </w:r>
+          </w:p>
+          <w:p>
+            <w:pPr>
+              <w:pStyle w:val="Normal"/>
+              <w:spacing w:before="80" w:after="120"/>
+              <w:jc w:val="center"/>
+              <w:rPr/>
+            </w:pPr>
+            <w:r>
+              <w:rPr>
+                <w:b/>
+                <w:bCs/>
+                <w:sz w:val="24"/>
+                <w:szCs w:val="24"/>
+              </w:rPr>
               <w:t>Source code (GitHub)</w:t>
             </w:r>
           </w:p>
@@ -1576,7 +1624,7 @@
           <wp:inline distT="0" distB="0" distL="0" distR="0">
             <wp:extent cx="4791075" cy="2647950"/>
             <wp:effectExtent l="0" t="0" r="0" b="0"/>
-            <wp:docPr id="3" name="architecture.png" descr="Deployment architecture&#10;Deployment architecture"/>
+            <wp:docPr id="4" name="architecture.png" descr="Deployment architecture&#10;Deployment architecture"/>
             <wp:cNvGraphicFramePr>
               <a:graphicFrameLocks xmlns:a="http://schemas.openxmlformats.org/drawingml/2006/main" noChangeAspect="1"/>
             </wp:cNvGraphicFramePr>
@@ -1584,13 +1632,13 @@
               <a:graphicData uri="http://schemas.openxmlformats.org/drawingml/2006/picture">
                 <pic:pic xmlns:pic="http://schemas.openxmlformats.org/drawingml/2006/picture">
                   <pic:nvPicPr>
-                    <pic:cNvPr id="3" name="architecture.png" descr="Deployment architecture&#10;Deployment architecture"/>
+                    <pic:cNvPr id="4" name="architecture.png" descr="Deployment architecture&#10;Deployment architecture"/>
                     <pic:cNvPicPr>
                       <a:picLocks noChangeAspect="1" noChangeArrowheads="1"/>
                     </pic:cNvPicPr>
                   </pic:nvPicPr>
                   <pic:blipFill>
-                    <a:blip r:embed="rId7"/>
+                    <a:blip r:embed="rId8"/>
                     <a:stretch>
                       <a:fillRect/>
                     </a:stretch>
@@ -4861,16 +4909,83 @@
       </w:r>
     </w:p>
     <w:sectPr>
+      <w:footerReference w:type="even" r:id="rId9"/>
+      <w:footerReference w:type="default" r:id="rId10"/>
+      <w:footerReference w:type="first" r:id="rId11"/>
       <w:type w:val="nextPage"/>
       <w:pgSz w:w="11906" w:h="16838"/>
-      <w:pgMar w:left="1440" w:right="1440" w:gutter="0" w:header="0" w:top="1440" w:footer="0" w:bottom="1440"/>
+      <w:pgMar w:left="1440" w:right="1440" w:gutter="0" w:header="0" w:top="1440" w:footer="700" w:bottom="1440"/>
       <w:pgNumType w:fmt="decimal"/>
       <w:formProt w:val="false"/>
+      <w:titlePg/>
       <w:textDirection w:val="lrTb"/>
       <w:docGrid w:type="default" w:linePitch="360" w:charSpace="0"/>
     </w:sectPr>
   </w:body>
 </w:document>
+</file>
+
+<file path=word/footer1.xml><?xml version="1.0" encoding="utf-8"?>
+<w:ftr xmlns:o="urn:schemas-microsoft-com:office:office" xmlns:r="http://schemas.openxmlformats.org/officeDocument/2006/relationships" xmlns:v="urn:schemas-microsoft-com:vml" xmlns:w="http://schemas.openxmlformats.org/wordprocessingml/2006/main" xmlns:w10="urn:schemas-microsoft-com:office:word" xmlns:wp="http://schemas.openxmlformats.org/drawingml/2006/wordprocessingDrawing" xmlns:wps="http://schemas.microsoft.com/office/word/2010/wordprocessingShape" xmlns:wpg="http://schemas.microsoft.com/office/word/2010/wordprocessingGroup" xmlns:mc="http://schemas.openxmlformats.org/markup-compatibility/2006" xmlns:wp14="http://schemas.microsoft.com/office/word/2010/wordprocessingDrawing" xmlns:w14="http://schemas.microsoft.com/office/word/2010/wordml" xmlns:w15="http://schemas.microsoft.com/office/word/2012/wordml" mc:Ignorable="w14 wp14 w15">
+  <w:p>
+    <w:pPr>
+      <w:pStyle w:val="Footer"/>
+      <w:spacing w:before="0" w:after="120"/>
+      <w:rPr/>
+    </w:pPr>
+    <w:r>
+      <w:rPr/>
+    </w:r>
+  </w:p>
+</w:ftr>
+</file>
+
+<file path=word/footer2.xml><?xml version="1.0" encoding="utf-8"?>
+<w:ftr xmlns:o="urn:schemas-microsoft-com:office:office" xmlns:r="http://schemas.openxmlformats.org/officeDocument/2006/relationships" xmlns:v="urn:schemas-microsoft-com:vml" xmlns:w="http://schemas.openxmlformats.org/wordprocessingml/2006/main" xmlns:w10="urn:schemas-microsoft-com:office:word" xmlns:wp="http://schemas.openxmlformats.org/drawingml/2006/wordprocessingDrawing" xmlns:wps="http://schemas.microsoft.com/office/word/2010/wordprocessingShape" xmlns:wpg="http://schemas.microsoft.com/office/word/2010/wordprocessingGroup" xmlns:mc="http://schemas.openxmlformats.org/markup-compatibility/2006" xmlns:wp14="http://schemas.microsoft.com/office/word/2010/wordprocessingDrawing" xmlns:w14="http://schemas.microsoft.com/office/word/2010/wordml" xmlns:w15="http://schemas.microsoft.com/office/word/2012/wordml" mc:Ignorable="w14 wp14 w15">
+  <w:p>
+    <w:pPr>
+      <w:pStyle w:val="Normal"/>
+      <w:spacing w:lineRule="exact" w:line="240" w:before="0" w:after="0"/>
+      <w:jc w:val="center"/>
+      <w:rPr/>
+    </w:pPr>
+    <w:r>
+      <w:rPr/>
+      <w:fldChar w:fldCharType="begin"/>
+    </w:r>
+    <w:r>
+      <w:rPr/>
+      <w:instrText xml:space="preserve"> PAGE </w:instrText>
+    </w:r>
+    <w:r>
+      <w:rPr/>
+      <w:fldChar w:fldCharType="separate"/>
+    </w:r>
+    <w:r>
+      <w:rPr/>
+      <w:t>6</w:t>
+    </w:r>
+    <w:r>
+      <w:rPr/>
+      <w:fldChar w:fldCharType="end"/>
+    </w:r>
+  </w:p>
+</w:ftr>
+</file>
+
+<file path=word/footer3.xml><?xml version="1.0" encoding="utf-8"?>
+<w:ftr xmlns:o="urn:schemas-microsoft-com:office:office" xmlns:r="http://schemas.openxmlformats.org/officeDocument/2006/relationships" xmlns:v="urn:schemas-microsoft-com:vml" xmlns:w="http://schemas.openxmlformats.org/wordprocessingml/2006/main" xmlns:w10="urn:schemas-microsoft-com:office:word" xmlns:wp="http://schemas.openxmlformats.org/drawingml/2006/wordprocessingDrawing" xmlns:wps="http://schemas.microsoft.com/office/word/2010/wordprocessingShape" xmlns:wpg="http://schemas.microsoft.com/office/word/2010/wordprocessingGroup" xmlns:mc="http://schemas.openxmlformats.org/markup-compatibility/2006" xmlns:wp14="http://schemas.microsoft.com/office/word/2010/wordprocessingDrawing" xmlns:w14="http://schemas.microsoft.com/office/word/2010/wordml" xmlns:w15="http://schemas.microsoft.com/office/word/2012/wordml" mc:Ignorable="w14 wp14 w15">
+  <w:p>
+    <w:pPr>
+      <w:pStyle w:val="Normal"/>
+      <w:spacing w:before="0" w:after="120"/>
+      <w:rPr/>
+    </w:pPr>
+    <w:r>
+      <w:rPr/>
+    </w:r>
+  </w:p>
+</w:ftr>
 </file>
 
 <file path=word/numbering.xml><?xml version="1.0" encoding="utf-8"?>
@@ -5367,7 +5482,7 @@
   <w:docDefaults>
     <w:rPrDefault>
       <w:rPr>
-        <w:rFonts w:ascii="Times New Roman" w:hAnsi="Times New Roman" w:eastAsia="Times New Roman" w:cs="Times New Roman"/>
+        <w:rFonts w:ascii="Times New Roman" w:hAnsi="Times New Roman" w:eastAsia="Times New Roman" w:cs="Noto Serif Bengali"/>
         <w:color w:val="000000"/>
         <w:sz w:val="24"/>
         <w:szCs w:val="24"/>
@@ -5390,7 +5505,7 @@
       <w:jc w:val="left"/>
     </w:pPr>
     <w:rPr>
-      <w:rFonts w:ascii="Times New Roman" w:hAnsi="Times New Roman" w:eastAsia="Times New Roman" w:cs="Times New Roman"/>
+      <w:rFonts w:ascii="Times New Roman" w:hAnsi="Times New Roman" w:eastAsia="Times New Roman" w:cs="Noto Serif Bengali"/>
       <w:color w:val="000000"/>
       <w:kern w:val="0"/>
       <w:sz w:val="24"/>
@@ -5407,7 +5522,7 @@
       <w:outlineLvl w:val="0"/>
     </w:pPr>
     <w:rPr>
-      <w:rFonts w:ascii="Times New Roman" w:hAnsi="Times New Roman" w:eastAsia="Times New Roman" w:cs="Times New Roman"/>
+      <w:rFonts w:ascii="Times New Roman" w:hAnsi="Times New Roman" w:eastAsia="Times New Roman" w:cs="Noto Serif Bengali"/>
       <w:b/>
       <w:bCs/>
       <w:color w:val="000000"/>
@@ -5424,7 +5539,7 @@
       <w:outlineLvl w:val="1"/>
     </w:pPr>
     <w:rPr>
-      <w:rFonts w:ascii="Times New Roman" w:hAnsi="Times New Roman" w:eastAsia="Times New Roman" w:cs="Times New Roman"/>
+      <w:rFonts w:ascii="Times New Roman" w:hAnsi="Times New Roman" w:eastAsia="Times New Roman" w:cs="Noto Serif Bengali"/>
       <w:b/>
       <w:bCs/>
       <w:color w:val="000000"/>
@@ -5441,7 +5556,7 @@
       <w:outlineLvl w:val="2"/>
     </w:pPr>
     <w:rPr>
-      <w:rFonts w:ascii="Times New Roman" w:hAnsi="Times New Roman" w:eastAsia="Times New Roman" w:cs="Times New Roman"/>
+      <w:rFonts w:ascii="Times New Roman" w:hAnsi="Times New Roman" w:eastAsia="Times New Roman" w:cs="Noto Serif Bengali"/>
       <w:b/>
       <w:bCs/>
       <w:color w:val="000000"/>
@@ -5621,7 +5736,7 @@
       <w:jc w:val="left"/>
     </w:pPr>
     <w:rPr>
-      <w:rFonts w:ascii="Times New Roman" w:hAnsi="Times New Roman" w:eastAsia="Times New Roman" w:cs="Times New Roman"/>
+      <w:rFonts w:ascii="Times New Roman" w:hAnsi="Times New Roman" w:eastAsia="Times New Roman" w:cs="Noto Serif Bengali"/>
       <w:b/>
       <w:bCs/>
       <w:color w:val="000000"/>
@@ -5641,7 +5756,7 @@
       <w:jc w:val="left"/>
     </w:pPr>
     <w:rPr>
-      <w:rFonts w:ascii="Times New Roman" w:hAnsi="Times New Roman" w:eastAsia="Times New Roman" w:cs="Times New Roman"/>
+      <w:rFonts w:ascii="Times New Roman" w:hAnsi="Times New Roman" w:eastAsia="Times New Roman" w:cs="Noto Serif Bengali"/>
       <w:color w:val="000000"/>
       <w:kern w:val="0"/>
       <w:sz w:val="24"/>
@@ -5678,6 +5793,19 @@
       <w:sz w:val="20"/>
       <w:szCs w:val="20"/>
     </w:rPr>
+  </w:style>
+  <w:style w:type="paragraph" w:styleId="HeaderandFooter">
+    <w:name w:val="Header and Footer"/>
+    <w:basedOn w:val="Normal"/>
+    <w:qFormat/>
+    <w:pPr/>
+    <w:rPr/>
+  </w:style>
+  <w:style w:type="paragraph" w:styleId="Footer">
+    <w:name w:val="Footer"/>
+    <w:basedOn w:val="HeaderandFooter"/>
+    <w:pPr/>
+    <w:rPr/>
   </w:style>
 </w:styles>
 </file>

--- a/documentation/Week 11 Assignment — Deployment/CSE4204-8A-T05 Deployment.docx
+++ b/documentation/Week 11 Assignment — Deployment/CSE4204-8A-T05 Deployment.docx
@@ -5,7 +5,116 @@
     <w:p>
       <w:pPr>
         <w:pStyle w:val="Normal"/>
-        <w:spacing w:lineRule="auto" w:line="240" w:before="0" w:after="240"/>
+        <w:spacing w:lineRule="exact" w:line="276" w:before="600" w:after="40"/>
+        <w:jc w:val="center"/>
+        <w:rPr/>
+      </w:pPr>
+      <w:r>
+        <w:rPr>
+          <w:b/>
+          <w:bCs/>
+          <w:color w:val="7030A0"/>
+          <w:sz w:val="30"/>
+          <w:szCs w:val="30"/>
+        </w:rPr>
+        <w:t>Northern University of Business and Technology Khulna</w:t>
+      </w:r>
+    </w:p>
+    <w:p>
+      <w:pPr>
+        <w:pStyle w:val="Normal"/>
+        <w:spacing w:lineRule="exact" w:line="276" w:before="0" w:after="1400"/>
+        <w:jc w:val="center"/>
+        <w:rPr/>
+      </w:pPr>
+      <w:r>
+        <w:rPr>
+          <w:color w:val="00B050"/>
+          <w:sz w:val="24"/>
+          <w:szCs w:val="24"/>
+        </w:rPr>
+        <w:t>Department of Computer Science and Engineering</w:t>
+      </w:r>
+    </w:p>
+    <w:p>
+      <w:pPr>
+        <w:pStyle w:val="Normal"/>
+        <w:spacing w:lineRule="exact" w:line="276" w:before="0" w:after="800"/>
+        <w:jc w:val="center"/>
+        <w:rPr/>
+      </w:pPr>
+      <w:r>
+        <w:rPr>
+          <w:b/>
+          <w:bCs/>
+          <w:color w:val="FF0000"/>
+          <w:sz w:val="36"/>
+          <w:szCs w:val="36"/>
+        </w:rPr>
+        <w:t>WEEK 11: DEPLOYMENT REPORT</w:t>
+      </w:r>
+    </w:p>
+    <w:p>
+      <w:pPr>
+        <w:pStyle w:val="Normal"/>
+        <w:spacing w:lineRule="exact" w:line="276" w:before="0" w:after="240"/>
+        <w:jc w:val="center"/>
+        <w:rPr/>
+      </w:pPr>
+      <w:r>
+        <w:rPr>
+          <w:b/>
+          <w:bCs/>
+        </w:rPr>
+        <w:t xml:space="preserve">Project Title: </w:t>
+      </w:r>
+      <w:r>
+        <w:rPr/>
+        <w:t>AI-Powered Resume Analyzer and Career Copilot (RESUMIND)</w:t>
+      </w:r>
+    </w:p>
+    <w:p>
+      <w:pPr>
+        <w:pStyle w:val="Normal"/>
+        <w:spacing w:lineRule="exact" w:line="276" w:before="0" w:after="240"/>
+        <w:jc w:val="center"/>
+        <w:rPr/>
+      </w:pPr>
+      <w:r>
+        <w:rPr>
+          <w:b/>
+          <w:bCs/>
+        </w:rPr>
+        <w:t xml:space="preserve">Course Title: </w:t>
+      </w:r>
+      <w:r>
+        <w:rPr/>
+        <w:t>Mobile Computing Lab</w:t>
+      </w:r>
+    </w:p>
+    <w:p>
+      <w:pPr>
+        <w:pStyle w:val="Normal"/>
+        <w:spacing w:lineRule="exact" w:line="276" w:before="0" w:after="400"/>
+        <w:jc w:val="center"/>
+        <w:rPr/>
+      </w:pPr>
+      <w:r>
+        <w:rPr>
+          <w:b/>
+          <w:bCs/>
+        </w:rPr>
+        <w:t xml:space="preserve">Course Code: </w:t>
+      </w:r>
+      <w:r>
+        <w:rPr/>
+        <w:t>CSE4204</w:t>
+      </w:r>
+    </w:p>
+    <w:p>
+      <w:pPr>
+        <w:pStyle w:val="Normal"/>
+        <w:spacing w:lineRule="auto" w:line="240" w:before="0" w:after="300"/>
         <w:jc w:val="center"/>
         <w:rPr/>
       </w:pPr>
@@ -13,7 +122,7 @@
         <w:rPr/>
         <w:drawing>
           <wp:inline distT="0" distB="0" distL="0" distR="0">
-            <wp:extent cx="1400175" cy="1647825"/>
+            <wp:extent cx="1247775" cy="1466850"/>
             <wp:effectExtent l="0" t="0" r="0" b="0"/>
             <wp:docPr id="1" name="nubtk-logo" descr="NUBT Khulna logo&#10;Northern University of Business and Technology Khulna logo"/>
             <wp:cNvGraphicFramePr>
@@ -37,7 +146,7 @@
                   <pic:spPr bwMode="auto">
                     <a:xfrm>
                       <a:off x="0" y="0"/>
-                      <a:ext cx="1400175" cy="1647825"/>
+                      <a:ext cx="1247775" cy="1466850"/>
                     </a:xfrm>
                     <a:prstGeom prst="rect">
                       <a:avLst/>
@@ -48,115 +157,6 @@
             </a:graphic>
           </wp:inline>
         </w:drawing>
-      </w:r>
-    </w:p>
-    <w:p>
-      <w:pPr>
-        <w:pStyle w:val="Normal"/>
-        <w:spacing w:lineRule="exact" w:line="276" w:before="0" w:after="40"/>
-        <w:jc w:val="center"/>
-        <w:rPr/>
-      </w:pPr>
-      <w:r>
-        <w:rPr>
-          <w:b/>
-          <w:bCs/>
-          <w:color w:val="7030A0"/>
-          <w:sz w:val="30"/>
-          <w:szCs w:val="30"/>
-        </w:rPr>
-        <w:t>Northern University of Business and Technology Khulna</w:t>
-      </w:r>
-    </w:p>
-    <w:p>
-      <w:pPr>
-        <w:pStyle w:val="Normal"/>
-        <w:spacing w:lineRule="exact" w:line="276" w:before="0" w:after="1300"/>
-        <w:jc w:val="center"/>
-        <w:rPr/>
-      </w:pPr>
-      <w:r>
-        <w:rPr>
-          <w:color w:val="00B050"/>
-          <w:sz w:val="24"/>
-          <w:szCs w:val="24"/>
-        </w:rPr>
-        <w:t>Department of Computer Science and Engineering</w:t>
-      </w:r>
-    </w:p>
-    <w:p>
-      <w:pPr>
-        <w:pStyle w:val="Normal"/>
-        <w:spacing w:lineRule="exact" w:line="276" w:before="0" w:after="900"/>
-        <w:jc w:val="center"/>
-        <w:rPr/>
-      </w:pPr>
-      <w:r>
-        <w:rPr>
-          <w:b/>
-          <w:bCs/>
-          <w:color w:val="FF0000"/>
-          <w:sz w:val="36"/>
-          <w:szCs w:val="36"/>
-        </w:rPr>
-        <w:t>WEEK 11: DEPLOYMENT REPORT</w:t>
-      </w:r>
-    </w:p>
-    <w:p>
-      <w:pPr>
-        <w:pStyle w:val="Normal"/>
-        <w:spacing w:lineRule="exact" w:line="276" w:before="0" w:after="240"/>
-        <w:jc w:val="center"/>
-        <w:rPr/>
-      </w:pPr>
-      <w:r>
-        <w:rPr>
-          <w:b/>
-          <w:bCs/>
-        </w:rPr>
-        <w:t xml:space="preserve">Project Title: </w:t>
-      </w:r>
-      <w:r>
-        <w:rPr/>
-        <w:t>AI-Powered Resume Analyzer and Career Copilot (RESUMIND)</w:t>
-      </w:r>
-    </w:p>
-    <w:p>
-      <w:pPr>
-        <w:pStyle w:val="Normal"/>
-        <w:spacing w:lineRule="exact" w:line="276" w:before="0" w:after="240"/>
-        <w:jc w:val="center"/>
-        <w:rPr/>
-      </w:pPr>
-      <w:r>
-        <w:rPr>
-          <w:b/>
-          <w:bCs/>
-        </w:rPr>
-        <w:t xml:space="preserve">Course Title: </w:t>
-      </w:r>
-      <w:r>
-        <w:rPr/>
-        <w:t>Mobile Computing Lab</w:t>
-      </w:r>
-    </w:p>
-    <w:p>
-      <w:pPr>
-        <w:pStyle w:val="Normal"/>
-        <w:spacing w:lineRule="exact" w:line="276" w:before="0" w:after="2300"/>
-        <w:jc w:val="center"/>
-        <w:rPr/>
-      </w:pPr>
-      <w:r>
-        <w:rPr>
-          <w:b/>
-          <w:bCs/>
-        </w:rPr>
-        <w:t xml:space="preserve">Course Code: </w:t>
-      </w:r>
-      <w:r>
-        <w:rPr/>
-        <w:t>CSE4204</w:t>
       </w:r>
     </w:p>
     <w:p>

--- a/documentation/Week 11 Assignment — Deployment/CSE4204-8A-T05 Deployment.docx
+++ b/documentation/Week 11 Assignment — Deployment/CSE4204-8A-T05 Deployment.docx
@@ -5,7 +5,7 @@
     <w:p>
       <w:pPr>
         <w:pStyle w:val="Normal"/>
-        <w:spacing w:lineRule="exact" w:line="276" w:before="600" w:after="40"/>
+        <w:spacing w:lineRule="exact" w:line="276" w:before="200" w:after="80"/>
         <w:jc w:val="center"/>
         <w:rPr/>
       </w:pPr>
@@ -14,8 +14,8 @@
           <w:b/>
           <w:bCs/>
           <w:color w:val="7030A0"/>
-          <w:sz w:val="30"/>
-          <w:szCs w:val="30"/>
+          <w:sz w:val="34"/>
+          <w:szCs w:val="34"/>
         </w:rPr>
         <w:t>Northern University of Business and Technology Khulna</w:t>
       </w:r>
@@ -23,15 +23,15 @@
     <w:p>
       <w:pPr>
         <w:pStyle w:val="Normal"/>
-        <w:spacing w:lineRule="exact" w:line="276" w:before="0" w:after="1400"/>
+        <w:spacing w:lineRule="exact" w:line="276" w:before="0" w:after="1650"/>
         <w:jc w:val="center"/>
         <w:rPr/>
       </w:pPr>
       <w:r>
         <w:rPr>
           <w:color w:val="00B050"/>
-          <w:sz w:val="24"/>
-          <w:szCs w:val="24"/>
+          <w:sz w:val="26"/>
+          <w:szCs w:val="26"/>
         </w:rPr>
         <w:t>Department of Computer Science and Engineering</w:t>
       </w:r>
@@ -39,7 +39,7 @@
     <w:p>
       <w:pPr>
         <w:pStyle w:val="Normal"/>
-        <w:spacing w:lineRule="exact" w:line="276" w:before="0" w:after="800"/>
+        <w:spacing w:lineRule="exact" w:line="276" w:before="0" w:after="1250"/>
         <w:jc w:val="center"/>
         <w:rPr/>
       </w:pPr>
@@ -48,8 +48,8 @@
           <w:b/>
           <w:bCs/>
           <w:color w:val="FF0000"/>
-          <w:sz w:val="36"/>
-          <w:szCs w:val="36"/>
+          <w:sz w:val="40"/>
+          <w:szCs w:val="40"/>
         </w:rPr>
         <w:t>WEEK 11: DEPLOYMENT REPORT</w:t>
       </w:r>
@@ -57,7 +57,7 @@
     <w:p>
       <w:pPr>
         <w:pStyle w:val="Normal"/>
-        <w:spacing w:lineRule="exact" w:line="276" w:before="0" w:after="240"/>
+        <w:spacing w:lineRule="exact" w:line="276" w:before="0" w:after="320"/>
         <w:jc w:val="center"/>
         <w:rPr/>
       </w:pPr>
@@ -65,18 +65,23 @@
         <w:rPr>
           <w:b/>
           <w:bCs/>
+          <w:sz w:val="26"/>
+          <w:szCs w:val="26"/>
         </w:rPr>
         <w:t xml:space="preserve">Project Title: </w:t>
       </w:r>
       <w:r>
-        <w:rPr/>
+        <w:rPr>
+          <w:sz w:val="26"/>
+          <w:szCs w:val="26"/>
+        </w:rPr>
         <w:t>AI-Powered Resume Analyzer and Career Copilot (RESUMIND)</w:t>
       </w:r>
     </w:p>
     <w:p>
       <w:pPr>
         <w:pStyle w:val="Normal"/>
-        <w:spacing w:lineRule="exact" w:line="276" w:before="0" w:after="240"/>
+        <w:spacing w:lineRule="exact" w:line="276" w:before="0" w:after="320"/>
         <w:jc w:val="center"/>
         <w:rPr/>
       </w:pPr>
@@ -84,18 +89,23 @@
         <w:rPr>
           <w:b/>
           <w:bCs/>
+          <w:sz w:val="26"/>
+          <w:szCs w:val="26"/>
         </w:rPr>
         <w:t xml:space="preserve">Course Title: </w:t>
       </w:r>
       <w:r>
-        <w:rPr/>
+        <w:rPr>
+          <w:sz w:val="26"/>
+          <w:szCs w:val="26"/>
+        </w:rPr>
         <w:t>Mobile Computing Lab</w:t>
       </w:r>
     </w:p>
     <w:p>
       <w:pPr>
         <w:pStyle w:val="Normal"/>
-        <w:spacing w:lineRule="exact" w:line="276" w:before="0" w:after="400"/>
+        <w:spacing w:lineRule="exact" w:line="276" w:before="0" w:after="1100"/>
         <w:jc w:val="center"/>
         <w:rPr/>
       </w:pPr>
@@ -103,18 +113,23 @@
         <w:rPr>
           <w:b/>
           <w:bCs/>
+          <w:sz w:val="26"/>
+          <w:szCs w:val="26"/>
         </w:rPr>
         <w:t xml:space="preserve">Course Code: </w:t>
       </w:r>
       <w:r>
-        <w:rPr/>
+        <w:rPr>
+          <w:sz w:val="26"/>
+          <w:szCs w:val="26"/>
+        </w:rPr>
         <w:t>CSE4204</w:t>
       </w:r>
     </w:p>
     <w:p>
       <w:pPr>
         <w:pStyle w:val="Normal"/>
-        <w:spacing w:lineRule="auto" w:line="240" w:before="0" w:after="300"/>
+        <w:spacing w:lineRule="auto" w:line="240" w:before="0" w:after="1100"/>
         <w:jc w:val="center"/>
         <w:rPr/>
       </w:pPr>
@@ -122,7 +137,7 @@
         <w:rPr/>
         <w:drawing>
           <wp:inline distT="0" distB="0" distL="0" distR="0">
-            <wp:extent cx="1247775" cy="1466850"/>
+            <wp:extent cx="1714500" cy="2009775"/>
             <wp:effectExtent l="0" t="0" r="0" b="0"/>
             <wp:docPr id="1" name="nubtk-logo" descr="NUBT Khulna logo&#10;Northern University of Business and Technology Khulna logo"/>
             <wp:cNvGraphicFramePr>
@@ -146,7 +161,7 @@
                   <pic:spPr bwMode="auto">
                     <a:xfrm>
                       <a:off x="0" y="0"/>
-                      <a:ext cx="1247775" cy="1466850"/>
+                      <a:ext cx="1714500" cy="2009775"/>
                     </a:xfrm>
                     <a:prstGeom prst="rect">
                       <a:avLst/>
@@ -162,7 +177,7 @@
     <w:p>
       <w:pPr>
         <w:pStyle w:val="Normal"/>
-        <w:spacing w:lineRule="exact" w:line="276" w:before="0" w:after="20"/>
+        <w:spacing w:lineRule="exact" w:line="276" w:before="0" w:after="60"/>
         <w:jc w:val="center"/>
         <w:rPr/>
       </w:pPr>
@@ -170,6 +185,8 @@
         <w:rPr>
           <w:b/>
           <w:bCs/>
+          <w:sz w:val="26"/>
+          <w:szCs w:val="26"/>
         </w:rPr>
         <w:t>Submitted to:</w:t>
       </w:r>
@@ -177,7 +194,7 @@
     <w:p>
       <w:pPr>
         <w:pStyle w:val="Normal"/>
-        <w:spacing w:lineRule="exact" w:line="276" w:before="0" w:after="20"/>
+        <w:spacing w:lineRule="exact" w:line="276" w:before="0" w:after="40"/>
         <w:jc w:val="center"/>
         <w:rPr/>
       </w:pPr>
@@ -186,6 +203,8 @@
           <w:b/>
           <w:bCs/>
           <w:color w:val="0070C0"/>
+          <w:sz w:val="26"/>
+          <w:szCs w:val="26"/>
         </w:rPr>
         <w:t>Md. Riaz Mahmud</w:t>
       </w:r>
@@ -193,36 +212,45 @@
     <w:p>
       <w:pPr>
         <w:pStyle w:val="Normal"/>
-        <w:spacing w:lineRule="exact" w:line="276" w:before="0" w:after="20"/>
+        <w:spacing w:lineRule="exact" w:line="276" w:before="0" w:after="40"/>
         <w:jc w:val="center"/>
         <w:rPr/>
       </w:pPr>
       <w:r>
-        <w:rPr/>
+        <w:rPr>
+          <w:sz w:val="24"/>
+          <w:szCs w:val="24"/>
+        </w:rPr>
         <w:t>Assistant Professor</w:t>
       </w:r>
     </w:p>
     <w:p>
       <w:pPr>
         <w:pStyle w:val="Normal"/>
-        <w:spacing w:lineRule="exact" w:line="276" w:before="0" w:after="20"/>
+        <w:spacing w:lineRule="exact" w:line="276" w:before="0" w:after="40"/>
         <w:jc w:val="center"/>
         <w:rPr/>
       </w:pPr>
       <w:r>
-        <w:rPr/>
+        <w:rPr>
+          <w:sz w:val="24"/>
+          <w:szCs w:val="24"/>
+        </w:rPr>
         <w:t>Department of Computer Science and Engineering</w:t>
       </w:r>
     </w:p>
     <w:p>
       <w:pPr>
         <w:pStyle w:val="Normal"/>
-        <w:spacing w:lineRule="exact" w:line="276" w:before="0" w:after="240"/>
+        <w:spacing w:lineRule="exact" w:line="276" w:before="0" w:after="700"/>
         <w:jc w:val="center"/>
         <w:rPr/>
       </w:pPr>
       <w:r>
-        <w:rPr/>
+        <w:rPr>
+          <w:sz w:val="24"/>
+          <w:szCs w:val="24"/>
+        </w:rPr>
         <w:t>Northern University of Business and Technology, Khulna</w:t>
       </w:r>
     </w:p>
@@ -237,12 +265,17 @@
         <w:rPr>
           <w:b/>
           <w:bCs/>
+          <w:sz w:val="26"/>
+          <w:szCs w:val="26"/>
         </w:rPr>
         <w:t xml:space="preserve">Submission Date: </w:t>
       </w:r>
       <w:r>
-        <w:rPr/>
-        <w:t>22 October 2026</w:t>
+        <w:rPr>
+          <w:sz w:val="26"/>
+          <w:szCs w:val="26"/>
+        </w:rPr>
+        <w:t>23 October 2026</w:t>
       </w:r>
     </w:p>
     <w:p>
